--- a/cONTEXTOS/PLAN MAESTRO rebranding.docx
+++ b/cONTEXTOS/PLAN MAESTRO rebranding.docx
@@ -29,8 +29,51 @@
           <w:szCs w:val="36"/>
           <w:lang w:eastAsia="es-ES"/>
         </w:rPr>
-        <w:t>PLAN MAESTRO - MIGRACIÓN Y REBRANDING AuditBPM → TodoEnRegla</w:t>
-      </w:r>
+        <w:t xml:space="preserve">PLAN MAESTRO - MIGRACIÓN Y REBRANDING </w:t>
+      </w:r>
+      <w:proofErr w:type="spellStart"/>
+      <w:r>
+        <w:rPr>
+          <w:rFonts w:ascii="Segoe UI" w:eastAsia="Times New Roman" w:hAnsi="Segoe UI" w:cs="Segoe UI"/>
+          <w:b/>
+          <w:bCs/>
+          <w:color w:val="0F1115"/>
+          <w:kern w:val="36"/>
+          <w:sz w:val="36"/>
+          <w:szCs w:val="36"/>
+          <w:lang w:eastAsia="es-ES"/>
+        </w:rPr>
+        <w:t>AuditBPM</w:t>
+      </w:r>
+      <w:proofErr w:type="spellEnd"/>
+      <w:r>
+        <w:rPr>
+          <w:rFonts w:ascii="Segoe UI" w:eastAsia="Times New Roman" w:hAnsi="Segoe UI" w:cs="Segoe UI"/>
+          <w:b/>
+          <w:bCs/>
+          <w:color w:val="0F1115"/>
+          <w:kern w:val="36"/>
+          <w:sz w:val="36"/>
+          <w:szCs w:val="36"/>
+          <w:lang w:eastAsia="es-ES"/>
+        </w:rPr>
+        <w:t xml:space="preserve"> → </w:t>
+      </w:r>
+      <w:proofErr w:type="spellStart"/>
+      <w:r>
+        <w:rPr>
+          <w:rFonts w:ascii="Segoe UI" w:eastAsia="Times New Roman" w:hAnsi="Segoe UI" w:cs="Segoe UI"/>
+          <w:b/>
+          <w:bCs/>
+          <w:color w:val="0F1115"/>
+          <w:kern w:val="36"/>
+          <w:sz w:val="36"/>
+          <w:szCs w:val="36"/>
+          <w:lang w:eastAsia="es-ES"/>
+        </w:rPr>
+        <w:t>TodoEnRegla</w:t>
+      </w:r>
+      <w:proofErr w:type="spellEnd"/>
     </w:p>
     <w:p>
       <w:pPr>
@@ -107,8 +150,48 @@
           <w:szCs w:val="30"/>
           <w:lang w:eastAsia="es-ES"/>
         </w:rPr>
-        <w:t>0.1 Guardar hash parameters de Auth</w:t>
-      </w:r>
+        <w:t xml:space="preserve">0.1 Guardar hash </w:t>
+      </w:r>
+      <w:proofErr w:type="spellStart"/>
+      <w:r>
+        <w:rPr>
+          <w:rFonts w:ascii="Segoe UI" w:eastAsia="Times New Roman" w:hAnsi="Segoe UI" w:cs="Segoe UI"/>
+          <w:b/>
+          <w:bCs/>
+          <w:color w:val="0F1115"/>
+          <w:sz w:val="30"/>
+          <w:szCs w:val="30"/>
+          <w:lang w:eastAsia="es-ES"/>
+        </w:rPr>
+        <w:t>parameters</w:t>
+      </w:r>
+      <w:proofErr w:type="spellEnd"/>
+      <w:r>
+        <w:rPr>
+          <w:rFonts w:ascii="Segoe UI" w:eastAsia="Times New Roman" w:hAnsi="Segoe UI" w:cs="Segoe UI"/>
+          <w:b/>
+          <w:bCs/>
+          <w:color w:val="0F1115"/>
+          <w:sz w:val="30"/>
+          <w:szCs w:val="30"/>
+          <w:lang w:eastAsia="es-ES"/>
+        </w:rPr>
+        <w:t xml:space="preserve"> de </w:t>
+      </w:r>
+      <w:proofErr w:type="spellStart"/>
+      <w:r>
+        <w:rPr>
+          <w:rFonts w:ascii="Segoe UI" w:eastAsia="Times New Roman" w:hAnsi="Segoe UI" w:cs="Segoe UI"/>
+          <w:b/>
+          <w:bCs/>
+          <w:color w:val="0F1115"/>
+          <w:sz w:val="30"/>
+          <w:szCs w:val="30"/>
+          <w:lang w:eastAsia="es-ES"/>
+        </w:rPr>
+        <w:t>Auth</w:t>
+      </w:r>
+      <w:proofErr w:type="spellEnd"/>
     </w:p>
     <w:p>
       <w:pPr>
@@ -204,6 +287,7 @@
         </w:rPr>
         <w:t>Seleccionar proyecto </w:t>
       </w:r>
+      <w:proofErr w:type="spellStart"/>
       <w:r>
         <w:rPr>
           <w:rFonts w:ascii="Consolas" w:eastAsia="Times New Roman" w:hAnsi="Consolas" w:cs="Courier New"/>
@@ -215,6 +299,7 @@
         </w:rPr>
         <w:t>auditbpm-backend</w:t>
       </w:r>
+      <w:proofErr w:type="spellEnd"/>
     </w:p>
     <w:p>
       <w:pPr>
@@ -241,8 +326,42 @@
           <w:szCs w:val="24"/>
           <w:lang w:eastAsia="es-ES"/>
         </w:rPr>
-        <w:t>Menú izquierdo → Authentication → Users</w:t>
-      </w:r>
+        <w:t xml:space="preserve">Menú izquierdo → </w:t>
+      </w:r>
+      <w:proofErr w:type="spellStart"/>
+      <w:r>
+        <w:rPr>
+          <w:rFonts w:ascii="Segoe UI" w:eastAsia="Times New Roman" w:hAnsi="Segoe UI" w:cs="Segoe UI"/>
+          <w:color w:val="0F1115"/>
+          <w:sz w:val="24"/>
+          <w:szCs w:val="24"/>
+          <w:lang w:eastAsia="es-ES"/>
+        </w:rPr>
+        <w:t>Authentication</w:t>
+      </w:r>
+      <w:proofErr w:type="spellEnd"/>
+      <w:r>
+        <w:rPr>
+          <w:rFonts w:ascii="Segoe UI" w:eastAsia="Times New Roman" w:hAnsi="Segoe UI" w:cs="Segoe UI"/>
+          <w:color w:val="0F1115"/>
+          <w:sz w:val="24"/>
+          <w:szCs w:val="24"/>
+          <w:lang w:eastAsia="es-ES"/>
+        </w:rPr>
+        <w:t xml:space="preserve"> → </w:t>
+      </w:r>
+      <w:proofErr w:type="spellStart"/>
+      <w:r>
+        <w:rPr>
+          <w:rFonts w:ascii="Segoe UI" w:eastAsia="Times New Roman" w:hAnsi="Segoe UI" w:cs="Segoe UI"/>
+          <w:color w:val="0F1115"/>
+          <w:sz w:val="24"/>
+          <w:szCs w:val="24"/>
+          <w:lang w:eastAsia="es-ES"/>
+        </w:rPr>
+        <w:t>Users</w:t>
+      </w:r>
+      <w:proofErr w:type="spellEnd"/>
     </w:p>
     <w:p>
       <w:pPr>
@@ -261,15 +380,27 @@
           <w:lang w:eastAsia="es-ES"/>
         </w:rPr>
       </w:pPr>
-      <w:r>
-        <w:rPr>
-          <w:rFonts w:ascii="Segoe UI" w:eastAsia="Times New Roman" w:hAnsi="Segoe UI" w:cs="Segoe UI"/>
-          <w:color w:val="0F1115"/>
-          <w:sz w:val="24"/>
-          <w:szCs w:val="24"/>
-          <w:lang w:eastAsia="es-ES"/>
-        </w:rPr>
-        <w:t>Click en los 3 puntitos (</w:t>
+      <w:proofErr w:type="spellStart"/>
+      <w:r>
+        <w:rPr>
+          <w:rFonts w:ascii="Segoe UI" w:eastAsia="Times New Roman" w:hAnsi="Segoe UI" w:cs="Segoe UI"/>
+          <w:color w:val="0F1115"/>
+          <w:sz w:val="24"/>
+          <w:szCs w:val="24"/>
+          <w:lang w:eastAsia="es-ES"/>
+        </w:rPr>
+        <w:t>Click</w:t>
+      </w:r>
+      <w:proofErr w:type="spellEnd"/>
+      <w:r>
+        <w:rPr>
+          <w:rFonts w:ascii="Segoe UI" w:eastAsia="Times New Roman" w:hAnsi="Segoe UI" w:cs="Segoe UI"/>
+          <w:color w:val="0F1115"/>
+          <w:sz w:val="24"/>
+          <w:szCs w:val="24"/>
+          <w:lang w:eastAsia="es-ES"/>
+        </w:rPr>
+        <w:t xml:space="preserve"> en los 3 puntitos (</w:t>
       </w:r>
       <w:r>
         <w:rPr>
@@ -309,15 +440,71 @@
           <w:lang w:eastAsia="es-ES"/>
         </w:rPr>
       </w:pPr>
-      <w:r>
-        <w:rPr>
-          <w:rFonts w:ascii="Segoe UI" w:eastAsia="Times New Roman" w:hAnsi="Segoe UI" w:cs="Segoe UI"/>
-          <w:color w:val="0F1115"/>
-          <w:sz w:val="24"/>
-          <w:szCs w:val="24"/>
-          <w:lang w:eastAsia="es-ES"/>
-        </w:rPr>
-        <w:t>Click en "Password hash parameters"</w:t>
+      <w:proofErr w:type="spellStart"/>
+      <w:r>
+        <w:rPr>
+          <w:rFonts w:ascii="Segoe UI" w:eastAsia="Times New Roman" w:hAnsi="Segoe UI" w:cs="Segoe UI"/>
+          <w:color w:val="0F1115"/>
+          <w:sz w:val="24"/>
+          <w:szCs w:val="24"/>
+          <w:lang w:eastAsia="es-ES"/>
+        </w:rPr>
+        <w:t>Click</w:t>
+      </w:r>
+      <w:proofErr w:type="spellEnd"/>
+      <w:r>
+        <w:rPr>
+          <w:rFonts w:ascii="Segoe UI" w:eastAsia="Times New Roman" w:hAnsi="Segoe UI" w:cs="Segoe UI"/>
+          <w:color w:val="0F1115"/>
+          <w:sz w:val="24"/>
+          <w:szCs w:val="24"/>
+          <w:lang w:eastAsia="es-ES"/>
+        </w:rPr>
+        <w:t xml:space="preserve"> en "</w:t>
+      </w:r>
+      <w:proofErr w:type="spellStart"/>
+      <w:r>
+        <w:rPr>
+          <w:rFonts w:ascii="Segoe UI" w:eastAsia="Times New Roman" w:hAnsi="Segoe UI" w:cs="Segoe UI"/>
+          <w:color w:val="0F1115"/>
+          <w:sz w:val="24"/>
+          <w:szCs w:val="24"/>
+          <w:lang w:eastAsia="es-ES"/>
+        </w:rPr>
+        <w:t>Password</w:t>
+      </w:r>
+      <w:proofErr w:type="spellEnd"/>
+      <w:r>
+        <w:rPr>
+          <w:rFonts w:ascii="Segoe UI" w:eastAsia="Times New Roman" w:hAnsi="Segoe UI" w:cs="Segoe UI"/>
+          <w:color w:val="0F1115"/>
+          <w:sz w:val="24"/>
+          <w:szCs w:val="24"/>
+          <w:lang w:eastAsia="es-ES"/>
+        </w:rPr>
+        <w:t xml:space="preserve"> hash </w:t>
+      </w:r>
+      <w:proofErr w:type="spellStart"/>
+      <w:r>
+        <w:rPr>
+          <w:rFonts w:ascii="Segoe UI" w:eastAsia="Times New Roman" w:hAnsi="Segoe UI" w:cs="Segoe UI"/>
+          <w:color w:val="0F1115"/>
+          <w:sz w:val="24"/>
+          <w:szCs w:val="24"/>
+          <w:lang w:eastAsia="es-ES"/>
+        </w:rPr>
+        <w:t>parameters</w:t>
+      </w:r>
+      <w:proofErr w:type="spellEnd"/>
+      <w:r>
+        <w:rPr>
+          <w:rFonts w:ascii="Segoe UI" w:eastAsia="Times New Roman" w:hAnsi="Segoe UI" w:cs="Segoe UI"/>
+          <w:color w:val="0F1115"/>
+          <w:sz w:val="24"/>
+          <w:szCs w:val="24"/>
+          <w:lang w:eastAsia="es-ES"/>
+        </w:rPr>
+        <w:t>"</w:t>
       </w:r>
     </w:p>
     <w:p>
@@ -388,6 +575,7 @@
           <w:lang w:eastAsia="es-ES"/>
         </w:rPr>
       </w:pPr>
+      <w:proofErr w:type="spellStart"/>
       <w:r>
         <w:rPr>
           <w:rFonts w:ascii="Consolas" w:eastAsia="Times New Roman" w:hAnsi="Consolas" w:cs="Segoe UI"/>
@@ -398,6 +586,7 @@
         </w:rPr>
         <w:t>text</w:t>
       </w:r>
+      <w:proofErr w:type="spellEnd"/>
     </w:p>
     <w:p>
       <w:pPr>
@@ -429,15 +618,27 @@
           <w:lang w:eastAsia="es-ES"/>
         </w:rPr>
       </w:pPr>
-      <w:r>
-        <w:rPr>
-          <w:rFonts w:ascii="Consolas" w:eastAsia="Times New Roman" w:hAnsi="Consolas" w:cs="Courier New"/>
-          <w:color w:val="0F1115"/>
-          <w:sz w:val="20"/>
-          <w:szCs w:val="20"/>
-          <w:lang w:eastAsia="es-ES"/>
-        </w:rPr>
-        <w:t>hash_config {</w:t>
+      <w:proofErr w:type="spellStart"/>
+      <w:r>
+        <w:rPr>
+          <w:rFonts w:ascii="Consolas" w:eastAsia="Times New Roman" w:hAnsi="Consolas" w:cs="Courier New"/>
+          <w:color w:val="0F1115"/>
+          <w:sz w:val="20"/>
+          <w:szCs w:val="20"/>
+          <w:lang w:eastAsia="es-ES"/>
+        </w:rPr>
+        <w:t>hash_config</w:t>
+      </w:r>
+      <w:proofErr w:type="spellEnd"/>
+      <w:r>
+        <w:rPr>
+          <w:rFonts w:ascii="Consolas" w:eastAsia="Times New Roman" w:hAnsi="Consolas" w:cs="Courier New"/>
+          <w:color w:val="0F1115"/>
+          <w:sz w:val="20"/>
+          <w:szCs w:val="20"/>
+          <w:lang w:eastAsia="es-ES"/>
+        </w:rPr>
+        <w:t xml:space="preserve"> {</w:t>
       </w:r>
     </w:p>
     <w:p>
@@ -478,7 +679,29 @@
           <w:szCs w:val="20"/>
           <w:lang w:eastAsia="es-ES"/>
         </w:rPr>
-        <w:t xml:space="preserve">  algorithm: SCRYPT</w:t>
+        <w:t xml:space="preserve">  </w:t>
+      </w:r>
+      <w:proofErr w:type="spellStart"/>
+      <w:r>
+        <w:rPr>
+          <w:rFonts w:ascii="Consolas" w:eastAsia="Times New Roman" w:hAnsi="Consolas" w:cs="Courier New"/>
+          <w:color w:val="0F1115"/>
+          <w:sz w:val="20"/>
+          <w:szCs w:val="20"/>
+          <w:lang w:eastAsia="es-ES"/>
+        </w:rPr>
+        <w:t>algorithm</w:t>
+      </w:r>
+      <w:proofErr w:type="spellEnd"/>
+      <w:r>
+        <w:rPr>
+          <w:rFonts w:ascii="Consolas" w:eastAsia="Times New Roman" w:hAnsi="Consolas" w:cs="Courier New"/>
+          <w:color w:val="0F1115"/>
+          <w:sz w:val="20"/>
+          <w:szCs w:val="20"/>
+          <w:lang w:eastAsia="es-ES"/>
+        </w:rPr>
+        <w:t>: SCRYPT</w:t>
       </w:r>
     </w:p>
     <w:p>
@@ -642,7 +865,29 @@
           <w:szCs w:val="20"/>
           <w:lang w:eastAsia="es-ES"/>
         </w:rPr>
-        <w:t xml:space="preserve">  mem_cost: 14</w:t>
+        <w:t xml:space="preserve">  </w:t>
+      </w:r>
+      <w:proofErr w:type="spellStart"/>
+      <w:r>
+        <w:rPr>
+          <w:rFonts w:ascii="Consolas" w:eastAsia="Times New Roman" w:hAnsi="Consolas" w:cs="Courier New"/>
+          <w:color w:val="0F1115"/>
+          <w:sz w:val="20"/>
+          <w:szCs w:val="20"/>
+          <w:lang w:eastAsia="es-ES"/>
+        </w:rPr>
+        <w:t>mem_cost</w:t>
+      </w:r>
+      <w:proofErr w:type="spellEnd"/>
+      <w:r>
+        <w:rPr>
+          <w:rFonts w:ascii="Consolas" w:eastAsia="Times New Roman" w:hAnsi="Consolas" w:cs="Courier New"/>
+          <w:color w:val="0F1115"/>
+          <w:sz w:val="20"/>
+          <w:szCs w:val="20"/>
+          <w:lang w:eastAsia="es-ES"/>
+        </w:rPr>
+        <w:t>: 14</w:t>
       </w:r>
     </w:p>
     <w:p>
@@ -760,7 +1005,33 @@
           <w:szCs w:val="30"/>
           <w:lang w:eastAsia="es-ES"/>
         </w:rPr>
-        <w:t>0.2 Backup del proyecto actual</w:t>
+        <w:t xml:space="preserve">0.2 </w:t>
+      </w:r>
+      <w:proofErr w:type="spellStart"/>
+      <w:r>
+        <w:rPr>
+          <w:rFonts w:ascii="Segoe UI" w:eastAsia="Times New Roman" w:hAnsi="Segoe UI" w:cs="Segoe UI"/>
+          <w:b/>
+          <w:bCs/>
+          <w:color w:val="0F1115"/>
+          <w:sz w:val="30"/>
+          <w:szCs w:val="30"/>
+          <w:lang w:eastAsia="es-ES"/>
+        </w:rPr>
+        <w:t>Backup</w:t>
+      </w:r>
+      <w:proofErr w:type="spellEnd"/>
+      <w:r>
+        <w:rPr>
+          <w:rFonts w:ascii="Segoe UI" w:eastAsia="Times New Roman" w:hAnsi="Segoe UI" w:cs="Segoe UI"/>
+          <w:b/>
+          <w:bCs/>
+          <w:color w:val="0F1115"/>
+          <w:sz w:val="30"/>
+          <w:szCs w:val="30"/>
+          <w:lang w:eastAsia="es-ES"/>
+        </w:rPr>
+        <w:t xml:space="preserve"> del proyecto actual</w:t>
       </w:r>
     </w:p>
     <w:p>
@@ -829,6 +1100,7 @@
         </w:rPr>
         <w:t>Ejecutar: </w:t>
       </w:r>
+      <w:proofErr w:type="spellStart"/>
       <w:r>
         <w:rPr>
           <w:rFonts w:ascii="Consolas" w:eastAsia="Times New Roman" w:hAnsi="Consolas" w:cs="Courier New"/>
@@ -838,8 +1110,81 @@
           <w:shd w:val="clear" w:color="auto" w:fill="EBEEF2"/>
           <w:lang w:eastAsia="es-ES"/>
         </w:rPr>
-        <w:t>git bundle create C:\Users\Usuario\Desktop\auditbpm-backup.bundle --all</w:t>
-      </w:r>
+        <w:t>git</w:t>
+      </w:r>
+      <w:proofErr w:type="spellEnd"/>
+      <w:r>
+        <w:rPr>
+          <w:rFonts w:ascii="Consolas" w:eastAsia="Times New Roman" w:hAnsi="Consolas" w:cs="Courier New"/>
+          <w:color w:val="0F1115"/>
+          <w:sz w:val="20"/>
+          <w:szCs w:val="20"/>
+          <w:shd w:val="clear" w:color="auto" w:fill="EBEEF2"/>
+          <w:lang w:eastAsia="es-ES"/>
+        </w:rPr>
+        <w:t xml:space="preserve"> </w:t>
+      </w:r>
+      <w:proofErr w:type="spellStart"/>
+      <w:r>
+        <w:rPr>
+          <w:rFonts w:ascii="Consolas" w:eastAsia="Times New Roman" w:hAnsi="Consolas" w:cs="Courier New"/>
+          <w:color w:val="0F1115"/>
+          <w:sz w:val="20"/>
+          <w:szCs w:val="20"/>
+          <w:shd w:val="clear" w:color="auto" w:fill="EBEEF2"/>
+          <w:lang w:eastAsia="es-ES"/>
+        </w:rPr>
+        <w:t>bundle</w:t>
+      </w:r>
+      <w:proofErr w:type="spellEnd"/>
+      <w:r>
+        <w:rPr>
+          <w:rFonts w:ascii="Consolas" w:eastAsia="Times New Roman" w:hAnsi="Consolas" w:cs="Courier New"/>
+          <w:color w:val="0F1115"/>
+          <w:sz w:val="20"/>
+          <w:szCs w:val="20"/>
+          <w:shd w:val="clear" w:color="auto" w:fill="EBEEF2"/>
+          <w:lang w:eastAsia="es-ES"/>
+        </w:rPr>
+        <w:t xml:space="preserve"> </w:t>
+      </w:r>
+      <w:proofErr w:type="spellStart"/>
+      <w:r>
+        <w:rPr>
+          <w:rFonts w:ascii="Consolas" w:eastAsia="Times New Roman" w:hAnsi="Consolas" w:cs="Courier New"/>
+          <w:color w:val="0F1115"/>
+          <w:sz w:val="20"/>
+          <w:szCs w:val="20"/>
+          <w:shd w:val="clear" w:color="auto" w:fill="EBEEF2"/>
+          <w:lang w:eastAsia="es-ES"/>
+        </w:rPr>
+        <w:t>create</w:t>
+      </w:r>
+      <w:proofErr w:type="spellEnd"/>
+      <w:r>
+        <w:rPr>
+          <w:rFonts w:ascii="Consolas" w:eastAsia="Times New Roman" w:hAnsi="Consolas" w:cs="Courier New"/>
+          <w:color w:val="0F1115"/>
+          <w:sz w:val="20"/>
+          <w:szCs w:val="20"/>
+          <w:shd w:val="clear" w:color="auto" w:fill="EBEEF2"/>
+          <w:lang w:eastAsia="es-ES"/>
+        </w:rPr>
+        <w:t xml:space="preserve"> C:\Users\Usuario\Desktop\auditbpm-backup.bundle --</w:t>
+      </w:r>
+      <w:proofErr w:type="spellStart"/>
+      <w:r>
+        <w:rPr>
+          <w:rFonts w:ascii="Consolas" w:eastAsia="Times New Roman" w:hAnsi="Consolas" w:cs="Courier New"/>
+          <w:color w:val="0F1115"/>
+          <w:sz w:val="20"/>
+          <w:szCs w:val="20"/>
+          <w:shd w:val="clear" w:color="auto" w:fill="EBEEF2"/>
+          <w:lang w:eastAsia="es-ES"/>
+        </w:rPr>
+        <w:t>all</w:t>
+      </w:r>
+      <w:proofErr w:type="spellEnd"/>
     </w:p>
     <w:p>
       <w:pPr>
@@ -868,6 +1213,7 @@
         </w:rPr>
         <w:t>Subir </w:t>
       </w:r>
+      <w:proofErr w:type="spellStart"/>
       <w:r>
         <w:rPr>
           <w:rFonts w:ascii="Consolas" w:eastAsia="Times New Roman" w:hAnsi="Consolas" w:cs="Courier New"/>
@@ -877,8 +1223,22 @@
           <w:shd w:val="clear" w:color="auto" w:fill="EBEEF2"/>
           <w:lang w:eastAsia="es-ES"/>
         </w:rPr>
-        <w:t>auditbpm-backup.bundle</w:t>
-      </w:r>
+        <w:t>auditbpm-</w:t>
+      </w:r>
+      <w:proofErr w:type="gramStart"/>
+      <w:r>
+        <w:rPr>
+          <w:rFonts w:ascii="Consolas" w:eastAsia="Times New Roman" w:hAnsi="Consolas" w:cs="Courier New"/>
+          <w:color w:val="0F1115"/>
+          <w:sz w:val="20"/>
+          <w:szCs w:val="20"/>
+          <w:shd w:val="clear" w:color="auto" w:fill="EBEEF2"/>
+          <w:lang w:eastAsia="es-ES"/>
+        </w:rPr>
+        <w:t>backup.bundle</w:t>
+      </w:r>
+      <w:proofErr w:type="spellEnd"/>
+      <w:proofErr w:type="gramEnd"/>
       <w:r>
         <w:rPr>
           <w:rFonts w:ascii="Segoe UI" w:eastAsia="Times New Roman" w:hAnsi="Segoe UI" w:cs="Segoe UI"/>
@@ -917,6 +1277,7 @@
         </w:rPr>
         <w:t>Comprimir carpeta del proyecto (sin </w:t>
       </w:r>
+      <w:proofErr w:type="spellStart"/>
       <w:r>
         <w:rPr>
           <w:rFonts w:ascii="Consolas" w:eastAsia="Times New Roman" w:hAnsi="Consolas" w:cs="Courier New"/>
@@ -928,15 +1289,38 @@
         </w:rPr>
         <w:t>node_modules</w:t>
       </w:r>
-      <w:r>
-        <w:rPr>
-          <w:rFonts w:ascii="Segoe UI" w:eastAsia="Times New Roman" w:hAnsi="Segoe UI" w:cs="Segoe UI"/>
-          <w:color w:val="0F1115"/>
-          <w:sz w:val="24"/>
-          <w:szCs w:val="24"/>
-          <w:lang w:eastAsia="es-ES"/>
-        </w:rPr>
-        <w:t>): click derecho → Enviar a → Carpeta comprimida</w:t>
+      <w:proofErr w:type="spellEnd"/>
+      <w:r>
+        <w:rPr>
+          <w:rFonts w:ascii="Segoe UI" w:eastAsia="Times New Roman" w:hAnsi="Segoe UI" w:cs="Segoe UI"/>
+          <w:color w:val="0F1115"/>
+          <w:sz w:val="24"/>
+          <w:szCs w:val="24"/>
+          <w:lang w:eastAsia="es-ES"/>
+        </w:rPr>
+        <w:t xml:space="preserve">): </w:t>
+      </w:r>
+      <w:proofErr w:type="spellStart"/>
+      <w:r>
+        <w:rPr>
+          <w:rFonts w:ascii="Segoe UI" w:eastAsia="Times New Roman" w:hAnsi="Segoe UI" w:cs="Segoe UI"/>
+          <w:color w:val="0F1115"/>
+          <w:sz w:val="24"/>
+          <w:szCs w:val="24"/>
+          <w:lang w:eastAsia="es-ES"/>
+        </w:rPr>
+        <w:t>click</w:t>
+      </w:r>
+      <w:proofErr w:type="spellEnd"/>
+      <w:r>
+        <w:rPr>
+          <w:rFonts w:ascii="Segoe UI" w:eastAsia="Times New Roman" w:hAnsi="Segoe UI" w:cs="Segoe UI"/>
+          <w:color w:val="0F1115"/>
+          <w:sz w:val="24"/>
+          <w:szCs w:val="24"/>
+          <w:lang w:eastAsia="es-ES"/>
+        </w:rPr>
+        <w:t xml:space="preserve"> derecho → Enviar a → Carpeta comprimida</w:t>
       </w:r>
     </w:p>
     <w:p>
@@ -1042,8 +1426,20 @@
           <w:szCs w:val="24"/>
           <w:lang w:eastAsia="es-ES"/>
         </w:rPr>
-        <w:t> está delegado en NIC Argentina con los 4 DNS de Netlify</w:t>
-      </w:r>
+        <w:t xml:space="preserve"> está delegado en NIC Argentina con los 4 DNS de </w:t>
+      </w:r>
+      <w:proofErr w:type="spellStart"/>
+      <w:r>
+        <w:rPr>
+          <w:rFonts w:ascii="Segoe UI" w:eastAsia="Times New Roman" w:hAnsi="Segoe UI" w:cs="Segoe UI"/>
+          <w:color w:val="0F1115"/>
+          <w:sz w:val="24"/>
+          <w:szCs w:val="24"/>
+          <w:lang w:eastAsia="es-ES"/>
+        </w:rPr>
+        <w:t>Netlify</w:t>
+      </w:r>
+      <w:proofErr w:type="spellEnd"/>
     </w:p>
     <w:p>
       <w:pPr>
@@ -1222,7 +1618,51 @@
           <w:szCs w:val="24"/>
           <w:lang w:eastAsia="es-ES"/>
         </w:rPr>
-        <w:t> Cambiar "AuditBPM" por "TodoEnRegla" en toda la app. Colores azules por verdes. Logo nuevo.</w:t>
+        <w:t> Cambiar "</w:t>
+      </w:r>
+      <w:proofErr w:type="spellStart"/>
+      <w:r>
+        <w:rPr>
+          <w:rFonts w:ascii="Segoe UI" w:eastAsia="Times New Roman" w:hAnsi="Segoe UI" w:cs="Segoe UI"/>
+          <w:color w:val="0F1115"/>
+          <w:sz w:val="24"/>
+          <w:szCs w:val="24"/>
+          <w:lang w:eastAsia="es-ES"/>
+        </w:rPr>
+        <w:t>AuditBPM</w:t>
+      </w:r>
+      <w:proofErr w:type="spellEnd"/>
+      <w:r>
+        <w:rPr>
+          <w:rFonts w:ascii="Segoe UI" w:eastAsia="Times New Roman" w:hAnsi="Segoe UI" w:cs="Segoe UI"/>
+          <w:color w:val="0F1115"/>
+          <w:sz w:val="24"/>
+          <w:szCs w:val="24"/>
+          <w:lang w:eastAsia="es-ES"/>
+        </w:rPr>
+        <w:t>" por "</w:t>
+      </w:r>
+      <w:proofErr w:type="spellStart"/>
+      <w:r>
+        <w:rPr>
+          <w:rFonts w:ascii="Segoe UI" w:eastAsia="Times New Roman" w:hAnsi="Segoe UI" w:cs="Segoe UI"/>
+          <w:color w:val="0F1115"/>
+          <w:sz w:val="24"/>
+          <w:szCs w:val="24"/>
+          <w:lang w:eastAsia="es-ES"/>
+        </w:rPr>
+        <w:t>TodoEnRegla</w:t>
+      </w:r>
+      <w:proofErr w:type="spellEnd"/>
+      <w:r>
+        <w:rPr>
+          <w:rFonts w:ascii="Segoe UI" w:eastAsia="Times New Roman" w:hAnsi="Segoe UI" w:cs="Segoe UI"/>
+          <w:color w:val="0F1115"/>
+          <w:sz w:val="24"/>
+          <w:szCs w:val="24"/>
+          <w:lang w:eastAsia="es-ES"/>
+        </w:rPr>
+        <w:t>" en toda la app. Colores azules por verdes. Logo nuevo.</w:t>
       </w:r>
     </w:p>
     <w:p>
@@ -1360,17 +1800,85 @@
           <w:shd w:val="clear" w:color="auto" w:fill="EBEEF2"/>
           <w:lang w:eastAsia="es-ES"/>
         </w:rPr>
-        <w:t>&lt;title&gt;</w:t>
-      </w:r>
-      <w:r>
-        <w:rPr>
-          <w:rFonts w:ascii="Segoe UI" w:eastAsia="Times New Roman" w:hAnsi="Segoe UI" w:cs="Segoe UI"/>
-          <w:color w:val="0F1115"/>
-          <w:sz w:val="24"/>
-          <w:szCs w:val="24"/>
-          <w:lang w:eastAsia="es-ES"/>
-        </w:rPr>
-        <w:t>: "AuditBPM - Auditorías de Calidad" → "TodoEnRegla - Auditorías y Gestión"</w:t>
+        <w:t>&lt;</w:t>
+      </w:r>
+      <w:proofErr w:type="spellStart"/>
+      <w:r>
+        <w:rPr>
+          <w:rFonts w:ascii="Consolas" w:eastAsia="Times New Roman" w:hAnsi="Consolas" w:cs="Courier New"/>
+          <w:color w:val="0F1115"/>
+          <w:sz w:val="20"/>
+          <w:szCs w:val="20"/>
+          <w:shd w:val="clear" w:color="auto" w:fill="EBEEF2"/>
+          <w:lang w:eastAsia="es-ES"/>
+        </w:rPr>
+        <w:t>title</w:t>
+      </w:r>
+      <w:proofErr w:type="spellEnd"/>
+      <w:r>
+        <w:rPr>
+          <w:rFonts w:ascii="Consolas" w:eastAsia="Times New Roman" w:hAnsi="Consolas" w:cs="Courier New"/>
+          <w:color w:val="0F1115"/>
+          <w:sz w:val="20"/>
+          <w:szCs w:val="20"/>
+          <w:shd w:val="clear" w:color="auto" w:fill="EBEEF2"/>
+          <w:lang w:eastAsia="es-ES"/>
+        </w:rPr>
+        <w:t>&gt;</w:t>
+      </w:r>
+      <w:r>
+        <w:rPr>
+          <w:rFonts w:ascii="Segoe UI" w:eastAsia="Times New Roman" w:hAnsi="Segoe UI" w:cs="Segoe UI"/>
+          <w:color w:val="0F1115"/>
+          <w:sz w:val="24"/>
+          <w:szCs w:val="24"/>
+          <w:lang w:eastAsia="es-ES"/>
+        </w:rPr>
+        <w:t>: "</w:t>
+      </w:r>
+      <w:proofErr w:type="spellStart"/>
+      <w:r>
+        <w:rPr>
+          <w:rFonts w:ascii="Segoe UI" w:eastAsia="Times New Roman" w:hAnsi="Segoe UI" w:cs="Segoe UI"/>
+          <w:color w:val="0F1115"/>
+          <w:sz w:val="24"/>
+          <w:szCs w:val="24"/>
+          <w:lang w:eastAsia="es-ES"/>
+        </w:rPr>
+        <w:t>AuditBPM</w:t>
+      </w:r>
+      <w:proofErr w:type="spellEnd"/>
+      <w:r>
+        <w:rPr>
+          <w:rFonts w:ascii="Segoe UI" w:eastAsia="Times New Roman" w:hAnsi="Segoe UI" w:cs="Segoe UI"/>
+          <w:color w:val="0F1115"/>
+          <w:sz w:val="24"/>
+          <w:szCs w:val="24"/>
+          <w:lang w:eastAsia="es-ES"/>
+        </w:rPr>
+        <w:t xml:space="preserve"> - Auditorías de Calidad" → "</w:t>
+      </w:r>
+      <w:proofErr w:type="spellStart"/>
+      <w:r>
+        <w:rPr>
+          <w:rFonts w:ascii="Segoe UI" w:eastAsia="Times New Roman" w:hAnsi="Segoe UI" w:cs="Segoe UI"/>
+          <w:color w:val="0F1115"/>
+          <w:sz w:val="24"/>
+          <w:szCs w:val="24"/>
+          <w:lang w:eastAsia="es-ES"/>
+        </w:rPr>
+        <w:t>TodoEnRegla</w:t>
+      </w:r>
+      <w:proofErr w:type="spellEnd"/>
+      <w:r>
+        <w:rPr>
+          <w:rFonts w:ascii="Segoe UI" w:eastAsia="Times New Roman" w:hAnsi="Segoe UI" w:cs="Segoe UI"/>
+          <w:color w:val="0F1115"/>
+          <w:sz w:val="24"/>
+          <w:szCs w:val="24"/>
+          <w:lang w:eastAsia="es-ES"/>
+        </w:rPr>
+        <w:t xml:space="preserve"> - Auditorías y Gestión"</w:t>
       </w:r>
     </w:p>
     <w:p>
@@ -1399,7 +1907,55 @@
           <w:shd w:val="clear" w:color="auto" w:fill="EBEEF2"/>
           <w:lang w:eastAsia="es-ES"/>
         </w:rPr>
-        <w:t>&lt;meta name="description"&gt;</w:t>
+        <w:t xml:space="preserve">&lt;meta </w:t>
+      </w:r>
+      <w:proofErr w:type="spellStart"/>
+      <w:r>
+        <w:rPr>
+          <w:rFonts w:ascii="Consolas" w:eastAsia="Times New Roman" w:hAnsi="Consolas" w:cs="Courier New"/>
+          <w:color w:val="0F1115"/>
+          <w:sz w:val="20"/>
+          <w:szCs w:val="20"/>
+          <w:shd w:val="clear" w:color="auto" w:fill="EBEEF2"/>
+          <w:lang w:eastAsia="es-ES"/>
+        </w:rPr>
+        <w:t>name</w:t>
+      </w:r>
+      <w:proofErr w:type="spellEnd"/>
+      <w:r>
+        <w:rPr>
+          <w:rFonts w:ascii="Consolas" w:eastAsia="Times New Roman" w:hAnsi="Consolas" w:cs="Courier New"/>
+          <w:color w:val="0F1115"/>
+          <w:sz w:val="20"/>
+          <w:szCs w:val="20"/>
+          <w:shd w:val="clear" w:color="auto" w:fill="EBEEF2"/>
+          <w:lang w:eastAsia="es-ES"/>
+        </w:rPr>
+        <w:t>="</w:t>
+      </w:r>
+      <w:proofErr w:type="spellStart"/>
+      <w:r>
+        <w:rPr>
+          <w:rFonts w:ascii="Consolas" w:eastAsia="Times New Roman" w:hAnsi="Consolas" w:cs="Courier New"/>
+          <w:color w:val="0F1115"/>
+          <w:sz w:val="20"/>
+          <w:szCs w:val="20"/>
+          <w:shd w:val="clear" w:color="auto" w:fill="EBEEF2"/>
+          <w:lang w:eastAsia="es-ES"/>
+        </w:rPr>
+        <w:t>description</w:t>
+      </w:r>
+      <w:proofErr w:type="spellEnd"/>
+      <w:r>
+        <w:rPr>
+          <w:rFonts w:ascii="Consolas" w:eastAsia="Times New Roman" w:hAnsi="Consolas" w:cs="Courier New"/>
+          <w:color w:val="0F1115"/>
+          <w:sz w:val="20"/>
+          <w:szCs w:val="20"/>
+          <w:shd w:val="clear" w:color="auto" w:fill="EBEEF2"/>
+          <w:lang w:eastAsia="es-ES"/>
+        </w:rPr>
+        <w:t>"&gt;</w:t>
       </w:r>
       <w:r>
         <w:rPr>
@@ -1438,7 +1994,55 @@
           <w:shd w:val="clear" w:color="auto" w:fill="EBEEF2"/>
           <w:lang w:eastAsia="es-ES"/>
         </w:rPr>
-        <w:t>&lt;link rel="icon"&gt;</w:t>
+        <w:t xml:space="preserve">&lt;link </w:t>
+      </w:r>
+      <w:proofErr w:type="spellStart"/>
+      <w:r>
+        <w:rPr>
+          <w:rFonts w:ascii="Consolas" w:eastAsia="Times New Roman" w:hAnsi="Consolas" w:cs="Courier New"/>
+          <w:color w:val="0F1115"/>
+          <w:sz w:val="20"/>
+          <w:szCs w:val="20"/>
+          <w:shd w:val="clear" w:color="auto" w:fill="EBEEF2"/>
+          <w:lang w:eastAsia="es-ES"/>
+        </w:rPr>
+        <w:t>rel</w:t>
+      </w:r>
+      <w:proofErr w:type="spellEnd"/>
+      <w:r>
+        <w:rPr>
+          <w:rFonts w:ascii="Consolas" w:eastAsia="Times New Roman" w:hAnsi="Consolas" w:cs="Courier New"/>
+          <w:color w:val="0F1115"/>
+          <w:sz w:val="20"/>
+          <w:szCs w:val="20"/>
+          <w:shd w:val="clear" w:color="auto" w:fill="EBEEF2"/>
+          <w:lang w:eastAsia="es-ES"/>
+        </w:rPr>
+        <w:t>="</w:t>
+      </w:r>
+      <w:proofErr w:type="spellStart"/>
+      <w:r>
+        <w:rPr>
+          <w:rFonts w:ascii="Consolas" w:eastAsia="Times New Roman" w:hAnsi="Consolas" w:cs="Courier New"/>
+          <w:color w:val="0F1115"/>
+          <w:sz w:val="20"/>
+          <w:szCs w:val="20"/>
+          <w:shd w:val="clear" w:color="auto" w:fill="EBEEF2"/>
+          <w:lang w:eastAsia="es-ES"/>
+        </w:rPr>
+        <w:t>icon</w:t>
+      </w:r>
+      <w:proofErr w:type="spellEnd"/>
+      <w:r>
+        <w:rPr>
+          <w:rFonts w:ascii="Consolas" w:eastAsia="Times New Roman" w:hAnsi="Consolas" w:cs="Courier New"/>
+          <w:color w:val="0F1115"/>
+          <w:sz w:val="20"/>
+          <w:szCs w:val="20"/>
+          <w:shd w:val="clear" w:color="auto" w:fill="EBEEF2"/>
+          <w:lang w:eastAsia="es-ES"/>
+        </w:rPr>
+        <w:t>"&gt;</w:t>
       </w:r>
       <w:r>
         <w:rPr>
@@ -1450,6 +2054,7 @@
         </w:rPr>
         <w:t>: </w:t>
       </w:r>
+      <w:proofErr w:type="spellStart"/>
       <w:r>
         <w:rPr>
           <w:rFonts w:ascii="Consolas" w:eastAsia="Times New Roman" w:hAnsi="Consolas" w:cs="Courier New"/>
@@ -1461,6 +2066,7 @@
         </w:rPr>
         <w:t>vite.svg</w:t>
       </w:r>
+      <w:proofErr w:type="spellEnd"/>
       <w:r>
         <w:rPr>
           <w:rFonts w:ascii="Segoe UI" w:eastAsia="Times New Roman" w:hAnsi="Segoe UI" w:cs="Segoe UI"/>
@@ -1471,6 +2077,7 @@
         </w:rPr>
         <w:t> → </w:t>
       </w:r>
+      <w:proofErr w:type="spellStart"/>
       <w:r>
         <w:rPr>
           <w:rFonts w:ascii="Consolas" w:eastAsia="Times New Roman" w:hAnsi="Consolas" w:cs="Courier New"/>
@@ -1482,6 +2089,7 @@
         </w:rPr>
         <w:t>logo.svg</w:t>
       </w:r>
+      <w:proofErr w:type="spellEnd"/>
     </w:p>
     <w:p>
       <w:pPr>
@@ -1509,7 +2117,55 @@
           <w:shd w:val="clear" w:color="auto" w:fill="EBEEF2"/>
           <w:lang w:eastAsia="es-ES"/>
         </w:rPr>
-        <w:t>&lt;meta name="theme-color"&gt;</w:t>
+        <w:t xml:space="preserve">&lt;meta </w:t>
+      </w:r>
+      <w:proofErr w:type="spellStart"/>
+      <w:r>
+        <w:rPr>
+          <w:rFonts w:ascii="Consolas" w:eastAsia="Times New Roman" w:hAnsi="Consolas" w:cs="Courier New"/>
+          <w:color w:val="0F1115"/>
+          <w:sz w:val="20"/>
+          <w:szCs w:val="20"/>
+          <w:shd w:val="clear" w:color="auto" w:fill="EBEEF2"/>
+          <w:lang w:eastAsia="es-ES"/>
+        </w:rPr>
+        <w:t>name</w:t>
+      </w:r>
+      <w:proofErr w:type="spellEnd"/>
+      <w:r>
+        <w:rPr>
+          <w:rFonts w:ascii="Consolas" w:eastAsia="Times New Roman" w:hAnsi="Consolas" w:cs="Courier New"/>
+          <w:color w:val="0F1115"/>
+          <w:sz w:val="20"/>
+          <w:szCs w:val="20"/>
+          <w:shd w:val="clear" w:color="auto" w:fill="EBEEF2"/>
+          <w:lang w:eastAsia="es-ES"/>
+        </w:rPr>
+        <w:t>="</w:t>
+      </w:r>
+      <w:proofErr w:type="spellStart"/>
+      <w:r>
+        <w:rPr>
+          <w:rFonts w:ascii="Consolas" w:eastAsia="Times New Roman" w:hAnsi="Consolas" w:cs="Courier New"/>
+          <w:color w:val="0F1115"/>
+          <w:sz w:val="20"/>
+          <w:szCs w:val="20"/>
+          <w:shd w:val="clear" w:color="auto" w:fill="EBEEF2"/>
+          <w:lang w:eastAsia="es-ES"/>
+        </w:rPr>
+        <w:t>theme</w:t>
+      </w:r>
+      <w:proofErr w:type="spellEnd"/>
+      <w:r>
+        <w:rPr>
+          <w:rFonts w:ascii="Consolas" w:eastAsia="Times New Roman" w:hAnsi="Consolas" w:cs="Courier New"/>
+          <w:color w:val="0F1115"/>
+          <w:sz w:val="20"/>
+          <w:szCs w:val="20"/>
+          <w:shd w:val="clear" w:color="auto" w:fill="EBEEF2"/>
+          <w:lang w:eastAsia="es-ES"/>
+        </w:rPr>
+        <w:t>-color"&gt;</w:t>
       </w:r>
       <w:r>
         <w:rPr>
@@ -1589,8 +2245,54 @@
           <w:szCs w:val="24"/>
           <w:lang w:eastAsia="es-ES"/>
         </w:rPr>
-        <w:t>Agregar meta tags Open Graph: </w:t>
-      </w:r>
+        <w:t xml:space="preserve">Agregar meta </w:t>
+      </w:r>
+      <w:proofErr w:type="spellStart"/>
+      <w:r>
+        <w:rPr>
+          <w:rFonts w:ascii="Segoe UI" w:eastAsia="Times New Roman" w:hAnsi="Segoe UI" w:cs="Segoe UI"/>
+          <w:color w:val="0F1115"/>
+          <w:sz w:val="24"/>
+          <w:szCs w:val="24"/>
+          <w:lang w:eastAsia="es-ES"/>
+        </w:rPr>
+        <w:t>tags</w:t>
+      </w:r>
+      <w:proofErr w:type="spellEnd"/>
+      <w:r>
+        <w:rPr>
+          <w:rFonts w:ascii="Segoe UI" w:eastAsia="Times New Roman" w:hAnsi="Segoe UI" w:cs="Segoe UI"/>
+          <w:color w:val="0F1115"/>
+          <w:sz w:val="24"/>
+          <w:szCs w:val="24"/>
+          <w:lang w:eastAsia="es-ES"/>
+        </w:rPr>
+        <w:t xml:space="preserve"> Open </w:t>
+      </w:r>
+      <w:proofErr w:type="spellStart"/>
+      <w:r>
+        <w:rPr>
+          <w:rFonts w:ascii="Segoe UI" w:eastAsia="Times New Roman" w:hAnsi="Segoe UI" w:cs="Segoe UI"/>
+          <w:color w:val="0F1115"/>
+          <w:sz w:val="24"/>
+          <w:szCs w:val="24"/>
+          <w:lang w:eastAsia="es-ES"/>
+        </w:rPr>
+        <w:t>Graph</w:t>
+      </w:r>
+      <w:proofErr w:type="spellEnd"/>
+      <w:r>
+        <w:rPr>
+          <w:rFonts w:ascii="Segoe UI" w:eastAsia="Times New Roman" w:hAnsi="Segoe UI" w:cs="Segoe UI"/>
+          <w:color w:val="0F1115"/>
+          <w:sz w:val="24"/>
+          <w:szCs w:val="24"/>
+          <w:lang w:eastAsia="es-ES"/>
+        </w:rPr>
+        <w:t>: </w:t>
+      </w:r>
+      <w:proofErr w:type="spellStart"/>
+      <w:proofErr w:type="gramStart"/>
       <w:r>
         <w:rPr>
           <w:rFonts w:ascii="Consolas" w:eastAsia="Times New Roman" w:hAnsi="Consolas" w:cs="Courier New"/>
@@ -1602,6 +2304,8 @@
         </w:rPr>
         <w:t>og:title</w:t>
       </w:r>
+      <w:proofErr w:type="spellEnd"/>
+      <w:proofErr w:type="gramEnd"/>
       <w:r>
         <w:rPr>
           <w:rFonts w:ascii="Segoe UI" w:eastAsia="Times New Roman" w:hAnsi="Segoe UI" w:cs="Segoe UI"/>
@@ -1612,6 +2316,7 @@
         </w:rPr>
         <w:t>, </w:t>
       </w:r>
+      <w:proofErr w:type="spellStart"/>
       <w:r>
         <w:rPr>
           <w:rFonts w:ascii="Consolas" w:eastAsia="Times New Roman" w:hAnsi="Consolas" w:cs="Courier New"/>
@@ -1623,6 +2328,7 @@
         </w:rPr>
         <w:t>og:description</w:t>
       </w:r>
+      <w:proofErr w:type="spellEnd"/>
       <w:r>
         <w:rPr>
           <w:rFonts w:ascii="Segoe UI" w:eastAsia="Times New Roman" w:hAnsi="Segoe UI" w:cs="Segoe UI"/>
@@ -1633,6 +2339,7 @@
         </w:rPr>
         <w:t>, </w:t>
       </w:r>
+      <w:proofErr w:type="spellStart"/>
       <w:r>
         <w:rPr>
           <w:rFonts w:ascii="Consolas" w:eastAsia="Times New Roman" w:hAnsi="Consolas" w:cs="Courier New"/>
@@ -1644,6 +2351,7 @@
         </w:rPr>
         <w:t>og:image</w:t>
       </w:r>
+      <w:proofErr w:type="spellEnd"/>
       <w:r>
         <w:rPr>
           <w:rFonts w:ascii="Segoe UI" w:eastAsia="Times New Roman" w:hAnsi="Segoe UI" w:cs="Segoe UI"/>
@@ -1654,6 +2362,7 @@
         </w:rPr>
         <w:t>, </w:t>
       </w:r>
+      <w:proofErr w:type="spellStart"/>
       <w:r>
         <w:rPr>
           <w:rFonts w:ascii="Consolas" w:eastAsia="Times New Roman" w:hAnsi="Consolas" w:cs="Courier New"/>
@@ -1665,6 +2374,7 @@
         </w:rPr>
         <w:t>og:url</w:t>
       </w:r>
+      <w:proofErr w:type="spellEnd"/>
     </w:p>
     <w:p>
       <w:pPr>
@@ -1693,6 +2403,8 @@
         </w:rPr>
         <w:t>Agregar </w:t>
       </w:r>
+      <w:proofErr w:type="spellStart"/>
+      <w:proofErr w:type="gramStart"/>
       <w:r>
         <w:rPr>
           <w:rFonts w:ascii="Consolas" w:eastAsia="Times New Roman" w:hAnsi="Consolas" w:cs="Courier New"/>
@@ -1704,6 +2416,8 @@
         </w:rPr>
         <w:t>twitter:card</w:t>
       </w:r>
+      <w:proofErr w:type="spellEnd"/>
+      <w:proofErr w:type="gramEnd"/>
     </w:p>
     <w:p>
       <w:pPr>
@@ -1751,7 +2465,29 @@
           <w:szCs w:val="24"/>
           <w:lang w:eastAsia="es-ES"/>
         </w:rPr>
-        <w:t> final a "TodoEnRegla - Sistema Seguro"</w:t>
+        <w:t> final a "</w:t>
+      </w:r>
+      <w:proofErr w:type="spellStart"/>
+      <w:r>
+        <w:rPr>
+          <w:rFonts w:ascii="Segoe UI" w:eastAsia="Times New Roman" w:hAnsi="Segoe UI" w:cs="Segoe UI"/>
+          <w:color w:val="0F1115"/>
+          <w:sz w:val="24"/>
+          <w:szCs w:val="24"/>
+          <w:lang w:eastAsia="es-ES"/>
+        </w:rPr>
+        <w:t>TodoEnRegla</w:t>
+      </w:r>
+      <w:proofErr w:type="spellEnd"/>
+      <w:r>
+        <w:rPr>
+          <w:rFonts w:ascii="Segoe UI" w:eastAsia="Times New Roman" w:hAnsi="Segoe UI" w:cs="Segoe UI"/>
+          <w:color w:val="0F1115"/>
+          <w:sz w:val="24"/>
+          <w:szCs w:val="24"/>
+          <w:lang w:eastAsia="es-ES"/>
+        </w:rPr>
+        <w:t xml:space="preserve"> - Sistema Seguro"</w:t>
       </w:r>
     </w:p>
     <w:p>
@@ -1781,6 +2517,7 @@
         </w:rPr>
         <w:t>Archivo 2: </w:t>
       </w:r>
+      <w:proofErr w:type="spellStart"/>
       <w:r>
         <w:rPr>
           <w:rFonts w:ascii="Consolas" w:eastAsia="Times New Roman" w:hAnsi="Consolas" w:cs="Courier New"/>
@@ -1792,20 +2529,50 @@
           <w:shd w:val="clear" w:color="auto" w:fill="EBEEF2"/>
           <w:lang w:eastAsia="es-ES"/>
         </w:rPr>
-        <w:t>public/vite.svg</w:t>
-      </w:r>
-      <w:r>
-        <w:rPr>
-          <w:rFonts w:ascii="Segoe UI" w:eastAsia="Times New Roman" w:hAnsi="Segoe UI" w:cs="Segoe UI"/>
+        <w:t>public</w:t>
+      </w:r>
+      <w:proofErr w:type="spellEnd"/>
+      <w:r>
+        <w:rPr>
+          <w:rFonts w:ascii="Consolas" w:eastAsia="Times New Roman" w:hAnsi="Consolas" w:cs="Courier New"/>
           <w:b/>
           <w:bCs/>
           <w:color w:val="0F1115"/>
+          <w:sz w:val="20"/>
+          <w:szCs w:val="20"/>
+          <w:shd w:val="clear" w:color="auto" w:fill="EBEEF2"/>
+          <w:lang w:eastAsia="es-ES"/>
+        </w:rPr>
+        <w:t>/</w:t>
+      </w:r>
+      <w:proofErr w:type="spellStart"/>
+      <w:r>
+        <w:rPr>
+          <w:rFonts w:ascii="Consolas" w:eastAsia="Times New Roman" w:hAnsi="Consolas" w:cs="Courier New"/>
+          <w:b/>
+          <w:bCs/>
+          <w:color w:val="0F1115"/>
+          <w:sz w:val="20"/>
+          <w:szCs w:val="20"/>
+          <w:shd w:val="clear" w:color="auto" w:fill="EBEEF2"/>
+          <w:lang w:eastAsia="es-ES"/>
+        </w:rPr>
+        <w:t>vite.svg</w:t>
+      </w:r>
+      <w:proofErr w:type="spellEnd"/>
+      <w:r>
+        <w:rPr>
+          <w:rFonts w:ascii="Segoe UI" w:eastAsia="Times New Roman" w:hAnsi="Segoe UI" w:cs="Segoe UI"/>
+          <w:b/>
+          <w:bCs/>
+          <w:color w:val="0F1115"/>
           <w:sz w:val="30"/>
           <w:szCs w:val="30"/>
           <w:lang w:eastAsia="es-ES"/>
         </w:rPr>
         <w:t> → </w:t>
       </w:r>
+      <w:proofErr w:type="spellStart"/>
       <w:r>
         <w:rPr>
           <w:rFonts w:ascii="Consolas" w:eastAsia="Times New Roman" w:hAnsi="Consolas" w:cs="Courier New"/>
@@ -1817,8 +2584,37 @@
           <w:shd w:val="clear" w:color="auto" w:fill="EBEEF2"/>
           <w:lang w:eastAsia="es-ES"/>
         </w:rPr>
-        <w:t>public/logo.svg</w:t>
-      </w:r>
+        <w:t>public</w:t>
+      </w:r>
+      <w:proofErr w:type="spellEnd"/>
+      <w:r>
+        <w:rPr>
+          <w:rFonts w:ascii="Consolas" w:eastAsia="Times New Roman" w:hAnsi="Consolas" w:cs="Courier New"/>
+          <w:b/>
+          <w:bCs/>
+          <w:color w:val="0F1115"/>
+          <w:sz w:val="20"/>
+          <w:szCs w:val="20"/>
+          <w:shd w:val="clear" w:color="auto" w:fill="EBEEF2"/>
+          <w:lang w:eastAsia="es-ES"/>
+        </w:rPr>
+        <w:t>/</w:t>
+      </w:r>
+      <w:proofErr w:type="spellStart"/>
+      <w:r>
+        <w:rPr>
+          <w:rFonts w:ascii="Consolas" w:eastAsia="Times New Roman" w:hAnsi="Consolas" w:cs="Courier New"/>
+          <w:b/>
+          <w:bCs/>
+          <w:color w:val="0F1115"/>
+          <w:sz w:val="20"/>
+          <w:szCs w:val="20"/>
+          <w:shd w:val="clear" w:color="auto" w:fill="EBEEF2"/>
+          <w:lang w:eastAsia="es-ES"/>
+        </w:rPr>
+        <w:t>logo.svg</w:t>
+      </w:r>
+      <w:proofErr w:type="spellEnd"/>
     </w:p>
     <w:p>
       <w:pPr>
@@ -2000,6 +2796,7 @@
         </w:rPr>
         <w:t>Nombre del archivo: </w:t>
       </w:r>
+      <w:proofErr w:type="spellStart"/>
       <w:r>
         <w:rPr>
           <w:rFonts w:ascii="Consolas" w:eastAsia="Times New Roman" w:hAnsi="Consolas" w:cs="Courier New"/>
@@ -2011,6 +2808,7 @@
         </w:rPr>
         <w:t>logo.svg</w:t>
       </w:r>
+      <w:proofErr w:type="spellEnd"/>
     </w:p>
     <w:p>
       <w:pPr>
@@ -2037,21 +2835,50 @@
           <w:szCs w:val="30"/>
           <w:lang w:eastAsia="es-ES"/>
         </w:rPr>
-        <w:t>Archivo 3: </w:t>
-      </w:r>
-      <w:r>
-        <w:rPr>
-          <w:rFonts w:ascii="Consolas" w:eastAsia="Times New Roman" w:hAnsi="Consolas" w:cs="Courier New"/>
+        <w:t>Archivo 3</w:t>
+      </w:r>
+      <w:proofErr w:type="gramStart"/>
+      <w:r>
+        <w:rPr>
+          <w:rFonts w:ascii="Segoe UI" w:eastAsia="Times New Roman" w:hAnsi="Segoe UI" w:cs="Segoe UI"/>
           <w:b/>
           <w:bCs/>
           <w:color w:val="0F1115"/>
+          <w:sz w:val="30"/>
+          <w:szCs w:val="30"/>
+          <w:lang w:eastAsia="es-ES"/>
+        </w:rPr>
+        <w:t>: </w:t>
+      </w:r>
+      <w:r>
+        <w:rPr>
+          <w:rFonts w:ascii="Consolas" w:eastAsia="Times New Roman" w:hAnsi="Consolas" w:cs="Courier New"/>
+          <w:b/>
+          <w:bCs/>
+          <w:color w:val="0F1115"/>
           <w:sz w:val="20"/>
           <w:szCs w:val="20"/>
           <w:shd w:val="clear" w:color="auto" w:fill="EBEEF2"/>
           <w:lang w:eastAsia="es-ES"/>
         </w:rPr>
-        <w:t>.env</w:t>
-      </w:r>
+        <w:t>.</w:t>
+      </w:r>
+      <w:proofErr w:type="spellStart"/>
+      <w:r>
+        <w:rPr>
+          <w:rFonts w:ascii="Consolas" w:eastAsia="Times New Roman" w:hAnsi="Consolas" w:cs="Courier New"/>
+          <w:b/>
+          <w:bCs/>
+          <w:color w:val="0F1115"/>
+          <w:sz w:val="20"/>
+          <w:szCs w:val="20"/>
+          <w:shd w:val="clear" w:color="auto" w:fill="EBEEF2"/>
+          <w:lang w:eastAsia="es-ES"/>
+        </w:rPr>
+        <w:t>env</w:t>
+      </w:r>
+      <w:proofErr w:type="spellEnd"/>
+      <w:proofErr w:type="gramEnd"/>
     </w:p>
     <w:p>
       <w:pPr>
@@ -2195,7 +3022,29 @@
           <w:szCs w:val="24"/>
           <w:lang w:eastAsia="es-ES"/>
         </w:rPr>
-        <w:t>NO hacer este cambio hasta tener el proyecto Firebase nuevo creado (Fase 3)</w:t>
+        <w:t xml:space="preserve">NO hacer este cambio hasta tener el proyecto </w:t>
+      </w:r>
+      <w:proofErr w:type="spellStart"/>
+      <w:r>
+        <w:rPr>
+          <w:rFonts w:ascii="Segoe UI" w:eastAsia="Times New Roman" w:hAnsi="Segoe UI" w:cs="Segoe UI"/>
+          <w:color w:val="0F1115"/>
+          <w:sz w:val="24"/>
+          <w:szCs w:val="24"/>
+          <w:lang w:eastAsia="es-ES"/>
+        </w:rPr>
+        <w:t>Firebase</w:t>
+      </w:r>
+      <w:proofErr w:type="spellEnd"/>
+      <w:r>
+        <w:rPr>
+          <w:rFonts w:ascii="Segoe UI" w:eastAsia="Times New Roman" w:hAnsi="Segoe UI" w:cs="Segoe UI"/>
+          <w:color w:val="0F1115"/>
+          <w:sz w:val="24"/>
+          <w:szCs w:val="24"/>
+          <w:lang w:eastAsia="es-ES"/>
+        </w:rPr>
+        <w:t xml:space="preserve"> nuevo creado (Fase 3)</w:t>
       </w:r>
     </w:p>
     <w:p>
@@ -2225,6 +3074,7 @@
         </w:rPr>
         <w:t>Archivo 4: </w:t>
       </w:r>
+      <w:proofErr w:type="spellStart"/>
       <w:r>
         <w:rPr>
           <w:rFonts w:ascii="Consolas" w:eastAsia="Times New Roman" w:hAnsi="Consolas" w:cs="Courier New"/>
@@ -2236,8 +3086,37 @@
           <w:shd w:val="clear" w:color="auto" w:fill="EBEEF2"/>
           <w:lang w:eastAsia="es-ES"/>
         </w:rPr>
-        <w:t>src/firebase.ts</w:t>
-      </w:r>
+        <w:t>src</w:t>
+      </w:r>
+      <w:proofErr w:type="spellEnd"/>
+      <w:r>
+        <w:rPr>
+          <w:rFonts w:ascii="Consolas" w:eastAsia="Times New Roman" w:hAnsi="Consolas" w:cs="Courier New"/>
+          <w:b/>
+          <w:bCs/>
+          <w:color w:val="0F1115"/>
+          <w:sz w:val="20"/>
+          <w:szCs w:val="20"/>
+          <w:shd w:val="clear" w:color="auto" w:fill="EBEEF2"/>
+          <w:lang w:eastAsia="es-ES"/>
+        </w:rPr>
+        <w:t>/</w:t>
+      </w:r>
+      <w:proofErr w:type="spellStart"/>
+      <w:r>
+        <w:rPr>
+          <w:rFonts w:ascii="Consolas" w:eastAsia="Times New Roman" w:hAnsi="Consolas" w:cs="Courier New"/>
+          <w:b/>
+          <w:bCs/>
+          <w:color w:val="0F1115"/>
+          <w:sz w:val="20"/>
+          <w:szCs w:val="20"/>
+          <w:shd w:val="clear" w:color="auto" w:fill="EBEEF2"/>
+          <w:lang w:eastAsia="es-ES"/>
+        </w:rPr>
+        <w:t>firebase.ts</w:t>
+      </w:r>
+      <w:proofErr w:type="spellEnd"/>
     </w:p>
     <w:p>
       <w:pPr>
@@ -2324,6 +3203,7 @@
           <w:lang w:eastAsia="es-ES"/>
         </w:rPr>
       </w:pPr>
+      <w:proofErr w:type="spellStart"/>
       <w:r>
         <w:rPr>
           <w:rFonts w:ascii="Consolas" w:eastAsia="Times New Roman" w:hAnsi="Consolas" w:cs="Courier New"/>
@@ -2335,15 +3215,60 @@
         </w:rPr>
         <w:t>firebaseConfig</w:t>
       </w:r>
-      <w:r>
-        <w:rPr>
-          <w:rFonts w:ascii="Segoe UI" w:eastAsia="Times New Roman" w:hAnsi="Segoe UI" w:cs="Segoe UI"/>
-          <w:color w:val="0F1115"/>
-          <w:sz w:val="24"/>
-          <w:szCs w:val="24"/>
-          <w:lang w:eastAsia="es-ES"/>
-        </w:rPr>
-        <w:t>: reemplazar TODO el objeto con el que da Firebase Console al crear el proyecto nuevo</w:t>
+      <w:proofErr w:type="spellEnd"/>
+      <w:r>
+        <w:rPr>
+          <w:rFonts w:ascii="Segoe UI" w:eastAsia="Times New Roman" w:hAnsi="Segoe UI" w:cs="Segoe UI"/>
+          <w:color w:val="0F1115"/>
+          <w:sz w:val="24"/>
+          <w:szCs w:val="24"/>
+          <w:lang w:eastAsia="es-ES"/>
+        </w:rPr>
+        <w:t xml:space="preserve">: reemplazar TODO el objeto con el que da </w:t>
+      </w:r>
+      <w:proofErr w:type="spellStart"/>
+      <w:r>
+        <w:rPr>
+          <w:rFonts w:ascii="Segoe UI" w:eastAsia="Times New Roman" w:hAnsi="Segoe UI" w:cs="Segoe UI"/>
+          <w:color w:val="0F1115"/>
+          <w:sz w:val="24"/>
+          <w:szCs w:val="24"/>
+          <w:lang w:eastAsia="es-ES"/>
+        </w:rPr>
+        <w:t>Firebase</w:t>
+      </w:r>
+      <w:proofErr w:type="spellEnd"/>
+      <w:r>
+        <w:rPr>
+          <w:rFonts w:ascii="Segoe UI" w:eastAsia="Times New Roman" w:hAnsi="Segoe UI" w:cs="Segoe UI"/>
+          <w:color w:val="0F1115"/>
+          <w:sz w:val="24"/>
+          <w:szCs w:val="24"/>
+          <w:lang w:eastAsia="es-ES"/>
+        </w:rPr>
+        <w:t xml:space="preserve"> </w:t>
+      </w:r>
+      <w:proofErr w:type="spellStart"/>
+      <w:r>
+        <w:rPr>
+          <w:rFonts w:ascii="Segoe UI" w:eastAsia="Times New Roman" w:hAnsi="Segoe UI" w:cs="Segoe UI"/>
+          <w:color w:val="0F1115"/>
+          <w:sz w:val="24"/>
+          <w:szCs w:val="24"/>
+          <w:lang w:eastAsia="es-ES"/>
+        </w:rPr>
+        <w:t>Console</w:t>
+      </w:r>
+      <w:proofErr w:type="spellEnd"/>
+      <w:r>
+        <w:rPr>
+          <w:rFonts w:ascii="Segoe UI" w:eastAsia="Times New Roman" w:hAnsi="Segoe UI" w:cs="Segoe UI"/>
+          <w:color w:val="0F1115"/>
+          <w:sz w:val="24"/>
+          <w:szCs w:val="24"/>
+          <w:lang w:eastAsia="es-ES"/>
+        </w:rPr>
+        <w:t xml:space="preserve"> al crear el proyecto nuevo</w:t>
       </w:r>
     </w:p>
     <w:p>
@@ -2363,16 +3288,51 @@
           <w:lang w:eastAsia="es-ES"/>
         </w:rPr>
       </w:pPr>
-      <w:r>
-        <w:rPr>
-          <w:rFonts w:ascii="Segoe UI" w:eastAsia="Times New Roman" w:hAnsi="Segoe UI" w:cs="Segoe UI"/>
-          <w:color w:val="0F1115"/>
-          <w:sz w:val="24"/>
-          <w:szCs w:val="24"/>
-          <w:lang w:eastAsia="es-ES"/>
-        </w:rPr>
-        <w:t>Subject de emails: buscar "AuditBPM" en </w:t>
-      </w:r>
+      <w:proofErr w:type="spellStart"/>
+      <w:r>
+        <w:rPr>
+          <w:rFonts w:ascii="Segoe UI" w:eastAsia="Times New Roman" w:hAnsi="Segoe UI" w:cs="Segoe UI"/>
+          <w:color w:val="0F1115"/>
+          <w:sz w:val="24"/>
+          <w:szCs w:val="24"/>
+          <w:lang w:eastAsia="es-ES"/>
+        </w:rPr>
+        <w:t>Subject</w:t>
+      </w:r>
+      <w:proofErr w:type="spellEnd"/>
+      <w:r>
+        <w:rPr>
+          <w:rFonts w:ascii="Segoe UI" w:eastAsia="Times New Roman" w:hAnsi="Segoe UI" w:cs="Segoe UI"/>
+          <w:color w:val="0F1115"/>
+          <w:sz w:val="24"/>
+          <w:szCs w:val="24"/>
+          <w:lang w:eastAsia="es-ES"/>
+        </w:rPr>
+        <w:t xml:space="preserve"> de emails: buscar "</w:t>
+      </w:r>
+      <w:proofErr w:type="spellStart"/>
+      <w:r>
+        <w:rPr>
+          <w:rFonts w:ascii="Segoe UI" w:eastAsia="Times New Roman" w:hAnsi="Segoe UI" w:cs="Segoe UI"/>
+          <w:color w:val="0F1115"/>
+          <w:sz w:val="24"/>
+          <w:szCs w:val="24"/>
+          <w:lang w:eastAsia="es-ES"/>
+        </w:rPr>
+        <w:t>AuditBPM</w:t>
+      </w:r>
+      <w:proofErr w:type="spellEnd"/>
+      <w:r>
+        <w:rPr>
+          <w:rFonts w:ascii="Segoe UI" w:eastAsia="Times New Roman" w:hAnsi="Segoe UI" w:cs="Segoe UI"/>
+          <w:color w:val="0F1115"/>
+          <w:sz w:val="24"/>
+          <w:szCs w:val="24"/>
+          <w:lang w:eastAsia="es-ES"/>
+        </w:rPr>
+        <w:t>" en </w:t>
+      </w:r>
+      <w:proofErr w:type="spellStart"/>
       <w:r>
         <w:rPr>
           <w:rFonts w:ascii="Consolas" w:eastAsia="Times New Roman" w:hAnsi="Consolas" w:cs="Courier New"/>
@@ -2384,15 +3344,38 @@
         </w:rPr>
         <w:t>sendEmailNotification</w:t>
       </w:r>
-      <w:r>
-        <w:rPr>
-          <w:rFonts w:ascii="Segoe UI" w:eastAsia="Times New Roman" w:hAnsi="Segoe UI" w:cs="Segoe UI"/>
-          <w:color w:val="0F1115"/>
-          <w:sz w:val="24"/>
-          <w:szCs w:val="24"/>
-          <w:lang w:eastAsia="es-ES"/>
-        </w:rPr>
-        <w:t> y cambiar a "TodoEnRegla"</w:t>
+      <w:proofErr w:type="spellEnd"/>
+      <w:r>
+        <w:rPr>
+          <w:rFonts w:ascii="Segoe UI" w:eastAsia="Times New Roman" w:hAnsi="Segoe UI" w:cs="Segoe UI"/>
+          <w:color w:val="0F1115"/>
+          <w:sz w:val="24"/>
+          <w:szCs w:val="24"/>
+          <w:lang w:eastAsia="es-ES"/>
+        </w:rPr>
+        <w:t> y cambiar a "</w:t>
+      </w:r>
+      <w:proofErr w:type="spellStart"/>
+      <w:r>
+        <w:rPr>
+          <w:rFonts w:ascii="Segoe UI" w:eastAsia="Times New Roman" w:hAnsi="Segoe UI" w:cs="Segoe UI"/>
+          <w:color w:val="0F1115"/>
+          <w:sz w:val="24"/>
+          <w:szCs w:val="24"/>
+          <w:lang w:eastAsia="es-ES"/>
+        </w:rPr>
+        <w:t>TodoEnRegla</w:t>
+      </w:r>
+      <w:proofErr w:type="spellEnd"/>
+      <w:r>
+        <w:rPr>
+          <w:rFonts w:ascii="Segoe UI" w:eastAsia="Times New Roman" w:hAnsi="Segoe UI" w:cs="Segoe UI"/>
+          <w:color w:val="0F1115"/>
+          <w:sz w:val="24"/>
+          <w:szCs w:val="24"/>
+          <w:lang w:eastAsia="es-ES"/>
+        </w:rPr>
+        <w:t>"</w:t>
       </w:r>
     </w:p>
     <w:p>
@@ -2420,7 +3403,29 @@
           <w:szCs w:val="24"/>
           <w:lang w:eastAsia="es-ES"/>
         </w:rPr>
-        <w:t>NO hacer este cambio hasta tener el proyecto Firebase nuevo creado (Fase 3)</w:t>
+        <w:t xml:space="preserve">NO hacer este cambio hasta tener el proyecto </w:t>
+      </w:r>
+      <w:proofErr w:type="spellStart"/>
+      <w:r>
+        <w:rPr>
+          <w:rFonts w:ascii="Segoe UI" w:eastAsia="Times New Roman" w:hAnsi="Segoe UI" w:cs="Segoe UI"/>
+          <w:color w:val="0F1115"/>
+          <w:sz w:val="24"/>
+          <w:szCs w:val="24"/>
+          <w:lang w:eastAsia="es-ES"/>
+        </w:rPr>
+        <w:t>Firebase</w:t>
+      </w:r>
+      <w:proofErr w:type="spellEnd"/>
+      <w:r>
+        <w:rPr>
+          <w:rFonts w:ascii="Segoe UI" w:eastAsia="Times New Roman" w:hAnsi="Segoe UI" w:cs="Segoe UI"/>
+          <w:color w:val="0F1115"/>
+          <w:sz w:val="24"/>
+          <w:szCs w:val="24"/>
+          <w:lang w:eastAsia="es-ES"/>
+        </w:rPr>
+        <w:t xml:space="preserve"> nuevo creado (Fase 3)</w:t>
       </w:r>
     </w:p>
     <w:p>
@@ -2450,6 +3455,8 @@
         </w:rPr>
         <w:t>Archivo 5: </w:t>
       </w:r>
+      <w:proofErr w:type="spellStart"/>
+      <w:proofErr w:type="gramStart"/>
       <w:r>
         <w:rPr>
           <w:rFonts w:ascii="Consolas" w:eastAsia="Times New Roman" w:hAnsi="Consolas" w:cs="Courier New"/>
@@ -2463,6 +3470,8 @@
         </w:rPr>
         <w:t>manifest.json</w:t>
       </w:r>
+      <w:proofErr w:type="spellEnd"/>
+      <w:proofErr w:type="gramEnd"/>
     </w:p>
     <w:p>
       <w:pPr>
@@ -2537,23 +3546,87 @@
         <w:shd w:val="clear" w:color="auto" w:fill="FFFFFF"/>
         <w:spacing w:after="0" w:line="300" w:lineRule="atLeast"/>
         <w:rPr>
-          <w:rFonts w:ascii="Segoe UI" w:eastAsia="Times New Roman" w:hAnsi="Segoe UI" w:cs="Segoe UI"/>
-          <w:color w:val="0F1115"/>
-          <w:sz w:val="20"/>
-          <w:szCs w:val="20"/>
-          <w:lang w:eastAsia="es-ES"/>
-        </w:rPr>
-      </w:pPr>
-      <w:r>
-        <w:rPr>
           <w:rFonts w:ascii="Consolas" w:eastAsia="Times New Roman" w:hAnsi="Consolas" w:cs="Segoe UI"/>
           <w:color w:val="0F1115"/>
           <w:sz w:val="18"/>
           <w:szCs w:val="18"/>
           <w:lang w:eastAsia="es-ES"/>
         </w:rPr>
+      </w:pPr>
+      <w:proofErr w:type="spellStart"/>
+      <w:r>
+        <w:rPr>
+          <w:rFonts w:ascii="Consolas" w:eastAsia="Times New Roman" w:hAnsi="Consolas" w:cs="Segoe UI"/>
+          <w:color w:val="0F1115"/>
+          <w:sz w:val="18"/>
+          <w:szCs w:val="18"/>
+          <w:lang w:eastAsia="es-ES"/>
+        </w:rPr>
         <w:t>json</w:t>
       </w:r>
+      <w:proofErr w:type="spellEnd"/>
+      <w:r>
+        <w:t xml:space="preserve"> </w:t>
+      </w:r>
+      <w:r>
+        <w:rPr>
+          <w:rFonts w:ascii="Consolas" w:eastAsia="Times New Roman" w:hAnsi="Consolas" w:cs="Segoe UI"/>
+          <w:color w:val="0F1115"/>
+          <w:sz w:val="18"/>
+          <w:szCs w:val="18"/>
+          <w:lang w:eastAsia="es-ES"/>
+        </w:rPr>
+        <w:t>cd C:\Users\Usuario\auditbpm</w:t>
+      </w:r>
+    </w:p>
+    <w:p>
+      <w:pPr>
+        <w:shd w:val="clear" w:color="auto" w:fill="FFFFFF"/>
+        <w:spacing w:after="0" w:line="300" w:lineRule="atLeast"/>
+        <w:rPr>
+          <w:rFonts w:ascii="Segoe UI" w:eastAsia="Times New Roman" w:hAnsi="Segoe UI" w:cs="Segoe UI"/>
+          <w:color w:val="0F1115"/>
+          <w:sz w:val="20"/>
+          <w:szCs w:val="20"/>
+          <w:lang w:eastAsia="es-ES"/>
+        </w:rPr>
+      </w:pPr>
+      <w:proofErr w:type="spellStart"/>
+      <w:r>
+        <w:rPr>
+          <w:rFonts w:ascii="Consolas" w:eastAsia="Times New Roman" w:hAnsi="Consolas" w:cs="Segoe UI"/>
+          <w:color w:val="0F1115"/>
+          <w:sz w:val="18"/>
+          <w:szCs w:val="18"/>
+          <w:lang w:eastAsia="es-ES"/>
+        </w:rPr>
+        <w:t>npm</w:t>
+      </w:r>
+      <w:proofErr w:type="spellEnd"/>
+      <w:r>
+        <w:rPr>
+          <w:rFonts w:ascii="Consolas" w:eastAsia="Times New Roman" w:hAnsi="Consolas" w:cs="Segoe UI"/>
+          <w:color w:val="0F1115"/>
+          <w:sz w:val="18"/>
+          <w:szCs w:val="18"/>
+          <w:lang w:eastAsia="es-ES"/>
+        </w:rPr>
+        <w:t xml:space="preserve"> run </w:t>
+      </w:r>
+      <w:proofErr w:type="spellStart"/>
+      <w:r>
+        <w:rPr>
+          <w:rFonts w:ascii="Consolas" w:eastAsia="Times New Roman" w:hAnsi="Consolas" w:cs="Segoe UI"/>
+          <w:color w:val="0F1115"/>
+          <w:sz w:val="18"/>
+          <w:szCs w:val="18"/>
+          <w:lang w:eastAsia="es-ES"/>
+        </w:rPr>
+        <w:t>dev</w:t>
+      </w:r>
+      <w:bookmarkStart w:id="0" w:name="_GoBack"/>
+      <w:bookmarkEnd w:id="0"/>
+      <w:proofErr w:type="spellEnd"/>
     </w:p>
     <w:p>
       <w:pPr>
@@ -2644,7 +3717,29 @@
           <w:szCs w:val="20"/>
           <w:lang w:eastAsia="es-ES"/>
         </w:rPr>
-        <w:t>"name"</w:t>
+        <w:t>"</w:t>
+      </w:r>
+      <w:proofErr w:type="spellStart"/>
+      <w:r>
+        <w:rPr>
+          <w:rFonts w:ascii="Consolas" w:eastAsia="Times New Roman" w:hAnsi="Consolas" w:cs="Courier New"/>
+          <w:color w:val="E45649"/>
+          <w:sz w:val="20"/>
+          <w:szCs w:val="20"/>
+          <w:lang w:eastAsia="es-ES"/>
+        </w:rPr>
+        <w:t>name</w:t>
+      </w:r>
+      <w:proofErr w:type="spellEnd"/>
+      <w:r>
+        <w:rPr>
+          <w:rFonts w:ascii="Consolas" w:eastAsia="Times New Roman" w:hAnsi="Consolas" w:cs="Courier New"/>
+          <w:color w:val="E45649"/>
+          <w:sz w:val="20"/>
+          <w:szCs w:val="20"/>
+          <w:lang w:eastAsia="es-ES"/>
+        </w:rPr>
+        <w:t>"</w:t>
       </w:r>
       <w:r>
         <w:rPr>
@@ -2674,7 +3769,29 @@
           <w:szCs w:val="20"/>
           <w:lang w:eastAsia="es-ES"/>
         </w:rPr>
-        <w:t>"TodoEnRegla"</w:t>
+        <w:t>"</w:t>
+      </w:r>
+      <w:proofErr w:type="spellStart"/>
+      <w:r>
+        <w:rPr>
+          <w:rFonts w:ascii="Consolas" w:eastAsia="Times New Roman" w:hAnsi="Consolas" w:cs="Courier New"/>
+          <w:color w:val="50A14F"/>
+          <w:sz w:val="20"/>
+          <w:szCs w:val="20"/>
+          <w:lang w:eastAsia="es-ES"/>
+        </w:rPr>
+        <w:t>TodoEnRegla</w:t>
+      </w:r>
+      <w:proofErr w:type="spellEnd"/>
+      <w:r>
+        <w:rPr>
+          <w:rFonts w:ascii="Consolas" w:eastAsia="Times New Roman" w:hAnsi="Consolas" w:cs="Courier New"/>
+          <w:color w:val="50A14F"/>
+          <w:sz w:val="20"/>
+          <w:szCs w:val="20"/>
+          <w:lang w:eastAsia="es-ES"/>
+        </w:rPr>
+        <w:t>"</w:t>
       </w:r>
       <w:r>
         <w:rPr>
@@ -2735,7 +3852,29 @@
           <w:szCs w:val="20"/>
           <w:lang w:eastAsia="es-ES"/>
         </w:rPr>
-        <w:t>"short_name"</w:t>
+        <w:t>"</w:t>
+      </w:r>
+      <w:proofErr w:type="spellStart"/>
+      <w:r>
+        <w:rPr>
+          <w:rFonts w:ascii="Consolas" w:eastAsia="Times New Roman" w:hAnsi="Consolas" w:cs="Courier New"/>
+          <w:color w:val="E45649"/>
+          <w:sz w:val="20"/>
+          <w:szCs w:val="20"/>
+          <w:lang w:eastAsia="es-ES"/>
+        </w:rPr>
+        <w:t>short_name</w:t>
+      </w:r>
+      <w:proofErr w:type="spellEnd"/>
+      <w:r>
+        <w:rPr>
+          <w:rFonts w:ascii="Consolas" w:eastAsia="Times New Roman" w:hAnsi="Consolas" w:cs="Courier New"/>
+          <w:color w:val="E45649"/>
+          <w:sz w:val="20"/>
+          <w:szCs w:val="20"/>
+          <w:lang w:eastAsia="es-ES"/>
+        </w:rPr>
+        <w:t>"</w:t>
       </w:r>
       <w:r>
         <w:rPr>
@@ -2765,7 +3904,29 @@
           <w:szCs w:val="20"/>
           <w:lang w:eastAsia="es-ES"/>
         </w:rPr>
-        <w:t>"TodoEnRegla"</w:t>
+        <w:t>"</w:t>
+      </w:r>
+      <w:proofErr w:type="spellStart"/>
+      <w:r>
+        <w:rPr>
+          <w:rFonts w:ascii="Consolas" w:eastAsia="Times New Roman" w:hAnsi="Consolas" w:cs="Courier New"/>
+          <w:color w:val="50A14F"/>
+          <w:sz w:val="20"/>
+          <w:szCs w:val="20"/>
+          <w:lang w:eastAsia="es-ES"/>
+        </w:rPr>
+        <w:t>TodoEnRegla</w:t>
+      </w:r>
+      <w:proofErr w:type="spellEnd"/>
+      <w:r>
+        <w:rPr>
+          <w:rFonts w:ascii="Consolas" w:eastAsia="Times New Roman" w:hAnsi="Consolas" w:cs="Courier New"/>
+          <w:color w:val="50A14F"/>
+          <w:sz w:val="20"/>
+          <w:szCs w:val="20"/>
+          <w:lang w:eastAsia="es-ES"/>
+        </w:rPr>
+        <w:t>"</w:t>
       </w:r>
       <w:r>
         <w:rPr>
@@ -2826,7 +3987,29 @@
           <w:szCs w:val="20"/>
           <w:lang w:eastAsia="es-ES"/>
         </w:rPr>
-        <w:t>"description"</w:t>
+        <w:t>"</w:t>
+      </w:r>
+      <w:proofErr w:type="spellStart"/>
+      <w:r>
+        <w:rPr>
+          <w:rFonts w:ascii="Consolas" w:eastAsia="Times New Roman" w:hAnsi="Consolas" w:cs="Courier New"/>
+          <w:color w:val="E45649"/>
+          <w:sz w:val="20"/>
+          <w:szCs w:val="20"/>
+          <w:lang w:eastAsia="es-ES"/>
+        </w:rPr>
+        <w:t>description</w:t>
+      </w:r>
+      <w:proofErr w:type="spellEnd"/>
+      <w:r>
+        <w:rPr>
+          <w:rFonts w:ascii="Consolas" w:eastAsia="Times New Roman" w:hAnsi="Consolas" w:cs="Courier New"/>
+          <w:color w:val="E45649"/>
+          <w:sz w:val="20"/>
+          <w:szCs w:val="20"/>
+          <w:lang w:eastAsia="es-ES"/>
+        </w:rPr>
+        <w:t>"</w:t>
       </w:r>
       <w:r>
         <w:rPr>
@@ -2917,7 +4100,29 @@
           <w:szCs w:val="20"/>
           <w:lang w:eastAsia="es-ES"/>
         </w:rPr>
-        <w:t>"start_url"</w:t>
+        <w:t>"</w:t>
+      </w:r>
+      <w:proofErr w:type="spellStart"/>
+      <w:r>
+        <w:rPr>
+          <w:rFonts w:ascii="Consolas" w:eastAsia="Times New Roman" w:hAnsi="Consolas" w:cs="Courier New"/>
+          <w:color w:val="E45649"/>
+          <w:sz w:val="20"/>
+          <w:szCs w:val="20"/>
+          <w:lang w:eastAsia="es-ES"/>
+        </w:rPr>
+        <w:t>start_url</w:t>
+      </w:r>
+      <w:proofErr w:type="spellEnd"/>
+      <w:r>
+        <w:rPr>
+          <w:rFonts w:ascii="Consolas" w:eastAsia="Times New Roman" w:hAnsi="Consolas" w:cs="Courier New"/>
+          <w:color w:val="E45649"/>
+          <w:sz w:val="20"/>
+          <w:szCs w:val="20"/>
+          <w:lang w:eastAsia="es-ES"/>
+        </w:rPr>
+        <w:t>"</w:t>
       </w:r>
       <w:r>
         <w:rPr>
@@ -3008,7 +4213,29 @@
           <w:szCs w:val="20"/>
           <w:lang w:eastAsia="es-ES"/>
         </w:rPr>
-        <w:t>"display"</w:t>
+        <w:t>"</w:t>
+      </w:r>
+      <w:proofErr w:type="spellStart"/>
+      <w:r>
+        <w:rPr>
+          <w:rFonts w:ascii="Consolas" w:eastAsia="Times New Roman" w:hAnsi="Consolas" w:cs="Courier New"/>
+          <w:color w:val="E45649"/>
+          <w:sz w:val="20"/>
+          <w:szCs w:val="20"/>
+          <w:lang w:eastAsia="es-ES"/>
+        </w:rPr>
+        <w:t>display</w:t>
+      </w:r>
+      <w:proofErr w:type="spellEnd"/>
+      <w:r>
+        <w:rPr>
+          <w:rFonts w:ascii="Consolas" w:eastAsia="Times New Roman" w:hAnsi="Consolas" w:cs="Courier New"/>
+          <w:color w:val="E45649"/>
+          <w:sz w:val="20"/>
+          <w:szCs w:val="20"/>
+          <w:lang w:eastAsia="es-ES"/>
+        </w:rPr>
+        <w:t>"</w:t>
       </w:r>
       <w:r>
         <w:rPr>
@@ -3038,7 +4265,29 @@
           <w:szCs w:val="20"/>
           <w:lang w:eastAsia="es-ES"/>
         </w:rPr>
-        <w:t>"standalone"</w:t>
+        <w:t>"</w:t>
+      </w:r>
+      <w:proofErr w:type="spellStart"/>
+      <w:r>
+        <w:rPr>
+          <w:rFonts w:ascii="Consolas" w:eastAsia="Times New Roman" w:hAnsi="Consolas" w:cs="Courier New"/>
+          <w:color w:val="50A14F"/>
+          <w:sz w:val="20"/>
+          <w:szCs w:val="20"/>
+          <w:lang w:eastAsia="es-ES"/>
+        </w:rPr>
+        <w:t>standalone</w:t>
+      </w:r>
+      <w:proofErr w:type="spellEnd"/>
+      <w:r>
+        <w:rPr>
+          <w:rFonts w:ascii="Consolas" w:eastAsia="Times New Roman" w:hAnsi="Consolas" w:cs="Courier New"/>
+          <w:color w:val="50A14F"/>
+          <w:sz w:val="20"/>
+          <w:szCs w:val="20"/>
+          <w:lang w:eastAsia="es-ES"/>
+        </w:rPr>
+        <w:t>"</w:t>
       </w:r>
       <w:r>
         <w:rPr>
@@ -3099,7 +4348,29 @@
           <w:szCs w:val="20"/>
           <w:lang w:eastAsia="es-ES"/>
         </w:rPr>
-        <w:t>"background_color"</w:t>
+        <w:t>"</w:t>
+      </w:r>
+      <w:proofErr w:type="spellStart"/>
+      <w:r>
+        <w:rPr>
+          <w:rFonts w:ascii="Consolas" w:eastAsia="Times New Roman" w:hAnsi="Consolas" w:cs="Courier New"/>
+          <w:color w:val="E45649"/>
+          <w:sz w:val="20"/>
+          <w:szCs w:val="20"/>
+          <w:lang w:eastAsia="es-ES"/>
+        </w:rPr>
+        <w:t>background_color</w:t>
+      </w:r>
+      <w:proofErr w:type="spellEnd"/>
+      <w:r>
+        <w:rPr>
+          <w:rFonts w:ascii="Consolas" w:eastAsia="Times New Roman" w:hAnsi="Consolas" w:cs="Courier New"/>
+          <w:color w:val="E45649"/>
+          <w:sz w:val="20"/>
+          <w:szCs w:val="20"/>
+          <w:lang w:eastAsia="es-ES"/>
+        </w:rPr>
+        <w:t>"</w:t>
       </w:r>
       <w:r>
         <w:rPr>
@@ -3129,7 +4400,29 @@
           <w:szCs w:val="20"/>
           <w:lang w:eastAsia="es-ES"/>
         </w:rPr>
-        <w:t>"#ffffff"</w:t>
+        <w:t>"#</w:t>
+      </w:r>
+      <w:proofErr w:type="spellStart"/>
+      <w:r>
+        <w:rPr>
+          <w:rFonts w:ascii="Consolas" w:eastAsia="Times New Roman" w:hAnsi="Consolas" w:cs="Courier New"/>
+          <w:color w:val="50A14F"/>
+          <w:sz w:val="20"/>
+          <w:szCs w:val="20"/>
+          <w:lang w:eastAsia="es-ES"/>
+        </w:rPr>
+        <w:t>ffffff</w:t>
+      </w:r>
+      <w:proofErr w:type="spellEnd"/>
+      <w:r>
+        <w:rPr>
+          <w:rFonts w:ascii="Consolas" w:eastAsia="Times New Roman" w:hAnsi="Consolas" w:cs="Courier New"/>
+          <w:color w:val="50A14F"/>
+          <w:sz w:val="20"/>
+          <w:szCs w:val="20"/>
+          <w:lang w:eastAsia="es-ES"/>
+        </w:rPr>
+        <w:t>"</w:t>
       </w:r>
       <w:r>
         <w:rPr>
@@ -3190,7 +4483,29 @@
           <w:szCs w:val="20"/>
           <w:lang w:eastAsia="es-ES"/>
         </w:rPr>
-        <w:t>"theme_color"</w:t>
+        <w:t>"</w:t>
+      </w:r>
+      <w:proofErr w:type="spellStart"/>
+      <w:r>
+        <w:rPr>
+          <w:rFonts w:ascii="Consolas" w:eastAsia="Times New Roman" w:hAnsi="Consolas" w:cs="Courier New"/>
+          <w:color w:val="E45649"/>
+          <w:sz w:val="20"/>
+          <w:szCs w:val="20"/>
+          <w:lang w:eastAsia="es-ES"/>
+        </w:rPr>
+        <w:t>theme_color</w:t>
+      </w:r>
+      <w:proofErr w:type="spellEnd"/>
+      <w:r>
+        <w:rPr>
+          <w:rFonts w:ascii="Consolas" w:eastAsia="Times New Roman" w:hAnsi="Consolas" w:cs="Courier New"/>
+          <w:color w:val="E45649"/>
+          <w:sz w:val="20"/>
+          <w:szCs w:val="20"/>
+          <w:lang w:eastAsia="es-ES"/>
+        </w:rPr>
+        <w:t>"</w:t>
       </w:r>
       <w:r>
         <w:rPr>
@@ -3281,7 +4596,29 @@
           <w:szCs w:val="20"/>
           <w:lang w:eastAsia="es-ES"/>
         </w:rPr>
-        <w:t>"icons"</w:t>
+        <w:t>"</w:t>
+      </w:r>
+      <w:proofErr w:type="spellStart"/>
+      <w:r>
+        <w:rPr>
+          <w:rFonts w:ascii="Consolas" w:eastAsia="Times New Roman" w:hAnsi="Consolas" w:cs="Courier New"/>
+          <w:color w:val="E45649"/>
+          <w:sz w:val="20"/>
+          <w:szCs w:val="20"/>
+          <w:lang w:eastAsia="es-ES"/>
+        </w:rPr>
+        <w:t>icons</w:t>
+      </w:r>
+      <w:proofErr w:type="spellEnd"/>
+      <w:r>
+        <w:rPr>
+          <w:rFonts w:ascii="Consolas" w:eastAsia="Times New Roman" w:hAnsi="Consolas" w:cs="Courier New"/>
+          <w:color w:val="E45649"/>
+          <w:sz w:val="20"/>
+          <w:szCs w:val="20"/>
+          <w:lang w:eastAsia="es-ES"/>
+        </w:rPr>
+        <w:t>"</w:t>
       </w:r>
       <w:r>
         <w:rPr>
@@ -3413,7 +4750,29 @@
           <w:szCs w:val="20"/>
           <w:lang w:eastAsia="es-ES"/>
         </w:rPr>
-        <w:t>"src"</w:t>
+        <w:t>"</w:t>
+      </w:r>
+      <w:proofErr w:type="spellStart"/>
+      <w:r>
+        <w:rPr>
+          <w:rFonts w:ascii="Consolas" w:eastAsia="Times New Roman" w:hAnsi="Consolas" w:cs="Courier New"/>
+          <w:color w:val="E45649"/>
+          <w:sz w:val="20"/>
+          <w:szCs w:val="20"/>
+          <w:lang w:eastAsia="es-ES"/>
+        </w:rPr>
+        <w:t>src</w:t>
+      </w:r>
+      <w:proofErr w:type="spellEnd"/>
+      <w:r>
+        <w:rPr>
+          <w:rFonts w:ascii="Consolas" w:eastAsia="Times New Roman" w:hAnsi="Consolas" w:cs="Courier New"/>
+          <w:color w:val="E45649"/>
+          <w:sz w:val="20"/>
+          <w:szCs w:val="20"/>
+          <w:lang w:eastAsia="es-ES"/>
+        </w:rPr>
+        <w:t>"</w:t>
       </w:r>
       <w:r>
         <w:rPr>
@@ -3443,7 +4802,29 @@
           <w:szCs w:val="20"/>
           <w:lang w:eastAsia="es-ES"/>
         </w:rPr>
-        <w:t>"/logo.svg"</w:t>
+        <w:t>"/</w:t>
+      </w:r>
+      <w:proofErr w:type="spellStart"/>
+      <w:r>
+        <w:rPr>
+          <w:rFonts w:ascii="Consolas" w:eastAsia="Times New Roman" w:hAnsi="Consolas" w:cs="Courier New"/>
+          <w:color w:val="50A14F"/>
+          <w:sz w:val="20"/>
+          <w:szCs w:val="20"/>
+          <w:lang w:eastAsia="es-ES"/>
+        </w:rPr>
+        <w:t>logo.svg</w:t>
+      </w:r>
+      <w:proofErr w:type="spellEnd"/>
+      <w:r>
+        <w:rPr>
+          <w:rFonts w:ascii="Consolas" w:eastAsia="Times New Roman" w:hAnsi="Consolas" w:cs="Courier New"/>
+          <w:color w:val="50A14F"/>
+          <w:sz w:val="20"/>
+          <w:szCs w:val="20"/>
+          <w:lang w:eastAsia="es-ES"/>
+        </w:rPr>
+        <w:t>"</w:t>
       </w:r>
       <w:r>
         <w:rPr>
@@ -3504,7 +4885,29 @@
           <w:szCs w:val="20"/>
           <w:lang w:eastAsia="es-ES"/>
         </w:rPr>
-        <w:t>"sizes"</w:t>
+        <w:t>"</w:t>
+      </w:r>
+      <w:proofErr w:type="spellStart"/>
+      <w:r>
+        <w:rPr>
+          <w:rFonts w:ascii="Consolas" w:eastAsia="Times New Roman" w:hAnsi="Consolas" w:cs="Courier New"/>
+          <w:color w:val="E45649"/>
+          <w:sz w:val="20"/>
+          <w:szCs w:val="20"/>
+          <w:lang w:eastAsia="es-ES"/>
+        </w:rPr>
+        <w:t>sizes</w:t>
+      </w:r>
+      <w:proofErr w:type="spellEnd"/>
+      <w:r>
+        <w:rPr>
+          <w:rFonts w:ascii="Consolas" w:eastAsia="Times New Roman" w:hAnsi="Consolas" w:cs="Courier New"/>
+          <w:color w:val="E45649"/>
+          <w:sz w:val="20"/>
+          <w:szCs w:val="20"/>
+          <w:lang w:eastAsia="es-ES"/>
+        </w:rPr>
+        <w:t>"</w:t>
       </w:r>
       <w:r>
         <w:rPr>
@@ -3595,7 +4998,29 @@
           <w:szCs w:val="20"/>
           <w:lang w:eastAsia="es-ES"/>
         </w:rPr>
-        <w:t>"type"</w:t>
+        <w:t>"</w:t>
+      </w:r>
+      <w:proofErr w:type="spellStart"/>
+      <w:r>
+        <w:rPr>
+          <w:rFonts w:ascii="Consolas" w:eastAsia="Times New Roman" w:hAnsi="Consolas" w:cs="Courier New"/>
+          <w:color w:val="E45649"/>
+          <w:sz w:val="20"/>
+          <w:szCs w:val="20"/>
+          <w:lang w:eastAsia="es-ES"/>
+        </w:rPr>
+        <w:t>type</w:t>
+      </w:r>
+      <w:proofErr w:type="spellEnd"/>
+      <w:r>
+        <w:rPr>
+          <w:rFonts w:ascii="Consolas" w:eastAsia="Times New Roman" w:hAnsi="Consolas" w:cs="Courier New"/>
+          <w:color w:val="E45649"/>
+          <w:sz w:val="20"/>
+          <w:szCs w:val="20"/>
+          <w:lang w:eastAsia="es-ES"/>
+        </w:rPr>
+        <w:t>"</w:t>
       </w:r>
       <w:r>
         <w:rPr>
@@ -3625,7 +5050,51 @@
           <w:szCs w:val="20"/>
           <w:lang w:eastAsia="es-ES"/>
         </w:rPr>
-        <w:t>"image/svg+xml"</w:t>
+        <w:t>"</w:t>
+      </w:r>
+      <w:proofErr w:type="spellStart"/>
+      <w:r>
+        <w:rPr>
+          <w:rFonts w:ascii="Consolas" w:eastAsia="Times New Roman" w:hAnsi="Consolas" w:cs="Courier New"/>
+          <w:color w:val="50A14F"/>
+          <w:sz w:val="20"/>
+          <w:szCs w:val="20"/>
+          <w:lang w:eastAsia="es-ES"/>
+        </w:rPr>
+        <w:t>image</w:t>
+      </w:r>
+      <w:proofErr w:type="spellEnd"/>
+      <w:r>
+        <w:rPr>
+          <w:rFonts w:ascii="Consolas" w:eastAsia="Times New Roman" w:hAnsi="Consolas" w:cs="Courier New"/>
+          <w:color w:val="50A14F"/>
+          <w:sz w:val="20"/>
+          <w:szCs w:val="20"/>
+          <w:lang w:eastAsia="es-ES"/>
+        </w:rPr>
+        <w:t>/</w:t>
+      </w:r>
+      <w:proofErr w:type="spellStart"/>
+      <w:r>
+        <w:rPr>
+          <w:rFonts w:ascii="Consolas" w:eastAsia="Times New Roman" w:hAnsi="Consolas" w:cs="Courier New"/>
+          <w:color w:val="50A14F"/>
+          <w:sz w:val="20"/>
+          <w:szCs w:val="20"/>
+          <w:lang w:eastAsia="es-ES"/>
+        </w:rPr>
+        <w:t>svg+xml</w:t>
+      </w:r>
+      <w:proofErr w:type="spellEnd"/>
+      <w:r>
+        <w:rPr>
+          <w:rFonts w:ascii="Consolas" w:eastAsia="Times New Roman" w:hAnsi="Consolas" w:cs="Courier New"/>
+          <w:color w:val="50A14F"/>
+          <w:sz w:val="20"/>
+          <w:szCs w:val="20"/>
+          <w:lang w:eastAsia="es-ES"/>
+        </w:rPr>
+        <w:t>"</w:t>
       </w:r>
     </w:p>
     <w:p>
@@ -3799,6 +5268,7 @@
         </w:rPr>
         <w:t>Archivo 6: </w:t>
       </w:r>
+      <w:proofErr w:type="spellStart"/>
       <w:r>
         <w:rPr>
           <w:rFonts w:ascii="Consolas" w:eastAsia="Times New Roman" w:hAnsi="Consolas" w:cs="Courier New"/>
@@ -3810,8 +5280,93 @@
           <w:shd w:val="clear" w:color="auto" w:fill="EBEEF2"/>
           <w:lang w:eastAsia="es-ES"/>
         </w:rPr>
-        <w:t>src/components/Auth/LoginScreen.tsx</w:t>
-      </w:r>
+        <w:t>src</w:t>
+      </w:r>
+      <w:proofErr w:type="spellEnd"/>
+      <w:r>
+        <w:rPr>
+          <w:rFonts w:ascii="Consolas" w:eastAsia="Times New Roman" w:hAnsi="Consolas" w:cs="Courier New"/>
+          <w:b/>
+          <w:bCs/>
+          <w:color w:val="0F1115"/>
+          <w:sz w:val="20"/>
+          <w:szCs w:val="20"/>
+          <w:shd w:val="clear" w:color="auto" w:fill="EBEEF2"/>
+          <w:lang w:eastAsia="es-ES"/>
+        </w:rPr>
+        <w:t>/</w:t>
+      </w:r>
+      <w:proofErr w:type="spellStart"/>
+      <w:r>
+        <w:rPr>
+          <w:rFonts w:ascii="Consolas" w:eastAsia="Times New Roman" w:hAnsi="Consolas" w:cs="Courier New"/>
+          <w:b/>
+          <w:bCs/>
+          <w:color w:val="0F1115"/>
+          <w:sz w:val="20"/>
+          <w:szCs w:val="20"/>
+          <w:shd w:val="clear" w:color="auto" w:fill="EBEEF2"/>
+          <w:lang w:eastAsia="es-ES"/>
+        </w:rPr>
+        <w:t>components</w:t>
+      </w:r>
+      <w:proofErr w:type="spellEnd"/>
+      <w:r>
+        <w:rPr>
+          <w:rFonts w:ascii="Consolas" w:eastAsia="Times New Roman" w:hAnsi="Consolas" w:cs="Courier New"/>
+          <w:b/>
+          <w:bCs/>
+          <w:color w:val="0F1115"/>
+          <w:sz w:val="20"/>
+          <w:szCs w:val="20"/>
+          <w:shd w:val="clear" w:color="auto" w:fill="EBEEF2"/>
+          <w:lang w:eastAsia="es-ES"/>
+        </w:rPr>
+        <w:t>/</w:t>
+      </w:r>
+      <w:proofErr w:type="spellStart"/>
+      <w:r>
+        <w:rPr>
+          <w:rFonts w:ascii="Consolas" w:eastAsia="Times New Roman" w:hAnsi="Consolas" w:cs="Courier New"/>
+          <w:b/>
+          <w:bCs/>
+          <w:color w:val="0F1115"/>
+          <w:sz w:val="20"/>
+          <w:szCs w:val="20"/>
+          <w:shd w:val="clear" w:color="auto" w:fill="EBEEF2"/>
+          <w:lang w:eastAsia="es-ES"/>
+        </w:rPr>
+        <w:t>Auth</w:t>
+      </w:r>
+      <w:proofErr w:type="spellEnd"/>
+      <w:r>
+        <w:rPr>
+          <w:rFonts w:ascii="Consolas" w:eastAsia="Times New Roman" w:hAnsi="Consolas" w:cs="Courier New"/>
+          <w:b/>
+          <w:bCs/>
+          <w:color w:val="0F1115"/>
+          <w:sz w:val="20"/>
+          <w:szCs w:val="20"/>
+          <w:shd w:val="clear" w:color="auto" w:fill="EBEEF2"/>
+          <w:lang w:eastAsia="es-ES"/>
+        </w:rPr>
+        <w:t>/</w:t>
+      </w:r>
+      <w:proofErr w:type="spellStart"/>
+      <w:r>
+        <w:rPr>
+          <w:rFonts w:ascii="Consolas" w:eastAsia="Times New Roman" w:hAnsi="Consolas" w:cs="Courier New"/>
+          <w:b/>
+          <w:bCs/>
+          <w:color w:val="0F1115"/>
+          <w:sz w:val="20"/>
+          <w:szCs w:val="20"/>
+          <w:shd w:val="clear" w:color="auto" w:fill="EBEEF2"/>
+          <w:lang w:eastAsia="es-ES"/>
+        </w:rPr>
+        <w:t>LoginScreen.tsx</w:t>
+      </w:r>
+      <w:proofErr w:type="spellEnd"/>
     </w:p>
     <w:p>
       <w:pPr>
@@ -3927,7 +5482,51 @@
           <w:szCs w:val="24"/>
           <w:lang w:eastAsia="es-ES"/>
         </w:rPr>
-        <w:t>: "AuditBPM" → "TodoEnRegla"</w:t>
+        <w:t>: "</w:t>
+      </w:r>
+      <w:proofErr w:type="spellStart"/>
+      <w:r>
+        <w:rPr>
+          <w:rFonts w:ascii="Segoe UI" w:eastAsia="Times New Roman" w:hAnsi="Segoe UI" w:cs="Segoe UI"/>
+          <w:color w:val="0F1115"/>
+          <w:sz w:val="24"/>
+          <w:szCs w:val="24"/>
+          <w:lang w:eastAsia="es-ES"/>
+        </w:rPr>
+        <w:t>AuditBPM</w:t>
+      </w:r>
+      <w:proofErr w:type="spellEnd"/>
+      <w:r>
+        <w:rPr>
+          <w:rFonts w:ascii="Segoe UI" w:eastAsia="Times New Roman" w:hAnsi="Segoe UI" w:cs="Segoe UI"/>
+          <w:color w:val="0F1115"/>
+          <w:sz w:val="24"/>
+          <w:szCs w:val="24"/>
+          <w:lang w:eastAsia="es-ES"/>
+        </w:rPr>
+        <w:t>" → "</w:t>
+      </w:r>
+      <w:proofErr w:type="spellStart"/>
+      <w:r>
+        <w:rPr>
+          <w:rFonts w:ascii="Segoe UI" w:eastAsia="Times New Roman" w:hAnsi="Segoe UI" w:cs="Segoe UI"/>
+          <w:color w:val="0F1115"/>
+          <w:sz w:val="24"/>
+          <w:szCs w:val="24"/>
+          <w:lang w:eastAsia="es-ES"/>
+        </w:rPr>
+        <w:t>TodoEnRegla</w:t>
+      </w:r>
+      <w:proofErr w:type="spellEnd"/>
+      <w:r>
+        <w:rPr>
+          <w:rFonts w:ascii="Segoe UI" w:eastAsia="Times New Roman" w:hAnsi="Segoe UI" w:cs="Segoe UI"/>
+          <w:color w:val="0F1115"/>
+          <w:sz w:val="24"/>
+          <w:szCs w:val="24"/>
+          <w:lang w:eastAsia="es-ES"/>
+        </w:rPr>
+        <w:t>"</w:t>
       </w:r>
     </w:p>
     <w:p>
@@ -4055,6 +5654,7 @@
         </w:rPr>
         <w:t>Icono: mantener </w:t>
       </w:r>
+      <w:proofErr w:type="spellStart"/>
       <w:r>
         <w:rPr>
           <w:rFonts w:ascii="Consolas" w:eastAsia="Times New Roman" w:hAnsi="Consolas" w:cs="Courier New"/>
@@ -4066,6 +5666,7 @@
         </w:rPr>
         <w:t>Shield</w:t>
       </w:r>
+      <w:proofErr w:type="spellEnd"/>
       <w:r>
         <w:rPr>
           <w:rFonts w:ascii="Segoe UI" w:eastAsia="Times New Roman" w:hAnsi="Segoe UI" w:cs="Segoe UI"/>
@@ -4153,6 +5754,7 @@
         </w:rPr>
         <w:t>Archivo 7: </w:t>
       </w:r>
+      <w:proofErr w:type="spellStart"/>
       <w:r>
         <w:rPr>
           <w:rFonts w:ascii="Consolas" w:eastAsia="Times New Roman" w:hAnsi="Consolas" w:cs="Courier New"/>
@@ -4164,8 +5766,93 @@
           <w:shd w:val="clear" w:color="auto" w:fill="EBEEF2"/>
           <w:lang w:eastAsia="es-ES"/>
         </w:rPr>
-        <w:t>src/components/Layout/Header.tsx</w:t>
-      </w:r>
+        <w:t>src</w:t>
+      </w:r>
+      <w:proofErr w:type="spellEnd"/>
+      <w:r>
+        <w:rPr>
+          <w:rFonts w:ascii="Consolas" w:eastAsia="Times New Roman" w:hAnsi="Consolas" w:cs="Courier New"/>
+          <w:b/>
+          <w:bCs/>
+          <w:color w:val="0F1115"/>
+          <w:sz w:val="20"/>
+          <w:szCs w:val="20"/>
+          <w:shd w:val="clear" w:color="auto" w:fill="EBEEF2"/>
+          <w:lang w:eastAsia="es-ES"/>
+        </w:rPr>
+        <w:t>/</w:t>
+      </w:r>
+      <w:proofErr w:type="spellStart"/>
+      <w:r>
+        <w:rPr>
+          <w:rFonts w:ascii="Consolas" w:eastAsia="Times New Roman" w:hAnsi="Consolas" w:cs="Courier New"/>
+          <w:b/>
+          <w:bCs/>
+          <w:color w:val="0F1115"/>
+          <w:sz w:val="20"/>
+          <w:szCs w:val="20"/>
+          <w:shd w:val="clear" w:color="auto" w:fill="EBEEF2"/>
+          <w:lang w:eastAsia="es-ES"/>
+        </w:rPr>
+        <w:t>components</w:t>
+      </w:r>
+      <w:proofErr w:type="spellEnd"/>
+      <w:r>
+        <w:rPr>
+          <w:rFonts w:ascii="Consolas" w:eastAsia="Times New Roman" w:hAnsi="Consolas" w:cs="Courier New"/>
+          <w:b/>
+          <w:bCs/>
+          <w:color w:val="0F1115"/>
+          <w:sz w:val="20"/>
+          <w:szCs w:val="20"/>
+          <w:shd w:val="clear" w:color="auto" w:fill="EBEEF2"/>
+          <w:lang w:eastAsia="es-ES"/>
+        </w:rPr>
+        <w:t>/</w:t>
+      </w:r>
+      <w:proofErr w:type="spellStart"/>
+      <w:r>
+        <w:rPr>
+          <w:rFonts w:ascii="Consolas" w:eastAsia="Times New Roman" w:hAnsi="Consolas" w:cs="Courier New"/>
+          <w:b/>
+          <w:bCs/>
+          <w:color w:val="0F1115"/>
+          <w:sz w:val="20"/>
+          <w:szCs w:val="20"/>
+          <w:shd w:val="clear" w:color="auto" w:fill="EBEEF2"/>
+          <w:lang w:eastAsia="es-ES"/>
+        </w:rPr>
+        <w:t>Layout</w:t>
+      </w:r>
+      <w:proofErr w:type="spellEnd"/>
+      <w:r>
+        <w:rPr>
+          <w:rFonts w:ascii="Consolas" w:eastAsia="Times New Roman" w:hAnsi="Consolas" w:cs="Courier New"/>
+          <w:b/>
+          <w:bCs/>
+          <w:color w:val="0F1115"/>
+          <w:sz w:val="20"/>
+          <w:szCs w:val="20"/>
+          <w:shd w:val="clear" w:color="auto" w:fill="EBEEF2"/>
+          <w:lang w:eastAsia="es-ES"/>
+        </w:rPr>
+        <w:t>/</w:t>
+      </w:r>
+      <w:proofErr w:type="spellStart"/>
+      <w:r>
+        <w:rPr>
+          <w:rFonts w:ascii="Consolas" w:eastAsia="Times New Roman" w:hAnsi="Consolas" w:cs="Courier New"/>
+          <w:b/>
+          <w:bCs/>
+          <w:color w:val="0F1115"/>
+          <w:sz w:val="20"/>
+          <w:szCs w:val="20"/>
+          <w:shd w:val="clear" w:color="auto" w:fill="EBEEF2"/>
+          <w:lang w:eastAsia="es-ES"/>
+        </w:rPr>
+        <w:t>Header.tsx</w:t>
+      </w:r>
+      <w:proofErr w:type="spellEnd"/>
     </w:p>
     <w:p>
       <w:pPr>
@@ -4271,7 +5958,51 @@
           <w:szCs w:val="24"/>
           <w:lang w:eastAsia="es-ES"/>
         </w:rPr>
-        <w:t>: "AuditBPM Gastronomía" → "TodoEnRegla"</w:t>
+        <w:t>: "</w:t>
+      </w:r>
+      <w:proofErr w:type="spellStart"/>
+      <w:r>
+        <w:rPr>
+          <w:rFonts w:ascii="Segoe UI" w:eastAsia="Times New Roman" w:hAnsi="Segoe UI" w:cs="Segoe UI"/>
+          <w:color w:val="0F1115"/>
+          <w:sz w:val="24"/>
+          <w:szCs w:val="24"/>
+          <w:lang w:eastAsia="es-ES"/>
+        </w:rPr>
+        <w:t>AuditBPM</w:t>
+      </w:r>
+      <w:proofErr w:type="spellEnd"/>
+      <w:r>
+        <w:rPr>
+          <w:rFonts w:ascii="Segoe UI" w:eastAsia="Times New Roman" w:hAnsi="Segoe UI" w:cs="Segoe UI"/>
+          <w:color w:val="0F1115"/>
+          <w:sz w:val="24"/>
+          <w:szCs w:val="24"/>
+          <w:lang w:eastAsia="es-ES"/>
+        </w:rPr>
+        <w:t xml:space="preserve"> Gastronomía" → "</w:t>
+      </w:r>
+      <w:proofErr w:type="spellStart"/>
+      <w:r>
+        <w:rPr>
+          <w:rFonts w:ascii="Segoe UI" w:eastAsia="Times New Roman" w:hAnsi="Segoe UI" w:cs="Segoe UI"/>
+          <w:color w:val="0F1115"/>
+          <w:sz w:val="24"/>
+          <w:szCs w:val="24"/>
+          <w:lang w:eastAsia="es-ES"/>
+        </w:rPr>
+        <w:t>TodoEnRegla</w:t>
+      </w:r>
+      <w:proofErr w:type="spellEnd"/>
+      <w:r>
+        <w:rPr>
+          <w:rFonts w:ascii="Segoe UI" w:eastAsia="Times New Roman" w:hAnsi="Segoe UI" w:cs="Segoe UI"/>
+          <w:color w:val="0F1115"/>
+          <w:sz w:val="24"/>
+          <w:szCs w:val="24"/>
+          <w:lang w:eastAsia="es-ES"/>
+        </w:rPr>
+        <w:t>"</w:t>
       </w:r>
     </w:p>
     <w:p>
@@ -4299,7 +6030,29 @@
           <w:szCs w:val="24"/>
           <w:lang w:eastAsia="es-ES"/>
         </w:rPr>
-        <w:t>Subtítulo: "Multi-Cuestionarios IRAM &amp; SSO" → "Auditorías y Gestión"</w:t>
+        <w:t>Subtítulo: "</w:t>
+      </w:r>
+      <w:proofErr w:type="spellStart"/>
+      <w:r>
+        <w:rPr>
+          <w:rFonts w:ascii="Segoe UI" w:eastAsia="Times New Roman" w:hAnsi="Segoe UI" w:cs="Segoe UI"/>
+          <w:color w:val="0F1115"/>
+          <w:sz w:val="24"/>
+          <w:szCs w:val="24"/>
+          <w:lang w:eastAsia="es-ES"/>
+        </w:rPr>
+        <w:t>Multi</w:t>
+      </w:r>
+      <w:proofErr w:type="spellEnd"/>
+      <w:r>
+        <w:rPr>
+          <w:rFonts w:ascii="Segoe UI" w:eastAsia="Times New Roman" w:hAnsi="Segoe UI" w:cs="Segoe UI"/>
+          <w:color w:val="0F1115"/>
+          <w:sz w:val="24"/>
+          <w:szCs w:val="24"/>
+          <w:lang w:eastAsia="es-ES"/>
+        </w:rPr>
+        <w:t>-Cuestionarios IRAM &amp; SSO" → "Auditorías y Gestión"</w:t>
       </w:r>
     </w:p>
     <w:p>
@@ -4449,6 +6202,7 @@
         </w:rPr>
         <w:t>Archivo 8: </w:t>
       </w:r>
+      <w:proofErr w:type="spellStart"/>
       <w:r>
         <w:rPr>
           <w:rFonts w:ascii="Consolas" w:eastAsia="Times New Roman" w:hAnsi="Consolas" w:cs="Courier New"/>
@@ -4460,8 +6214,93 @@
           <w:shd w:val="clear" w:color="auto" w:fill="EBEEF2"/>
           <w:lang w:eastAsia="es-ES"/>
         </w:rPr>
-        <w:t>src/components/Dashboard/PlantDashboard.tsx</w:t>
-      </w:r>
+        <w:t>src</w:t>
+      </w:r>
+      <w:proofErr w:type="spellEnd"/>
+      <w:r>
+        <w:rPr>
+          <w:rFonts w:ascii="Consolas" w:eastAsia="Times New Roman" w:hAnsi="Consolas" w:cs="Courier New"/>
+          <w:b/>
+          <w:bCs/>
+          <w:color w:val="0F1115"/>
+          <w:sz w:val="20"/>
+          <w:szCs w:val="20"/>
+          <w:shd w:val="clear" w:color="auto" w:fill="EBEEF2"/>
+          <w:lang w:eastAsia="es-ES"/>
+        </w:rPr>
+        <w:t>/</w:t>
+      </w:r>
+      <w:proofErr w:type="spellStart"/>
+      <w:r>
+        <w:rPr>
+          <w:rFonts w:ascii="Consolas" w:eastAsia="Times New Roman" w:hAnsi="Consolas" w:cs="Courier New"/>
+          <w:b/>
+          <w:bCs/>
+          <w:color w:val="0F1115"/>
+          <w:sz w:val="20"/>
+          <w:szCs w:val="20"/>
+          <w:shd w:val="clear" w:color="auto" w:fill="EBEEF2"/>
+          <w:lang w:eastAsia="es-ES"/>
+        </w:rPr>
+        <w:t>components</w:t>
+      </w:r>
+      <w:proofErr w:type="spellEnd"/>
+      <w:r>
+        <w:rPr>
+          <w:rFonts w:ascii="Consolas" w:eastAsia="Times New Roman" w:hAnsi="Consolas" w:cs="Courier New"/>
+          <w:b/>
+          <w:bCs/>
+          <w:color w:val="0F1115"/>
+          <w:sz w:val="20"/>
+          <w:szCs w:val="20"/>
+          <w:shd w:val="clear" w:color="auto" w:fill="EBEEF2"/>
+          <w:lang w:eastAsia="es-ES"/>
+        </w:rPr>
+        <w:t>/</w:t>
+      </w:r>
+      <w:proofErr w:type="spellStart"/>
+      <w:r>
+        <w:rPr>
+          <w:rFonts w:ascii="Consolas" w:eastAsia="Times New Roman" w:hAnsi="Consolas" w:cs="Courier New"/>
+          <w:b/>
+          <w:bCs/>
+          <w:color w:val="0F1115"/>
+          <w:sz w:val="20"/>
+          <w:szCs w:val="20"/>
+          <w:shd w:val="clear" w:color="auto" w:fill="EBEEF2"/>
+          <w:lang w:eastAsia="es-ES"/>
+        </w:rPr>
+        <w:t>Dashboard</w:t>
+      </w:r>
+      <w:proofErr w:type="spellEnd"/>
+      <w:r>
+        <w:rPr>
+          <w:rFonts w:ascii="Consolas" w:eastAsia="Times New Roman" w:hAnsi="Consolas" w:cs="Courier New"/>
+          <w:b/>
+          <w:bCs/>
+          <w:color w:val="0F1115"/>
+          <w:sz w:val="20"/>
+          <w:szCs w:val="20"/>
+          <w:shd w:val="clear" w:color="auto" w:fill="EBEEF2"/>
+          <w:lang w:eastAsia="es-ES"/>
+        </w:rPr>
+        <w:t>/</w:t>
+      </w:r>
+      <w:proofErr w:type="spellStart"/>
+      <w:r>
+        <w:rPr>
+          <w:rFonts w:ascii="Consolas" w:eastAsia="Times New Roman" w:hAnsi="Consolas" w:cs="Courier New"/>
+          <w:b/>
+          <w:bCs/>
+          <w:color w:val="0F1115"/>
+          <w:sz w:val="20"/>
+          <w:szCs w:val="20"/>
+          <w:shd w:val="clear" w:color="auto" w:fill="EBEEF2"/>
+          <w:lang w:eastAsia="es-ES"/>
+        </w:rPr>
+        <w:t>PlantDashboard.tsx</w:t>
+      </w:r>
+      <w:proofErr w:type="spellEnd"/>
     </w:p>
     <w:p>
       <w:pPr>
@@ -4556,7 +6395,51 @@
           <w:szCs w:val="24"/>
           <w:lang w:eastAsia="es-ES"/>
         </w:rPr>
-        <w:t>Buscar "AuditBPM" en todo el archivo (Ctrl+F)</w:t>
+        <w:t>Buscar "</w:t>
+      </w:r>
+      <w:proofErr w:type="spellStart"/>
+      <w:r>
+        <w:rPr>
+          <w:rFonts w:ascii="Segoe UI" w:eastAsia="Times New Roman" w:hAnsi="Segoe UI" w:cs="Segoe UI"/>
+          <w:color w:val="0F1115"/>
+          <w:sz w:val="24"/>
+          <w:szCs w:val="24"/>
+          <w:lang w:eastAsia="es-ES"/>
+        </w:rPr>
+        <w:t>AuditBPM</w:t>
+      </w:r>
+      <w:proofErr w:type="spellEnd"/>
+      <w:r>
+        <w:rPr>
+          <w:rFonts w:ascii="Segoe UI" w:eastAsia="Times New Roman" w:hAnsi="Segoe UI" w:cs="Segoe UI"/>
+          <w:color w:val="0F1115"/>
+          <w:sz w:val="24"/>
+          <w:szCs w:val="24"/>
+          <w:lang w:eastAsia="es-ES"/>
+        </w:rPr>
+        <w:t>" en todo el archivo (</w:t>
+      </w:r>
+      <w:proofErr w:type="spellStart"/>
+      <w:r>
+        <w:rPr>
+          <w:rFonts w:ascii="Segoe UI" w:eastAsia="Times New Roman" w:hAnsi="Segoe UI" w:cs="Segoe UI"/>
+          <w:color w:val="0F1115"/>
+          <w:sz w:val="24"/>
+          <w:szCs w:val="24"/>
+          <w:lang w:eastAsia="es-ES"/>
+        </w:rPr>
+        <w:t>Ctrl+F</w:t>
+      </w:r>
+      <w:proofErr w:type="spellEnd"/>
+      <w:r>
+        <w:rPr>
+          <w:rFonts w:ascii="Segoe UI" w:eastAsia="Times New Roman" w:hAnsi="Segoe UI" w:cs="Segoe UI"/>
+          <w:color w:val="0F1115"/>
+          <w:sz w:val="24"/>
+          <w:szCs w:val="24"/>
+          <w:lang w:eastAsia="es-ES"/>
+        </w:rPr>
+        <w:t>)</w:t>
       </w:r>
     </w:p>
     <w:p>
@@ -4584,7 +6467,29 @@
           <w:szCs w:val="24"/>
           <w:lang w:eastAsia="es-ES"/>
         </w:rPr>
-        <w:t>Reemplazar por "TodoEnRegla"</w:t>
+        <w:t>Reemplazar por "</w:t>
+      </w:r>
+      <w:proofErr w:type="spellStart"/>
+      <w:r>
+        <w:rPr>
+          <w:rFonts w:ascii="Segoe UI" w:eastAsia="Times New Roman" w:hAnsi="Segoe UI" w:cs="Segoe UI"/>
+          <w:color w:val="0F1115"/>
+          <w:sz w:val="24"/>
+          <w:szCs w:val="24"/>
+          <w:lang w:eastAsia="es-ES"/>
+        </w:rPr>
+        <w:t>TodoEnRegla</w:t>
+      </w:r>
+      <w:proofErr w:type="spellEnd"/>
+      <w:r>
+        <w:rPr>
+          <w:rFonts w:ascii="Segoe UI" w:eastAsia="Times New Roman" w:hAnsi="Segoe UI" w:cs="Segoe UI"/>
+          <w:color w:val="0F1115"/>
+          <w:sz w:val="24"/>
+          <w:szCs w:val="24"/>
+          <w:lang w:eastAsia="es-ES"/>
+        </w:rPr>
+        <w:t>"</w:t>
       </w:r>
     </w:p>
     <w:p>
@@ -4612,7 +6517,29 @@
           <w:szCs w:val="24"/>
           <w:lang w:eastAsia="es-ES"/>
         </w:rPr>
-        <w:t>Generalmente aparece en tooltips, textos de ayuda, o mensajes</w:t>
+        <w:t xml:space="preserve">Generalmente aparece en </w:t>
+      </w:r>
+      <w:proofErr w:type="spellStart"/>
+      <w:r>
+        <w:rPr>
+          <w:rFonts w:ascii="Segoe UI" w:eastAsia="Times New Roman" w:hAnsi="Segoe UI" w:cs="Segoe UI"/>
+          <w:color w:val="0F1115"/>
+          <w:sz w:val="24"/>
+          <w:szCs w:val="24"/>
+          <w:lang w:eastAsia="es-ES"/>
+        </w:rPr>
+        <w:t>tooltips</w:t>
+      </w:r>
+      <w:proofErr w:type="spellEnd"/>
+      <w:r>
+        <w:rPr>
+          <w:rFonts w:ascii="Segoe UI" w:eastAsia="Times New Roman" w:hAnsi="Segoe UI" w:cs="Segoe UI"/>
+          <w:color w:val="0F1115"/>
+          <w:sz w:val="24"/>
+          <w:szCs w:val="24"/>
+          <w:lang w:eastAsia="es-ES"/>
+        </w:rPr>
+        <w:t>, textos de ayuda, o mensajes</w:t>
       </w:r>
     </w:p>
     <w:p>
@@ -4642,6 +6569,7 @@
         </w:rPr>
         <w:t>Archivo 9: </w:t>
       </w:r>
+      <w:proofErr w:type="spellStart"/>
       <w:r>
         <w:rPr>
           <w:rFonts w:ascii="Consolas" w:eastAsia="Times New Roman" w:hAnsi="Consolas" w:cs="Courier New"/>
@@ -4653,8 +6581,93 @@
           <w:shd w:val="clear" w:color="auto" w:fill="EBEEF2"/>
           <w:lang w:eastAsia="es-ES"/>
         </w:rPr>
-        <w:t>src/components/Audit/AuditDetail.tsx</w:t>
-      </w:r>
+        <w:t>src</w:t>
+      </w:r>
+      <w:proofErr w:type="spellEnd"/>
+      <w:r>
+        <w:rPr>
+          <w:rFonts w:ascii="Consolas" w:eastAsia="Times New Roman" w:hAnsi="Consolas" w:cs="Courier New"/>
+          <w:b/>
+          <w:bCs/>
+          <w:color w:val="0F1115"/>
+          <w:sz w:val="20"/>
+          <w:szCs w:val="20"/>
+          <w:shd w:val="clear" w:color="auto" w:fill="EBEEF2"/>
+          <w:lang w:eastAsia="es-ES"/>
+        </w:rPr>
+        <w:t>/</w:t>
+      </w:r>
+      <w:proofErr w:type="spellStart"/>
+      <w:r>
+        <w:rPr>
+          <w:rFonts w:ascii="Consolas" w:eastAsia="Times New Roman" w:hAnsi="Consolas" w:cs="Courier New"/>
+          <w:b/>
+          <w:bCs/>
+          <w:color w:val="0F1115"/>
+          <w:sz w:val="20"/>
+          <w:szCs w:val="20"/>
+          <w:shd w:val="clear" w:color="auto" w:fill="EBEEF2"/>
+          <w:lang w:eastAsia="es-ES"/>
+        </w:rPr>
+        <w:t>components</w:t>
+      </w:r>
+      <w:proofErr w:type="spellEnd"/>
+      <w:r>
+        <w:rPr>
+          <w:rFonts w:ascii="Consolas" w:eastAsia="Times New Roman" w:hAnsi="Consolas" w:cs="Courier New"/>
+          <w:b/>
+          <w:bCs/>
+          <w:color w:val="0F1115"/>
+          <w:sz w:val="20"/>
+          <w:szCs w:val="20"/>
+          <w:shd w:val="clear" w:color="auto" w:fill="EBEEF2"/>
+          <w:lang w:eastAsia="es-ES"/>
+        </w:rPr>
+        <w:t>/</w:t>
+      </w:r>
+      <w:proofErr w:type="spellStart"/>
+      <w:r>
+        <w:rPr>
+          <w:rFonts w:ascii="Consolas" w:eastAsia="Times New Roman" w:hAnsi="Consolas" w:cs="Courier New"/>
+          <w:b/>
+          <w:bCs/>
+          <w:color w:val="0F1115"/>
+          <w:sz w:val="20"/>
+          <w:szCs w:val="20"/>
+          <w:shd w:val="clear" w:color="auto" w:fill="EBEEF2"/>
+          <w:lang w:eastAsia="es-ES"/>
+        </w:rPr>
+        <w:t>Audit</w:t>
+      </w:r>
+      <w:proofErr w:type="spellEnd"/>
+      <w:r>
+        <w:rPr>
+          <w:rFonts w:ascii="Consolas" w:eastAsia="Times New Roman" w:hAnsi="Consolas" w:cs="Courier New"/>
+          <w:b/>
+          <w:bCs/>
+          <w:color w:val="0F1115"/>
+          <w:sz w:val="20"/>
+          <w:szCs w:val="20"/>
+          <w:shd w:val="clear" w:color="auto" w:fill="EBEEF2"/>
+          <w:lang w:eastAsia="es-ES"/>
+        </w:rPr>
+        <w:t>/</w:t>
+      </w:r>
+      <w:proofErr w:type="spellStart"/>
+      <w:r>
+        <w:rPr>
+          <w:rFonts w:ascii="Consolas" w:eastAsia="Times New Roman" w:hAnsi="Consolas" w:cs="Courier New"/>
+          <w:b/>
+          <w:bCs/>
+          <w:color w:val="0F1115"/>
+          <w:sz w:val="20"/>
+          <w:szCs w:val="20"/>
+          <w:shd w:val="clear" w:color="auto" w:fill="EBEEF2"/>
+          <w:lang w:eastAsia="es-ES"/>
+        </w:rPr>
+        <w:t>AuditDetail.tsx</w:t>
+      </w:r>
+      <w:proofErr w:type="spellEnd"/>
     </w:p>
     <w:p>
       <w:pPr>
@@ -4749,7 +6762,73 @@
           <w:szCs w:val="24"/>
           <w:lang w:eastAsia="es-ES"/>
         </w:rPr>
-        <w:t>Pie de página o footer: "AuditBPM - Control de Calidad" → "TodoEnRegla - Auditorías y Gestión"</w:t>
+        <w:t xml:space="preserve">Pie de página o </w:t>
+      </w:r>
+      <w:proofErr w:type="spellStart"/>
+      <w:r>
+        <w:rPr>
+          <w:rFonts w:ascii="Segoe UI" w:eastAsia="Times New Roman" w:hAnsi="Segoe UI" w:cs="Segoe UI"/>
+          <w:color w:val="0F1115"/>
+          <w:sz w:val="24"/>
+          <w:szCs w:val="24"/>
+          <w:lang w:eastAsia="es-ES"/>
+        </w:rPr>
+        <w:t>footer</w:t>
+      </w:r>
+      <w:proofErr w:type="spellEnd"/>
+      <w:r>
+        <w:rPr>
+          <w:rFonts w:ascii="Segoe UI" w:eastAsia="Times New Roman" w:hAnsi="Segoe UI" w:cs="Segoe UI"/>
+          <w:color w:val="0F1115"/>
+          <w:sz w:val="24"/>
+          <w:szCs w:val="24"/>
+          <w:lang w:eastAsia="es-ES"/>
+        </w:rPr>
+        <w:t>: "</w:t>
+      </w:r>
+      <w:proofErr w:type="spellStart"/>
+      <w:r>
+        <w:rPr>
+          <w:rFonts w:ascii="Segoe UI" w:eastAsia="Times New Roman" w:hAnsi="Segoe UI" w:cs="Segoe UI"/>
+          <w:color w:val="0F1115"/>
+          <w:sz w:val="24"/>
+          <w:szCs w:val="24"/>
+          <w:lang w:eastAsia="es-ES"/>
+        </w:rPr>
+        <w:t>AuditBPM</w:t>
+      </w:r>
+      <w:proofErr w:type="spellEnd"/>
+      <w:r>
+        <w:rPr>
+          <w:rFonts w:ascii="Segoe UI" w:eastAsia="Times New Roman" w:hAnsi="Segoe UI" w:cs="Segoe UI"/>
+          <w:color w:val="0F1115"/>
+          <w:sz w:val="24"/>
+          <w:szCs w:val="24"/>
+          <w:lang w:eastAsia="es-ES"/>
+        </w:rPr>
+        <w:t xml:space="preserve"> - Control de Calidad" → "</w:t>
+      </w:r>
+      <w:proofErr w:type="spellStart"/>
+      <w:r>
+        <w:rPr>
+          <w:rFonts w:ascii="Segoe UI" w:eastAsia="Times New Roman" w:hAnsi="Segoe UI" w:cs="Segoe UI"/>
+          <w:color w:val="0F1115"/>
+          <w:sz w:val="24"/>
+          <w:szCs w:val="24"/>
+          <w:lang w:eastAsia="es-ES"/>
+        </w:rPr>
+        <w:t>TodoEnRegla</w:t>
+      </w:r>
+      <w:proofErr w:type="spellEnd"/>
+      <w:r>
+        <w:rPr>
+          <w:rFonts w:ascii="Segoe UI" w:eastAsia="Times New Roman" w:hAnsi="Segoe UI" w:cs="Segoe UI"/>
+          <w:color w:val="0F1115"/>
+          <w:sz w:val="24"/>
+          <w:szCs w:val="24"/>
+          <w:lang w:eastAsia="es-ES"/>
+        </w:rPr>
+        <w:t xml:space="preserve"> - Auditorías y Gestión"</w:t>
       </w:r>
     </w:p>
     <w:p>
@@ -4778,8 +6857,42 @@
           <w:lang w:eastAsia="es-ES"/>
         </w:rPr>
         <w:lastRenderedPageBreak/>
-        <w:t>Buscar "AuditBPM" con Ctrl+F</w:t>
-      </w:r>
+        <w:t>Buscar "</w:t>
+      </w:r>
+      <w:proofErr w:type="spellStart"/>
+      <w:r>
+        <w:rPr>
+          <w:rFonts w:ascii="Segoe UI" w:eastAsia="Times New Roman" w:hAnsi="Segoe UI" w:cs="Segoe UI"/>
+          <w:color w:val="0F1115"/>
+          <w:sz w:val="24"/>
+          <w:szCs w:val="24"/>
+          <w:lang w:eastAsia="es-ES"/>
+        </w:rPr>
+        <w:t>AuditBPM</w:t>
+      </w:r>
+      <w:proofErr w:type="spellEnd"/>
+      <w:r>
+        <w:rPr>
+          <w:rFonts w:ascii="Segoe UI" w:eastAsia="Times New Roman" w:hAnsi="Segoe UI" w:cs="Segoe UI"/>
+          <w:color w:val="0F1115"/>
+          <w:sz w:val="24"/>
+          <w:szCs w:val="24"/>
+          <w:lang w:eastAsia="es-ES"/>
+        </w:rPr>
+        <w:t xml:space="preserve">" con </w:t>
+      </w:r>
+      <w:proofErr w:type="spellStart"/>
+      <w:r>
+        <w:rPr>
+          <w:rFonts w:ascii="Segoe UI" w:eastAsia="Times New Roman" w:hAnsi="Segoe UI" w:cs="Segoe UI"/>
+          <w:color w:val="0F1115"/>
+          <w:sz w:val="24"/>
+          <w:szCs w:val="24"/>
+          <w:lang w:eastAsia="es-ES"/>
+        </w:rPr>
+        <w:t>Ctrl+F</w:t>
+      </w:r>
+      <w:proofErr w:type="spellEnd"/>
     </w:p>
     <w:p>
       <w:pPr>
@@ -4808,6 +6921,7 @@
         </w:rPr>
         <w:t>Archivo 10: </w:t>
       </w:r>
+      <w:proofErr w:type="spellStart"/>
       <w:r>
         <w:rPr>
           <w:rFonts w:ascii="Consolas" w:eastAsia="Times New Roman" w:hAnsi="Consolas" w:cs="Courier New"/>
@@ -4819,8 +6933,65 @@
           <w:shd w:val="clear" w:color="auto" w:fill="EBEEF2"/>
           <w:lang w:eastAsia="es-ES"/>
         </w:rPr>
-        <w:t>src/utils/pdfGenerator.ts</w:t>
-      </w:r>
+        <w:t>src</w:t>
+      </w:r>
+      <w:proofErr w:type="spellEnd"/>
+      <w:r>
+        <w:rPr>
+          <w:rFonts w:ascii="Consolas" w:eastAsia="Times New Roman" w:hAnsi="Consolas" w:cs="Courier New"/>
+          <w:b/>
+          <w:bCs/>
+          <w:color w:val="0F1115"/>
+          <w:sz w:val="20"/>
+          <w:szCs w:val="20"/>
+          <w:shd w:val="clear" w:color="auto" w:fill="EBEEF2"/>
+          <w:lang w:eastAsia="es-ES"/>
+        </w:rPr>
+        <w:t>/</w:t>
+      </w:r>
+      <w:proofErr w:type="spellStart"/>
+      <w:r>
+        <w:rPr>
+          <w:rFonts w:ascii="Consolas" w:eastAsia="Times New Roman" w:hAnsi="Consolas" w:cs="Courier New"/>
+          <w:b/>
+          <w:bCs/>
+          <w:color w:val="0F1115"/>
+          <w:sz w:val="20"/>
+          <w:szCs w:val="20"/>
+          <w:shd w:val="clear" w:color="auto" w:fill="EBEEF2"/>
+          <w:lang w:eastAsia="es-ES"/>
+        </w:rPr>
+        <w:t>utils</w:t>
+      </w:r>
+      <w:proofErr w:type="spellEnd"/>
+      <w:r>
+        <w:rPr>
+          <w:rFonts w:ascii="Consolas" w:eastAsia="Times New Roman" w:hAnsi="Consolas" w:cs="Courier New"/>
+          <w:b/>
+          <w:bCs/>
+          <w:color w:val="0F1115"/>
+          <w:sz w:val="20"/>
+          <w:szCs w:val="20"/>
+          <w:shd w:val="clear" w:color="auto" w:fill="EBEEF2"/>
+          <w:lang w:eastAsia="es-ES"/>
+        </w:rPr>
+        <w:t>/</w:t>
+      </w:r>
+      <w:proofErr w:type="spellStart"/>
+      <w:r>
+        <w:rPr>
+          <w:rFonts w:ascii="Consolas" w:eastAsia="Times New Roman" w:hAnsi="Consolas" w:cs="Courier New"/>
+          <w:b/>
+          <w:bCs/>
+          <w:color w:val="0F1115"/>
+          <w:sz w:val="20"/>
+          <w:szCs w:val="20"/>
+          <w:shd w:val="clear" w:color="auto" w:fill="EBEEF2"/>
+          <w:lang w:eastAsia="es-ES"/>
+        </w:rPr>
+        <w:t>pdfGenerator.ts</w:t>
+      </w:r>
+      <w:proofErr w:type="spellEnd"/>
     </w:p>
     <w:p>
       <w:pPr>
@@ -4935,15 +7106,27 @@
           <w:lang w:eastAsia="es-ES"/>
         </w:rPr>
       </w:pPr>
-      <w:r>
-        <w:rPr>
-          <w:rFonts w:ascii="Segoe UI" w:eastAsia="Times New Roman" w:hAnsi="Segoe UI" w:cs="Segoe UI"/>
-          <w:color w:val="0F1115"/>
-          <w:sz w:val="24"/>
-          <w:szCs w:val="24"/>
-          <w:lang w:eastAsia="es-ES"/>
-        </w:rPr>
-        <w:t>Footer del PDF</w:t>
+      <w:proofErr w:type="spellStart"/>
+      <w:r>
+        <w:rPr>
+          <w:rFonts w:ascii="Segoe UI" w:eastAsia="Times New Roman" w:hAnsi="Segoe UI" w:cs="Segoe UI"/>
+          <w:color w:val="0F1115"/>
+          <w:sz w:val="24"/>
+          <w:szCs w:val="24"/>
+          <w:lang w:eastAsia="es-ES"/>
+        </w:rPr>
+        <w:t>Footer</w:t>
+      </w:r>
+      <w:proofErr w:type="spellEnd"/>
+      <w:r>
+        <w:rPr>
+          <w:rFonts w:ascii="Segoe UI" w:eastAsia="Times New Roman" w:hAnsi="Segoe UI" w:cs="Segoe UI"/>
+          <w:color w:val="0F1115"/>
+          <w:sz w:val="24"/>
+          <w:szCs w:val="24"/>
+          <w:lang w:eastAsia="es-ES"/>
+        </w:rPr>
+        <w:t xml:space="preserve"> del PDF</w:t>
       </w:r>
     </w:p>
     <w:p>
@@ -5001,6 +7184,7 @@
         </w:rPr>
         <w:t>Archivo 11: </w:t>
       </w:r>
+      <w:proofErr w:type="spellStart"/>
       <w:r>
         <w:rPr>
           <w:rFonts w:ascii="Consolas" w:eastAsia="Times New Roman" w:hAnsi="Consolas" w:cs="Courier New"/>
@@ -5012,8 +7196,65 @@
           <w:shd w:val="clear" w:color="auto" w:fill="EBEEF2"/>
           <w:lang w:eastAsia="es-ES"/>
         </w:rPr>
-        <w:t>src/utils/qrPdfGenerator.ts</w:t>
-      </w:r>
+        <w:t>src</w:t>
+      </w:r>
+      <w:proofErr w:type="spellEnd"/>
+      <w:r>
+        <w:rPr>
+          <w:rFonts w:ascii="Consolas" w:eastAsia="Times New Roman" w:hAnsi="Consolas" w:cs="Courier New"/>
+          <w:b/>
+          <w:bCs/>
+          <w:color w:val="0F1115"/>
+          <w:sz w:val="20"/>
+          <w:szCs w:val="20"/>
+          <w:shd w:val="clear" w:color="auto" w:fill="EBEEF2"/>
+          <w:lang w:eastAsia="es-ES"/>
+        </w:rPr>
+        <w:t>/</w:t>
+      </w:r>
+      <w:proofErr w:type="spellStart"/>
+      <w:r>
+        <w:rPr>
+          <w:rFonts w:ascii="Consolas" w:eastAsia="Times New Roman" w:hAnsi="Consolas" w:cs="Courier New"/>
+          <w:b/>
+          <w:bCs/>
+          <w:color w:val="0F1115"/>
+          <w:sz w:val="20"/>
+          <w:szCs w:val="20"/>
+          <w:shd w:val="clear" w:color="auto" w:fill="EBEEF2"/>
+          <w:lang w:eastAsia="es-ES"/>
+        </w:rPr>
+        <w:t>utils</w:t>
+      </w:r>
+      <w:proofErr w:type="spellEnd"/>
+      <w:r>
+        <w:rPr>
+          <w:rFonts w:ascii="Consolas" w:eastAsia="Times New Roman" w:hAnsi="Consolas" w:cs="Courier New"/>
+          <w:b/>
+          <w:bCs/>
+          <w:color w:val="0F1115"/>
+          <w:sz w:val="20"/>
+          <w:szCs w:val="20"/>
+          <w:shd w:val="clear" w:color="auto" w:fill="EBEEF2"/>
+          <w:lang w:eastAsia="es-ES"/>
+        </w:rPr>
+        <w:t>/</w:t>
+      </w:r>
+      <w:proofErr w:type="spellStart"/>
+      <w:r>
+        <w:rPr>
+          <w:rFonts w:ascii="Consolas" w:eastAsia="Times New Roman" w:hAnsi="Consolas" w:cs="Courier New"/>
+          <w:b/>
+          <w:bCs/>
+          <w:color w:val="0F1115"/>
+          <w:sz w:val="20"/>
+          <w:szCs w:val="20"/>
+          <w:shd w:val="clear" w:color="auto" w:fill="EBEEF2"/>
+          <w:lang w:eastAsia="es-ES"/>
+        </w:rPr>
+        <w:t>qrPdfGenerator.ts</w:t>
+      </w:r>
+      <w:proofErr w:type="spellEnd"/>
     </w:p>
     <w:p>
       <w:pPr>
@@ -5108,7 +7349,51 @@
           <w:szCs w:val="24"/>
           <w:lang w:eastAsia="es-ES"/>
         </w:rPr>
-        <w:t>"AuditBPM" en el título del PDF → "TodoEnRegla"</w:t>
+        <w:t>"</w:t>
+      </w:r>
+      <w:proofErr w:type="spellStart"/>
+      <w:r>
+        <w:rPr>
+          <w:rFonts w:ascii="Segoe UI" w:eastAsia="Times New Roman" w:hAnsi="Segoe UI" w:cs="Segoe UI"/>
+          <w:color w:val="0F1115"/>
+          <w:sz w:val="24"/>
+          <w:szCs w:val="24"/>
+          <w:lang w:eastAsia="es-ES"/>
+        </w:rPr>
+        <w:t>AuditBPM</w:t>
+      </w:r>
+      <w:proofErr w:type="spellEnd"/>
+      <w:r>
+        <w:rPr>
+          <w:rFonts w:ascii="Segoe UI" w:eastAsia="Times New Roman" w:hAnsi="Segoe UI" w:cs="Segoe UI"/>
+          <w:color w:val="0F1115"/>
+          <w:sz w:val="24"/>
+          <w:szCs w:val="24"/>
+          <w:lang w:eastAsia="es-ES"/>
+        </w:rPr>
+        <w:t>" en el título del PDF → "</w:t>
+      </w:r>
+      <w:proofErr w:type="spellStart"/>
+      <w:r>
+        <w:rPr>
+          <w:rFonts w:ascii="Segoe UI" w:eastAsia="Times New Roman" w:hAnsi="Segoe UI" w:cs="Segoe UI"/>
+          <w:color w:val="0F1115"/>
+          <w:sz w:val="24"/>
+          <w:szCs w:val="24"/>
+          <w:lang w:eastAsia="es-ES"/>
+        </w:rPr>
+        <w:t>TodoEnRegla</w:t>
+      </w:r>
+      <w:proofErr w:type="spellEnd"/>
+      <w:r>
+        <w:rPr>
+          <w:rFonts w:ascii="Segoe UI" w:eastAsia="Times New Roman" w:hAnsi="Segoe UI" w:cs="Segoe UI"/>
+          <w:color w:val="0F1115"/>
+          <w:sz w:val="24"/>
+          <w:szCs w:val="24"/>
+          <w:lang w:eastAsia="es-ES"/>
+        </w:rPr>
+        <w:t>"</w:t>
       </w:r>
     </w:p>
     <w:p>
@@ -5128,15 +7413,27 @@
           <w:lang w:eastAsia="es-ES"/>
         </w:rPr>
       </w:pPr>
-      <w:r>
-        <w:rPr>
-          <w:rFonts w:ascii="Segoe UI" w:eastAsia="Times New Roman" w:hAnsi="Segoe UI" w:cs="Segoe UI"/>
-          <w:color w:val="0F1115"/>
-          <w:sz w:val="24"/>
-          <w:szCs w:val="24"/>
-          <w:lang w:eastAsia="es-ES"/>
-        </w:rPr>
-        <w:t>Footer del PDF</w:t>
+      <w:proofErr w:type="spellStart"/>
+      <w:r>
+        <w:rPr>
+          <w:rFonts w:ascii="Segoe UI" w:eastAsia="Times New Roman" w:hAnsi="Segoe UI" w:cs="Segoe UI"/>
+          <w:color w:val="0F1115"/>
+          <w:sz w:val="24"/>
+          <w:szCs w:val="24"/>
+          <w:lang w:eastAsia="es-ES"/>
+        </w:rPr>
+        <w:t>Footer</w:t>
+      </w:r>
+      <w:proofErr w:type="spellEnd"/>
+      <w:r>
+        <w:rPr>
+          <w:rFonts w:ascii="Segoe UI" w:eastAsia="Times New Roman" w:hAnsi="Segoe UI" w:cs="Segoe UI"/>
+          <w:color w:val="0F1115"/>
+          <w:sz w:val="24"/>
+          <w:szCs w:val="24"/>
+          <w:lang w:eastAsia="es-ES"/>
+        </w:rPr>
+        <w:t xml:space="preserve"> del PDF</w:t>
       </w:r>
     </w:p>
     <w:p>
@@ -5352,6 +7649,8 @@
         </w:rPr>
         <w:t>Archivo 13: </w:t>
       </w:r>
+      <w:proofErr w:type="spellStart"/>
+      <w:proofErr w:type="gramStart"/>
       <w:r>
         <w:rPr>
           <w:rFonts w:ascii="Consolas" w:eastAsia="Times New Roman" w:hAnsi="Consolas" w:cs="Courier New"/>
@@ -5365,6 +7664,8 @@
         </w:rPr>
         <w:t>package.json</w:t>
       </w:r>
+      <w:proofErr w:type="spellEnd"/>
+      <w:proofErr w:type="gramEnd"/>
     </w:p>
     <w:p>
       <w:pPr>
@@ -5470,7 +7771,31 @@
           <w:shd w:val="clear" w:color="auto" w:fill="EBEEF2"/>
           <w:lang w:eastAsia="es-ES"/>
         </w:rPr>
-        <w:t>"name"</w:t>
+        <w:t>"</w:t>
+      </w:r>
+      <w:proofErr w:type="spellStart"/>
+      <w:r>
+        <w:rPr>
+          <w:rFonts w:ascii="Consolas" w:eastAsia="Times New Roman" w:hAnsi="Consolas" w:cs="Courier New"/>
+          <w:color w:val="0F1115"/>
+          <w:sz w:val="20"/>
+          <w:szCs w:val="20"/>
+          <w:shd w:val="clear" w:color="auto" w:fill="EBEEF2"/>
+          <w:lang w:eastAsia="es-ES"/>
+        </w:rPr>
+        <w:t>name</w:t>
+      </w:r>
+      <w:proofErr w:type="spellEnd"/>
+      <w:r>
+        <w:rPr>
+          <w:rFonts w:ascii="Consolas" w:eastAsia="Times New Roman" w:hAnsi="Consolas" w:cs="Courier New"/>
+          <w:color w:val="0F1115"/>
+          <w:sz w:val="20"/>
+          <w:szCs w:val="20"/>
+          <w:shd w:val="clear" w:color="auto" w:fill="EBEEF2"/>
+          <w:lang w:eastAsia="es-ES"/>
+        </w:rPr>
+        <w:t>"</w:t>
       </w:r>
       <w:r>
         <w:rPr>
@@ -5491,7 +7816,31 @@
           <w:shd w:val="clear" w:color="auto" w:fill="EBEEF2"/>
           <w:lang w:eastAsia="es-ES"/>
         </w:rPr>
-        <w:t>"auditbpm"</w:t>
+        <w:t>"</w:t>
+      </w:r>
+      <w:proofErr w:type="spellStart"/>
+      <w:r>
+        <w:rPr>
+          <w:rFonts w:ascii="Consolas" w:eastAsia="Times New Roman" w:hAnsi="Consolas" w:cs="Courier New"/>
+          <w:color w:val="0F1115"/>
+          <w:sz w:val="20"/>
+          <w:szCs w:val="20"/>
+          <w:shd w:val="clear" w:color="auto" w:fill="EBEEF2"/>
+          <w:lang w:eastAsia="es-ES"/>
+        </w:rPr>
+        <w:t>auditbpm</w:t>
+      </w:r>
+      <w:proofErr w:type="spellEnd"/>
+      <w:r>
+        <w:rPr>
+          <w:rFonts w:ascii="Consolas" w:eastAsia="Times New Roman" w:hAnsi="Consolas" w:cs="Courier New"/>
+          <w:color w:val="0F1115"/>
+          <w:sz w:val="20"/>
+          <w:szCs w:val="20"/>
+          <w:shd w:val="clear" w:color="auto" w:fill="EBEEF2"/>
+          <w:lang w:eastAsia="es-ES"/>
+        </w:rPr>
+        <w:t>"</w:t>
       </w:r>
       <w:r>
         <w:rPr>
@@ -5512,7 +7861,31 @@
           <w:shd w:val="clear" w:color="auto" w:fill="EBEEF2"/>
           <w:lang w:eastAsia="es-ES"/>
         </w:rPr>
-        <w:t>"todoenregla"</w:t>
+        <w:t>"</w:t>
+      </w:r>
+      <w:proofErr w:type="spellStart"/>
+      <w:r>
+        <w:rPr>
+          <w:rFonts w:ascii="Consolas" w:eastAsia="Times New Roman" w:hAnsi="Consolas" w:cs="Courier New"/>
+          <w:color w:val="0F1115"/>
+          <w:sz w:val="20"/>
+          <w:szCs w:val="20"/>
+          <w:shd w:val="clear" w:color="auto" w:fill="EBEEF2"/>
+          <w:lang w:eastAsia="es-ES"/>
+        </w:rPr>
+        <w:t>todoenregla</w:t>
+      </w:r>
+      <w:proofErr w:type="spellEnd"/>
+      <w:r>
+        <w:rPr>
+          <w:rFonts w:ascii="Consolas" w:eastAsia="Times New Roman" w:hAnsi="Consolas" w:cs="Courier New"/>
+          <w:color w:val="0F1115"/>
+          <w:sz w:val="20"/>
+          <w:szCs w:val="20"/>
+          <w:shd w:val="clear" w:color="auto" w:fill="EBEEF2"/>
+          <w:lang w:eastAsia="es-ES"/>
+        </w:rPr>
+        <w:t>"</w:t>
       </w:r>
     </w:p>
     <w:p>
@@ -5540,8 +7913,74 @@
           <w:szCs w:val="30"/>
           <w:lang w:eastAsia="es-ES"/>
         </w:rPr>
-        <w:t>Archivo 14: Firebase Auth Templates</w:t>
-      </w:r>
+        <w:t xml:space="preserve">Archivo 14: </w:t>
+      </w:r>
+      <w:proofErr w:type="spellStart"/>
+      <w:r>
+        <w:rPr>
+          <w:rFonts w:ascii="Segoe UI" w:eastAsia="Times New Roman" w:hAnsi="Segoe UI" w:cs="Segoe UI"/>
+          <w:b/>
+          <w:bCs/>
+          <w:color w:val="0F1115"/>
+          <w:sz w:val="30"/>
+          <w:szCs w:val="30"/>
+          <w:lang w:eastAsia="es-ES"/>
+        </w:rPr>
+        <w:t>Firebase</w:t>
+      </w:r>
+      <w:proofErr w:type="spellEnd"/>
+      <w:r>
+        <w:rPr>
+          <w:rFonts w:ascii="Segoe UI" w:eastAsia="Times New Roman" w:hAnsi="Segoe UI" w:cs="Segoe UI"/>
+          <w:b/>
+          <w:bCs/>
+          <w:color w:val="0F1115"/>
+          <w:sz w:val="30"/>
+          <w:szCs w:val="30"/>
+          <w:lang w:eastAsia="es-ES"/>
+        </w:rPr>
+        <w:t xml:space="preserve"> </w:t>
+      </w:r>
+      <w:proofErr w:type="spellStart"/>
+      <w:r>
+        <w:rPr>
+          <w:rFonts w:ascii="Segoe UI" w:eastAsia="Times New Roman" w:hAnsi="Segoe UI" w:cs="Segoe UI"/>
+          <w:b/>
+          <w:bCs/>
+          <w:color w:val="0F1115"/>
+          <w:sz w:val="30"/>
+          <w:szCs w:val="30"/>
+          <w:lang w:eastAsia="es-ES"/>
+        </w:rPr>
+        <w:t>Auth</w:t>
+      </w:r>
+      <w:proofErr w:type="spellEnd"/>
+      <w:r>
+        <w:rPr>
+          <w:rFonts w:ascii="Segoe UI" w:eastAsia="Times New Roman" w:hAnsi="Segoe UI" w:cs="Segoe UI"/>
+          <w:b/>
+          <w:bCs/>
+          <w:color w:val="0F1115"/>
+          <w:sz w:val="30"/>
+          <w:szCs w:val="30"/>
+          <w:lang w:eastAsia="es-ES"/>
+        </w:rPr>
+        <w:t xml:space="preserve"> </w:t>
+      </w:r>
+      <w:proofErr w:type="spellStart"/>
+      <w:r>
+        <w:rPr>
+          <w:rFonts w:ascii="Segoe UI" w:eastAsia="Times New Roman" w:hAnsi="Segoe UI" w:cs="Segoe UI"/>
+          <w:b/>
+          <w:bCs/>
+          <w:color w:val="0F1115"/>
+          <w:sz w:val="30"/>
+          <w:szCs w:val="30"/>
+          <w:lang w:eastAsia="es-ES"/>
+        </w:rPr>
+        <w:t>Templates</w:t>
+      </w:r>
+      <w:proofErr w:type="spellEnd"/>
     </w:p>
     <w:p>
       <w:pPr>
@@ -5575,8 +8014,86 @@
           <w:szCs w:val="24"/>
           <w:lang w:eastAsia="es-ES"/>
         </w:rPr>
-        <w:t> Firebase Console → Authentication → Templates</w:t>
-      </w:r>
+        <w:t> </w:t>
+      </w:r>
+      <w:proofErr w:type="spellStart"/>
+      <w:r>
+        <w:rPr>
+          <w:rFonts w:ascii="Segoe UI" w:eastAsia="Times New Roman" w:hAnsi="Segoe UI" w:cs="Segoe UI"/>
+          <w:color w:val="0F1115"/>
+          <w:sz w:val="24"/>
+          <w:szCs w:val="24"/>
+          <w:lang w:eastAsia="es-ES"/>
+        </w:rPr>
+        <w:t>Firebase</w:t>
+      </w:r>
+      <w:proofErr w:type="spellEnd"/>
+      <w:r>
+        <w:rPr>
+          <w:rFonts w:ascii="Segoe UI" w:eastAsia="Times New Roman" w:hAnsi="Segoe UI" w:cs="Segoe UI"/>
+          <w:color w:val="0F1115"/>
+          <w:sz w:val="24"/>
+          <w:szCs w:val="24"/>
+          <w:lang w:eastAsia="es-ES"/>
+        </w:rPr>
+        <w:t xml:space="preserve"> </w:t>
+      </w:r>
+      <w:proofErr w:type="spellStart"/>
+      <w:r>
+        <w:rPr>
+          <w:rFonts w:ascii="Segoe UI" w:eastAsia="Times New Roman" w:hAnsi="Segoe UI" w:cs="Segoe UI"/>
+          <w:color w:val="0F1115"/>
+          <w:sz w:val="24"/>
+          <w:szCs w:val="24"/>
+          <w:lang w:eastAsia="es-ES"/>
+        </w:rPr>
+        <w:t>Console</w:t>
+      </w:r>
+      <w:proofErr w:type="spellEnd"/>
+      <w:r>
+        <w:rPr>
+          <w:rFonts w:ascii="Segoe UI" w:eastAsia="Times New Roman" w:hAnsi="Segoe UI" w:cs="Segoe UI"/>
+          <w:color w:val="0F1115"/>
+          <w:sz w:val="24"/>
+          <w:szCs w:val="24"/>
+          <w:lang w:eastAsia="es-ES"/>
+        </w:rPr>
+        <w:t xml:space="preserve"> → </w:t>
+      </w:r>
+      <w:proofErr w:type="spellStart"/>
+      <w:r>
+        <w:rPr>
+          <w:rFonts w:ascii="Segoe UI" w:eastAsia="Times New Roman" w:hAnsi="Segoe UI" w:cs="Segoe UI"/>
+          <w:color w:val="0F1115"/>
+          <w:sz w:val="24"/>
+          <w:szCs w:val="24"/>
+          <w:lang w:eastAsia="es-ES"/>
+        </w:rPr>
+        <w:t>Authentication</w:t>
+      </w:r>
+      <w:proofErr w:type="spellEnd"/>
+      <w:r>
+        <w:rPr>
+          <w:rFonts w:ascii="Segoe UI" w:eastAsia="Times New Roman" w:hAnsi="Segoe UI" w:cs="Segoe UI"/>
+          <w:color w:val="0F1115"/>
+          <w:sz w:val="24"/>
+          <w:szCs w:val="24"/>
+          <w:lang w:eastAsia="es-ES"/>
+        </w:rPr>
+        <w:t xml:space="preserve"> → </w:t>
+      </w:r>
+      <w:proofErr w:type="spellStart"/>
+      <w:r>
+        <w:rPr>
+          <w:rFonts w:ascii="Segoe UI" w:eastAsia="Times New Roman" w:hAnsi="Segoe UI" w:cs="Segoe UI"/>
+          <w:color w:val="0F1115"/>
+          <w:sz w:val="24"/>
+          <w:szCs w:val="24"/>
+          <w:lang w:eastAsia="es-ES"/>
+        </w:rPr>
+        <w:t>Templates</w:t>
+      </w:r>
+      <w:proofErr w:type="spellEnd"/>
       <w:r>
         <w:rPr>
           <w:rFonts w:ascii="Segoe UI" w:eastAsia="Times New Roman" w:hAnsi="Segoe UI" w:cs="Segoe UI"/>
@@ -5617,15 +8134,115 @@
           <w:lang w:eastAsia="es-ES"/>
         </w:rPr>
       </w:pPr>
-      <w:r>
-        <w:rPr>
-          <w:rFonts w:ascii="Segoe UI" w:eastAsia="Times New Roman" w:hAnsi="Segoe UI" w:cs="Segoe UI"/>
-          <w:color w:val="0F1115"/>
-          <w:sz w:val="24"/>
-          <w:szCs w:val="24"/>
-          <w:lang w:eastAsia="es-ES"/>
-        </w:rPr>
-        <w:t>Template de "Reset password": cambiar "AuditBPM" por "TodoEnRegla"</w:t>
+      <w:proofErr w:type="spellStart"/>
+      <w:r>
+        <w:rPr>
+          <w:rFonts w:ascii="Segoe UI" w:eastAsia="Times New Roman" w:hAnsi="Segoe UI" w:cs="Segoe UI"/>
+          <w:color w:val="0F1115"/>
+          <w:sz w:val="24"/>
+          <w:szCs w:val="24"/>
+          <w:lang w:eastAsia="es-ES"/>
+        </w:rPr>
+        <w:t>Template</w:t>
+      </w:r>
+      <w:proofErr w:type="spellEnd"/>
+      <w:r>
+        <w:rPr>
+          <w:rFonts w:ascii="Segoe UI" w:eastAsia="Times New Roman" w:hAnsi="Segoe UI" w:cs="Segoe UI"/>
+          <w:color w:val="0F1115"/>
+          <w:sz w:val="24"/>
+          <w:szCs w:val="24"/>
+          <w:lang w:eastAsia="es-ES"/>
+        </w:rPr>
+        <w:t xml:space="preserve"> de "</w:t>
+      </w:r>
+      <w:proofErr w:type="spellStart"/>
+      <w:r>
+        <w:rPr>
+          <w:rFonts w:ascii="Segoe UI" w:eastAsia="Times New Roman" w:hAnsi="Segoe UI" w:cs="Segoe UI"/>
+          <w:color w:val="0F1115"/>
+          <w:sz w:val="24"/>
+          <w:szCs w:val="24"/>
+          <w:lang w:eastAsia="es-ES"/>
+        </w:rPr>
+        <w:t>Reset</w:t>
+      </w:r>
+      <w:proofErr w:type="spellEnd"/>
+      <w:r>
+        <w:rPr>
+          <w:rFonts w:ascii="Segoe UI" w:eastAsia="Times New Roman" w:hAnsi="Segoe UI" w:cs="Segoe UI"/>
+          <w:color w:val="0F1115"/>
+          <w:sz w:val="24"/>
+          <w:szCs w:val="24"/>
+          <w:lang w:eastAsia="es-ES"/>
+        </w:rPr>
+        <w:t xml:space="preserve"> </w:t>
+      </w:r>
+      <w:proofErr w:type="spellStart"/>
+      <w:r>
+        <w:rPr>
+          <w:rFonts w:ascii="Segoe UI" w:eastAsia="Times New Roman" w:hAnsi="Segoe UI" w:cs="Segoe UI"/>
+          <w:color w:val="0F1115"/>
+          <w:sz w:val="24"/>
+          <w:szCs w:val="24"/>
+          <w:lang w:eastAsia="es-ES"/>
+        </w:rPr>
+        <w:t>password</w:t>
+      </w:r>
+      <w:proofErr w:type="spellEnd"/>
+      <w:r>
+        <w:rPr>
+          <w:rFonts w:ascii="Segoe UI" w:eastAsia="Times New Roman" w:hAnsi="Segoe UI" w:cs="Segoe UI"/>
+          <w:color w:val="0F1115"/>
+          <w:sz w:val="24"/>
+          <w:szCs w:val="24"/>
+          <w:lang w:eastAsia="es-ES"/>
+        </w:rPr>
+        <w:t>": cambiar "</w:t>
+      </w:r>
+      <w:proofErr w:type="spellStart"/>
+      <w:r>
+        <w:rPr>
+          <w:rFonts w:ascii="Segoe UI" w:eastAsia="Times New Roman" w:hAnsi="Segoe UI" w:cs="Segoe UI"/>
+          <w:color w:val="0F1115"/>
+          <w:sz w:val="24"/>
+          <w:szCs w:val="24"/>
+          <w:lang w:eastAsia="es-ES"/>
+        </w:rPr>
+        <w:t>AuditBPM</w:t>
+      </w:r>
+      <w:proofErr w:type="spellEnd"/>
+      <w:r>
+        <w:rPr>
+          <w:rFonts w:ascii="Segoe UI" w:eastAsia="Times New Roman" w:hAnsi="Segoe UI" w:cs="Segoe UI"/>
+          <w:color w:val="0F1115"/>
+          <w:sz w:val="24"/>
+          <w:szCs w:val="24"/>
+          <w:lang w:eastAsia="es-ES"/>
+        </w:rPr>
+        <w:t>" por "</w:t>
+      </w:r>
+      <w:proofErr w:type="spellStart"/>
+      <w:r>
+        <w:rPr>
+          <w:rFonts w:ascii="Segoe UI" w:eastAsia="Times New Roman" w:hAnsi="Segoe UI" w:cs="Segoe UI"/>
+          <w:color w:val="0F1115"/>
+          <w:sz w:val="24"/>
+          <w:szCs w:val="24"/>
+          <w:lang w:eastAsia="es-ES"/>
+        </w:rPr>
+        <w:t>TodoEnRegla</w:t>
+      </w:r>
+      <w:proofErr w:type="spellEnd"/>
+      <w:r>
+        <w:rPr>
+          <w:rFonts w:ascii="Segoe UI" w:eastAsia="Times New Roman" w:hAnsi="Segoe UI" w:cs="Segoe UI"/>
+          <w:color w:val="0F1115"/>
+          <w:sz w:val="24"/>
+          <w:szCs w:val="24"/>
+          <w:lang w:eastAsia="es-ES"/>
+        </w:rPr>
+        <w:t>"</w:t>
       </w:r>
     </w:p>
     <w:p>
@@ -5645,15 +8262,49 @@
           <w:lang w:eastAsia="es-ES"/>
         </w:rPr>
       </w:pPr>
-      <w:r>
-        <w:rPr>
-          <w:rFonts w:ascii="Segoe UI" w:eastAsia="Times New Roman" w:hAnsi="Segoe UI" w:cs="Segoe UI"/>
-          <w:color w:val="0F1115"/>
-          <w:sz w:val="24"/>
-          <w:szCs w:val="24"/>
-          <w:lang w:eastAsia="es-ES"/>
-        </w:rPr>
-        <w:t>Template de "Verify email": mismo cambio</w:t>
+      <w:proofErr w:type="spellStart"/>
+      <w:r>
+        <w:rPr>
+          <w:rFonts w:ascii="Segoe UI" w:eastAsia="Times New Roman" w:hAnsi="Segoe UI" w:cs="Segoe UI"/>
+          <w:color w:val="0F1115"/>
+          <w:sz w:val="24"/>
+          <w:szCs w:val="24"/>
+          <w:lang w:eastAsia="es-ES"/>
+        </w:rPr>
+        <w:t>Template</w:t>
+      </w:r>
+      <w:proofErr w:type="spellEnd"/>
+      <w:r>
+        <w:rPr>
+          <w:rFonts w:ascii="Segoe UI" w:eastAsia="Times New Roman" w:hAnsi="Segoe UI" w:cs="Segoe UI"/>
+          <w:color w:val="0F1115"/>
+          <w:sz w:val="24"/>
+          <w:szCs w:val="24"/>
+          <w:lang w:eastAsia="es-ES"/>
+        </w:rPr>
+        <w:t xml:space="preserve"> de "</w:t>
+      </w:r>
+      <w:proofErr w:type="spellStart"/>
+      <w:r>
+        <w:rPr>
+          <w:rFonts w:ascii="Segoe UI" w:eastAsia="Times New Roman" w:hAnsi="Segoe UI" w:cs="Segoe UI"/>
+          <w:color w:val="0F1115"/>
+          <w:sz w:val="24"/>
+          <w:szCs w:val="24"/>
+          <w:lang w:eastAsia="es-ES"/>
+        </w:rPr>
+        <w:t>Verify</w:t>
+      </w:r>
+      <w:proofErr w:type="spellEnd"/>
+      <w:r>
+        <w:rPr>
+          <w:rFonts w:ascii="Segoe UI" w:eastAsia="Times New Roman" w:hAnsi="Segoe UI" w:cs="Segoe UI"/>
+          <w:color w:val="0F1115"/>
+          <w:sz w:val="24"/>
+          <w:szCs w:val="24"/>
+          <w:lang w:eastAsia="es-ES"/>
+        </w:rPr>
+        <w:t xml:space="preserve"> email": mismo cambio</w:t>
       </w:r>
     </w:p>
     <w:p>
@@ -5822,15 +8473,71 @@
           <w:lang w:eastAsia="es-ES"/>
         </w:rPr>
       </w:pPr>
-      <w:r>
-        <w:rPr>
-          <w:rFonts w:ascii="Segoe UI" w:eastAsia="Times New Roman" w:hAnsi="Segoe UI" w:cs="Segoe UI"/>
-          <w:color w:val="0F1115"/>
-          <w:sz w:val="24"/>
-          <w:szCs w:val="24"/>
-          <w:lang w:eastAsia="es-ES"/>
-        </w:rPr>
-        <w:t>Click en "Add project" o "+"</w:t>
+      <w:proofErr w:type="spellStart"/>
+      <w:r>
+        <w:rPr>
+          <w:rFonts w:ascii="Segoe UI" w:eastAsia="Times New Roman" w:hAnsi="Segoe UI" w:cs="Segoe UI"/>
+          <w:color w:val="0F1115"/>
+          <w:sz w:val="24"/>
+          <w:szCs w:val="24"/>
+          <w:lang w:eastAsia="es-ES"/>
+        </w:rPr>
+        <w:t>Click</w:t>
+      </w:r>
+      <w:proofErr w:type="spellEnd"/>
+      <w:r>
+        <w:rPr>
+          <w:rFonts w:ascii="Segoe UI" w:eastAsia="Times New Roman" w:hAnsi="Segoe UI" w:cs="Segoe UI"/>
+          <w:color w:val="0F1115"/>
+          <w:sz w:val="24"/>
+          <w:szCs w:val="24"/>
+          <w:lang w:eastAsia="es-ES"/>
+        </w:rPr>
+        <w:t xml:space="preserve"> en "</w:t>
+      </w:r>
+      <w:proofErr w:type="spellStart"/>
+      <w:r>
+        <w:rPr>
+          <w:rFonts w:ascii="Segoe UI" w:eastAsia="Times New Roman" w:hAnsi="Segoe UI" w:cs="Segoe UI"/>
+          <w:color w:val="0F1115"/>
+          <w:sz w:val="24"/>
+          <w:szCs w:val="24"/>
+          <w:lang w:eastAsia="es-ES"/>
+        </w:rPr>
+        <w:t>Add</w:t>
+      </w:r>
+      <w:proofErr w:type="spellEnd"/>
+      <w:r>
+        <w:rPr>
+          <w:rFonts w:ascii="Segoe UI" w:eastAsia="Times New Roman" w:hAnsi="Segoe UI" w:cs="Segoe UI"/>
+          <w:color w:val="0F1115"/>
+          <w:sz w:val="24"/>
+          <w:szCs w:val="24"/>
+          <w:lang w:eastAsia="es-ES"/>
+        </w:rPr>
+        <w:t xml:space="preserve"> </w:t>
+      </w:r>
+      <w:proofErr w:type="spellStart"/>
+      <w:r>
+        <w:rPr>
+          <w:rFonts w:ascii="Segoe UI" w:eastAsia="Times New Roman" w:hAnsi="Segoe UI" w:cs="Segoe UI"/>
+          <w:color w:val="0F1115"/>
+          <w:sz w:val="24"/>
+          <w:szCs w:val="24"/>
+          <w:lang w:eastAsia="es-ES"/>
+        </w:rPr>
+        <w:t>project</w:t>
+      </w:r>
+      <w:proofErr w:type="spellEnd"/>
+      <w:r>
+        <w:rPr>
+          <w:rFonts w:ascii="Segoe UI" w:eastAsia="Times New Roman" w:hAnsi="Segoe UI" w:cs="Segoe UI"/>
+          <w:color w:val="0F1115"/>
+          <w:sz w:val="24"/>
+          <w:szCs w:val="24"/>
+          <w:lang w:eastAsia="es-ES"/>
+        </w:rPr>
+        <w:t>" o "+"</w:t>
       </w:r>
     </w:p>
     <w:p>
@@ -5860,6 +8567,7 @@
         </w:rPr>
         <w:t>Nombre: </w:t>
       </w:r>
+      <w:proofErr w:type="spellStart"/>
       <w:r>
         <w:rPr>
           <w:rFonts w:ascii="Consolas" w:eastAsia="Times New Roman" w:hAnsi="Consolas" w:cs="Courier New"/>
@@ -5871,6 +8579,7 @@
         </w:rPr>
         <w:t>todoenregla</w:t>
       </w:r>
+      <w:proofErr w:type="spellEnd"/>
     </w:p>
     <w:p>
       <w:pPr>
@@ -5897,7 +8606,29 @@
           <w:szCs w:val="24"/>
           <w:lang w:eastAsia="es-ES"/>
         </w:rPr>
-        <w:t>Google Analytics: opcional (recomendado)</w:t>
+        <w:t xml:space="preserve">Google </w:t>
+      </w:r>
+      <w:proofErr w:type="spellStart"/>
+      <w:r>
+        <w:rPr>
+          <w:rFonts w:ascii="Segoe UI" w:eastAsia="Times New Roman" w:hAnsi="Segoe UI" w:cs="Segoe UI"/>
+          <w:color w:val="0F1115"/>
+          <w:sz w:val="24"/>
+          <w:szCs w:val="24"/>
+          <w:lang w:eastAsia="es-ES"/>
+        </w:rPr>
+        <w:t>Analytics</w:t>
+      </w:r>
+      <w:proofErr w:type="spellEnd"/>
+      <w:r>
+        <w:rPr>
+          <w:rFonts w:ascii="Segoe UI" w:eastAsia="Times New Roman" w:hAnsi="Segoe UI" w:cs="Segoe UI"/>
+          <w:color w:val="0F1115"/>
+          <w:sz w:val="24"/>
+          <w:szCs w:val="24"/>
+          <w:lang w:eastAsia="es-ES"/>
+        </w:rPr>
+        <w:t>: opcional (recomendado)</w:t>
       </w:r>
     </w:p>
     <w:p>
@@ -5973,6 +8704,7 @@
           <w:lang w:eastAsia="es-ES"/>
         </w:rPr>
       </w:pPr>
+      <w:proofErr w:type="spellStart"/>
       <w:r>
         <w:rPr>
           <w:rFonts w:ascii="Segoe UI" w:eastAsia="Times New Roman" w:hAnsi="Segoe UI" w:cs="Segoe UI"/>
@@ -5983,7 +8715,46 @@
           <w:szCs w:val="24"/>
           <w:lang w:eastAsia="es-ES"/>
         </w:rPr>
-        <w:t>Firestore Database:</w:t>
+        <w:t>Firestore</w:t>
+      </w:r>
+      <w:proofErr w:type="spellEnd"/>
+      <w:r>
+        <w:rPr>
+          <w:rFonts w:ascii="Segoe UI" w:eastAsia="Times New Roman" w:hAnsi="Segoe UI" w:cs="Segoe UI"/>
+          <w:b/>
+          <w:bCs/>
+          <w:color w:val="0F1115"/>
+          <w:sz w:val="24"/>
+          <w:szCs w:val="24"/>
+          <w:lang w:eastAsia="es-ES"/>
+        </w:rPr>
+        <w:t xml:space="preserve"> </w:t>
+      </w:r>
+      <w:proofErr w:type="spellStart"/>
+      <w:r>
+        <w:rPr>
+          <w:rFonts w:ascii="Segoe UI" w:eastAsia="Times New Roman" w:hAnsi="Segoe UI" w:cs="Segoe UI"/>
+          <w:b/>
+          <w:bCs/>
+          <w:color w:val="0F1115"/>
+          <w:sz w:val="24"/>
+          <w:szCs w:val="24"/>
+          <w:lang w:eastAsia="es-ES"/>
+        </w:rPr>
+        <w:t>Database</w:t>
+      </w:r>
+      <w:proofErr w:type="spellEnd"/>
+      <w:r>
+        <w:rPr>
+          <w:rFonts w:ascii="Segoe UI" w:eastAsia="Times New Roman" w:hAnsi="Segoe UI" w:cs="Segoe UI"/>
+          <w:b/>
+          <w:bCs/>
+          <w:color w:val="0F1115"/>
+          <w:sz w:val="24"/>
+          <w:szCs w:val="24"/>
+          <w:lang w:eastAsia="es-ES"/>
+        </w:rPr>
+        <w:t>:</w:t>
       </w:r>
       <w:r>
         <w:rPr>
@@ -6034,6 +8805,7 @@
           <w:lang w:eastAsia="es-ES"/>
         </w:rPr>
       </w:pPr>
+      <w:proofErr w:type="spellStart"/>
       <w:r>
         <w:rPr>
           <w:rFonts w:ascii="Segoe UI" w:eastAsia="Times New Roman" w:hAnsi="Segoe UI" w:cs="Segoe UI"/>
@@ -6044,17 +8816,74 @@
           <w:szCs w:val="24"/>
           <w:lang w:eastAsia="es-ES"/>
         </w:rPr>
-        <w:t>Authentication:</w:t>
-      </w:r>
-      <w:r>
-        <w:rPr>
-          <w:rFonts w:ascii="Segoe UI" w:eastAsia="Times New Roman" w:hAnsi="Segoe UI" w:cs="Segoe UI"/>
-          <w:color w:val="0F1115"/>
-          <w:sz w:val="24"/>
-          <w:szCs w:val="24"/>
-          <w:lang w:eastAsia="es-ES"/>
-        </w:rPr>
-        <w:t> Habilitar proveedor Email/Password (NO Google, NO phone)</w:t>
+        <w:t>Authentication</w:t>
+      </w:r>
+      <w:proofErr w:type="spellEnd"/>
+      <w:r>
+        <w:rPr>
+          <w:rFonts w:ascii="Segoe UI" w:eastAsia="Times New Roman" w:hAnsi="Segoe UI" w:cs="Segoe UI"/>
+          <w:b/>
+          <w:bCs/>
+          <w:color w:val="0F1115"/>
+          <w:sz w:val="24"/>
+          <w:szCs w:val="24"/>
+          <w:lang w:eastAsia="es-ES"/>
+        </w:rPr>
+        <w:t>:</w:t>
+      </w:r>
+      <w:r>
+        <w:rPr>
+          <w:rFonts w:ascii="Segoe UI" w:eastAsia="Times New Roman" w:hAnsi="Segoe UI" w:cs="Segoe UI"/>
+          <w:color w:val="0F1115"/>
+          <w:sz w:val="24"/>
+          <w:szCs w:val="24"/>
+          <w:lang w:eastAsia="es-ES"/>
+        </w:rPr>
+        <w:t> Habilitar proveedor Email/</w:t>
+      </w:r>
+      <w:proofErr w:type="spellStart"/>
+      <w:r>
+        <w:rPr>
+          <w:rFonts w:ascii="Segoe UI" w:eastAsia="Times New Roman" w:hAnsi="Segoe UI" w:cs="Segoe UI"/>
+          <w:color w:val="0F1115"/>
+          <w:sz w:val="24"/>
+          <w:szCs w:val="24"/>
+          <w:lang w:eastAsia="es-ES"/>
+        </w:rPr>
+        <w:t>Password</w:t>
+      </w:r>
+      <w:proofErr w:type="spellEnd"/>
+      <w:r>
+        <w:rPr>
+          <w:rFonts w:ascii="Segoe UI" w:eastAsia="Times New Roman" w:hAnsi="Segoe UI" w:cs="Segoe UI"/>
+          <w:color w:val="0F1115"/>
+          <w:sz w:val="24"/>
+          <w:szCs w:val="24"/>
+          <w:lang w:eastAsia="es-ES"/>
+        </w:rPr>
+        <w:t xml:space="preserve"> (NO Google, NO </w:t>
+      </w:r>
+      <w:proofErr w:type="spellStart"/>
+      <w:r>
+        <w:rPr>
+          <w:rFonts w:ascii="Segoe UI" w:eastAsia="Times New Roman" w:hAnsi="Segoe UI" w:cs="Segoe UI"/>
+          <w:color w:val="0F1115"/>
+          <w:sz w:val="24"/>
+          <w:szCs w:val="24"/>
+          <w:lang w:eastAsia="es-ES"/>
+        </w:rPr>
+        <w:t>phone</w:t>
+      </w:r>
+      <w:proofErr w:type="spellEnd"/>
+      <w:r>
+        <w:rPr>
+          <w:rFonts w:ascii="Segoe UI" w:eastAsia="Times New Roman" w:hAnsi="Segoe UI" w:cs="Segoe UI"/>
+          <w:color w:val="0F1115"/>
+          <w:sz w:val="24"/>
+          <w:szCs w:val="24"/>
+          <w:lang w:eastAsia="es-ES"/>
+        </w:rPr>
+        <w:t>)</w:t>
       </w:r>
     </w:p>
     <w:p>
@@ -6122,8 +8951,22 @@
           <w:szCs w:val="30"/>
           <w:lang w:eastAsia="es-ES"/>
         </w:rPr>
-        <w:t>2.3 Obtener firebaseConfig</w:t>
-      </w:r>
+        <w:t xml:space="preserve">2.3 Obtener </w:t>
+      </w:r>
+      <w:proofErr w:type="spellStart"/>
+      <w:r>
+        <w:rPr>
+          <w:rFonts w:ascii="Segoe UI" w:eastAsia="Times New Roman" w:hAnsi="Segoe UI" w:cs="Segoe UI"/>
+          <w:b/>
+          <w:bCs/>
+          <w:color w:val="0F1115"/>
+          <w:sz w:val="30"/>
+          <w:szCs w:val="30"/>
+          <w:lang w:eastAsia="es-ES"/>
+        </w:rPr>
+        <w:t>firebaseConfig</w:t>
+      </w:r>
+      <w:proofErr w:type="spellEnd"/>
     </w:p>
     <w:p>
       <w:pPr>
@@ -6150,7 +8993,51 @@
           <w:szCs w:val="24"/>
           <w:lang w:eastAsia="es-ES"/>
         </w:rPr>
-        <w:t>En el proyecto nuevo → Project settings → Add app → Web</w:t>
+        <w:t xml:space="preserve">En el proyecto nuevo → Project </w:t>
+      </w:r>
+      <w:proofErr w:type="spellStart"/>
+      <w:r>
+        <w:rPr>
+          <w:rFonts w:ascii="Segoe UI" w:eastAsia="Times New Roman" w:hAnsi="Segoe UI" w:cs="Segoe UI"/>
+          <w:color w:val="0F1115"/>
+          <w:sz w:val="24"/>
+          <w:szCs w:val="24"/>
+          <w:lang w:eastAsia="es-ES"/>
+        </w:rPr>
+        <w:t>settings</w:t>
+      </w:r>
+      <w:proofErr w:type="spellEnd"/>
+      <w:r>
+        <w:rPr>
+          <w:rFonts w:ascii="Segoe UI" w:eastAsia="Times New Roman" w:hAnsi="Segoe UI" w:cs="Segoe UI"/>
+          <w:color w:val="0F1115"/>
+          <w:sz w:val="24"/>
+          <w:szCs w:val="24"/>
+          <w:lang w:eastAsia="es-ES"/>
+        </w:rPr>
+        <w:t xml:space="preserve"> → </w:t>
+      </w:r>
+      <w:proofErr w:type="spellStart"/>
+      <w:r>
+        <w:rPr>
+          <w:rFonts w:ascii="Segoe UI" w:eastAsia="Times New Roman" w:hAnsi="Segoe UI" w:cs="Segoe UI"/>
+          <w:color w:val="0F1115"/>
+          <w:sz w:val="24"/>
+          <w:szCs w:val="24"/>
+          <w:lang w:eastAsia="es-ES"/>
+        </w:rPr>
+        <w:t>Add</w:t>
+      </w:r>
+      <w:proofErr w:type="spellEnd"/>
+      <w:r>
+        <w:rPr>
+          <w:rFonts w:ascii="Segoe UI" w:eastAsia="Times New Roman" w:hAnsi="Segoe UI" w:cs="Segoe UI"/>
+          <w:color w:val="0F1115"/>
+          <w:sz w:val="24"/>
+          <w:szCs w:val="24"/>
+          <w:lang w:eastAsia="es-ES"/>
+        </w:rPr>
+        <w:t xml:space="preserve"> app → Web</w:t>
       </w:r>
     </w:p>
     <w:p>
@@ -6180,6 +9067,7 @@
         </w:rPr>
         <w:t>Nombre: </w:t>
       </w:r>
+      <w:proofErr w:type="spellStart"/>
       <w:r>
         <w:rPr>
           <w:rFonts w:ascii="Consolas" w:eastAsia="Times New Roman" w:hAnsi="Consolas" w:cs="Courier New"/>
@@ -6191,6 +9079,7 @@
         </w:rPr>
         <w:t>TodoEnRegla</w:t>
       </w:r>
+      <w:proofErr w:type="spellEnd"/>
     </w:p>
     <w:p>
       <w:pPr>
@@ -6219,7 +9108,33 @@
           <w:szCs w:val="24"/>
           <w:lang w:eastAsia="es-ES"/>
         </w:rPr>
-        <w:t>COPIAR el objeto firebaseConfig COMPLETO tal cual lo muestra</w:t>
+        <w:t xml:space="preserve">COPIAR el objeto </w:t>
+      </w:r>
+      <w:proofErr w:type="spellStart"/>
+      <w:r>
+        <w:rPr>
+          <w:rFonts w:ascii="Segoe UI" w:eastAsia="Times New Roman" w:hAnsi="Segoe UI" w:cs="Segoe UI"/>
+          <w:b/>
+          <w:bCs/>
+          <w:color w:val="0F1115"/>
+          <w:sz w:val="24"/>
+          <w:szCs w:val="24"/>
+          <w:lang w:eastAsia="es-ES"/>
+        </w:rPr>
+        <w:t>firebaseConfig</w:t>
+      </w:r>
+      <w:proofErr w:type="spellEnd"/>
+      <w:r>
+        <w:rPr>
+          <w:rFonts w:ascii="Segoe UI" w:eastAsia="Times New Roman" w:hAnsi="Segoe UI" w:cs="Segoe UI"/>
+          <w:b/>
+          <w:bCs/>
+          <w:color w:val="0F1115"/>
+          <w:sz w:val="24"/>
+          <w:szCs w:val="24"/>
+          <w:lang w:eastAsia="es-ES"/>
+        </w:rPr>
+        <w:t xml:space="preserve"> COMPLETO tal cual lo muestra</w:t>
       </w:r>
     </w:p>
     <w:p>
@@ -6325,8 +9240,22 @@
           <w:szCs w:val="30"/>
           <w:lang w:eastAsia="es-ES"/>
         </w:rPr>
-        <w:t>3.1 Copiar reglas de Firestore</w:t>
-      </w:r>
+        <w:t xml:space="preserve">3.1 Copiar reglas de </w:t>
+      </w:r>
+      <w:proofErr w:type="spellStart"/>
+      <w:r>
+        <w:rPr>
+          <w:rFonts w:ascii="Segoe UI" w:eastAsia="Times New Roman" w:hAnsi="Segoe UI" w:cs="Segoe UI"/>
+          <w:b/>
+          <w:bCs/>
+          <w:color w:val="0F1115"/>
+          <w:sz w:val="30"/>
+          <w:szCs w:val="30"/>
+          <w:lang w:eastAsia="es-ES"/>
+        </w:rPr>
+        <w:t>Firestore</w:t>
+      </w:r>
+      <w:proofErr w:type="spellEnd"/>
     </w:p>
     <w:p>
       <w:pPr>
@@ -6353,7 +9282,29 @@
           <w:szCs w:val="24"/>
           <w:lang w:eastAsia="es-ES"/>
         </w:rPr>
-        <w:t>En proyecto viejo: Firestore → Rules → copiar todo</w:t>
+        <w:t xml:space="preserve">En proyecto viejo: </w:t>
+      </w:r>
+      <w:proofErr w:type="spellStart"/>
+      <w:r>
+        <w:rPr>
+          <w:rFonts w:ascii="Segoe UI" w:eastAsia="Times New Roman" w:hAnsi="Segoe UI" w:cs="Segoe UI"/>
+          <w:color w:val="0F1115"/>
+          <w:sz w:val="24"/>
+          <w:szCs w:val="24"/>
+          <w:lang w:eastAsia="es-ES"/>
+        </w:rPr>
+        <w:t>Firestore</w:t>
+      </w:r>
+      <w:proofErr w:type="spellEnd"/>
+      <w:r>
+        <w:rPr>
+          <w:rFonts w:ascii="Segoe UI" w:eastAsia="Times New Roman" w:hAnsi="Segoe UI" w:cs="Segoe UI"/>
+          <w:color w:val="0F1115"/>
+          <w:sz w:val="24"/>
+          <w:szCs w:val="24"/>
+          <w:lang w:eastAsia="es-ES"/>
+        </w:rPr>
+        <w:t xml:space="preserve"> → Rules → copiar todo</w:t>
       </w:r>
     </w:p>
     <w:p>
@@ -6381,7 +9332,29 @@
           <w:szCs w:val="24"/>
           <w:lang w:eastAsia="es-ES"/>
         </w:rPr>
-        <w:t>En proyecto nuevo: Firestore → Rules → pegar y publicar</w:t>
+        <w:t xml:space="preserve">En proyecto nuevo: </w:t>
+      </w:r>
+      <w:proofErr w:type="spellStart"/>
+      <w:r>
+        <w:rPr>
+          <w:rFonts w:ascii="Segoe UI" w:eastAsia="Times New Roman" w:hAnsi="Segoe UI" w:cs="Segoe UI"/>
+          <w:color w:val="0F1115"/>
+          <w:sz w:val="24"/>
+          <w:szCs w:val="24"/>
+          <w:lang w:eastAsia="es-ES"/>
+        </w:rPr>
+        <w:t>Firestore</w:t>
+      </w:r>
+      <w:proofErr w:type="spellEnd"/>
+      <w:r>
+        <w:rPr>
+          <w:rFonts w:ascii="Segoe UI" w:eastAsia="Times New Roman" w:hAnsi="Segoe UI" w:cs="Segoe UI"/>
+          <w:color w:val="0F1115"/>
+          <w:sz w:val="24"/>
+          <w:szCs w:val="24"/>
+          <w:lang w:eastAsia="es-ES"/>
+        </w:rPr>
+        <w:t xml:space="preserve"> → Rules → pegar y publicar</w:t>
       </w:r>
     </w:p>
     <w:p>
@@ -6411,6 +9384,7 @@
         </w:rPr>
         <w:t>O usar CLI: </w:t>
       </w:r>
+      <w:proofErr w:type="spellStart"/>
       <w:r>
         <w:rPr>
           <w:rFonts w:ascii="Consolas" w:eastAsia="Times New Roman" w:hAnsi="Consolas" w:cs="Courier New"/>
@@ -6420,8 +9394,129 @@
           <w:shd w:val="clear" w:color="auto" w:fill="EBEEF2"/>
           <w:lang w:eastAsia="es-ES"/>
         </w:rPr>
-        <w:t>firebase deploy --only firestore:rules --project todoenregla</w:t>
-      </w:r>
+        <w:t>firebase</w:t>
+      </w:r>
+      <w:proofErr w:type="spellEnd"/>
+      <w:r>
+        <w:rPr>
+          <w:rFonts w:ascii="Consolas" w:eastAsia="Times New Roman" w:hAnsi="Consolas" w:cs="Courier New"/>
+          <w:color w:val="0F1115"/>
+          <w:sz w:val="20"/>
+          <w:szCs w:val="20"/>
+          <w:shd w:val="clear" w:color="auto" w:fill="EBEEF2"/>
+          <w:lang w:eastAsia="es-ES"/>
+        </w:rPr>
+        <w:t xml:space="preserve"> </w:t>
+      </w:r>
+      <w:proofErr w:type="spellStart"/>
+      <w:r>
+        <w:rPr>
+          <w:rFonts w:ascii="Consolas" w:eastAsia="Times New Roman" w:hAnsi="Consolas" w:cs="Courier New"/>
+          <w:color w:val="0F1115"/>
+          <w:sz w:val="20"/>
+          <w:szCs w:val="20"/>
+          <w:shd w:val="clear" w:color="auto" w:fill="EBEEF2"/>
+          <w:lang w:eastAsia="es-ES"/>
+        </w:rPr>
+        <w:t>deploy</w:t>
+      </w:r>
+      <w:proofErr w:type="spellEnd"/>
+      <w:r>
+        <w:rPr>
+          <w:rFonts w:ascii="Consolas" w:eastAsia="Times New Roman" w:hAnsi="Consolas" w:cs="Courier New"/>
+          <w:color w:val="0F1115"/>
+          <w:sz w:val="20"/>
+          <w:szCs w:val="20"/>
+          <w:shd w:val="clear" w:color="auto" w:fill="EBEEF2"/>
+          <w:lang w:eastAsia="es-ES"/>
+        </w:rPr>
+        <w:t xml:space="preserve"> --</w:t>
+      </w:r>
+      <w:proofErr w:type="spellStart"/>
+      <w:r>
+        <w:rPr>
+          <w:rFonts w:ascii="Consolas" w:eastAsia="Times New Roman" w:hAnsi="Consolas" w:cs="Courier New"/>
+          <w:color w:val="0F1115"/>
+          <w:sz w:val="20"/>
+          <w:szCs w:val="20"/>
+          <w:shd w:val="clear" w:color="auto" w:fill="EBEEF2"/>
+          <w:lang w:eastAsia="es-ES"/>
+        </w:rPr>
+        <w:t>only</w:t>
+      </w:r>
+      <w:proofErr w:type="spellEnd"/>
+      <w:r>
+        <w:rPr>
+          <w:rFonts w:ascii="Consolas" w:eastAsia="Times New Roman" w:hAnsi="Consolas" w:cs="Courier New"/>
+          <w:color w:val="0F1115"/>
+          <w:sz w:val="20"/>
+          <w:szCs w:val="20"/>
+          <w:shd w:val="clear" w:color="auto" w:fill="EBEEF2"/>
+          <w:lang w:eastAsia="es-ES"/>
+        </w:rPr>
+        <w:t xml:space="preserve"> </w:t>
+      </w:r>
+      <w:proofErr w:type="spellStart"/>
+      <w:r>
+        <w:rPr>
+          <w:rFonts w:ascii="Consolas" w:eastAsia="Times New Roman" w:hAnsi="Consolas" w:cs="Courier New"/>
+          <w:color w:val="0F1115"/>
+          <w:sz w:val="20"/>
+          <w:szCs w:val="20"/>
+          <w:shd w:val="clear" w:color="auto" w:fill="EBEEF2"/>
+          <w:lang w:eastAsia="es-ES"/>
+        </w:rPr>
+        <w:t>firestore:rules</w:t>
+      </w:r>
+      <w:proofErr w:type="spellEnd"/>
+      <w:r>
+        <w:rPr>
+          <w:rFonts w:ascii="Consolas" w:eastAsia="Times New Roman" w:hAnsi="Consolas" w:cs="Courier New"/>
+          <w:color w:val="0F1115"/>
+          <w:sz w:val="20"/>
+          <w:szCs w:val="20"/>
+          <w:shd w:val="clear" w:color="auto" w:fill="EBEEF2"/>
+          <w:lang w:eastAsia="es-ES"/>
+        </w:rPr>
+        <w:t xml:space="preserve"> --</w:t>
+      </w:r>
+      <w:proofErr w:type="spellStart"/>
+      <w:r>
+        <w:rPr>
+          <w:rFonts w:ascii="Consolas" w:eastAsia="Times New Roman" w:hAnsi="Consolas" w:cs="Courier New"/>
+          <w:color w:val="0F1115"/>
+          <w:sz w:val="20"/>
+          <w:szCs w:val="20"/>
+          <w:shd w:val="clear" w:color="auto" w:fill="EBEEF2"/>
+          <w:lang w:eastAsia="es-ES"/>
+        </w:rPr>
+        <w:t>project</w:t>
+      </w:r>
+      <w:proofErr w:type="spellEnd"/>
+      <w:r>
+        <w:rPr>
+          <w:rFonts w:ascii="Consolas" w:eastAsia="Times New Roman" w:hAnsi="Consolas" w:cs="Courier New"/>
+          <w:color w:val="0F1115"/>
+          <w:sz w:val="20"/>
+          <w:szCs w:val="20"/>
+          <w:shd w:val="clear" w:color="auto" w:fill="EBEEF2"/>
+          <w:lang w:eastAsia="es-ES"/>
+        </w:rPr>
+        <w:t xml:space="preserve"> </w:t>
+      </w:r>
+      <w:proofErr w:type="spellStart"/>
+      <w:r>
+        <w:rPr>
+          <w:rFonts w:ascii="Consolas" w:eastAsia="Times New Roman" w:hAnsi="Consolas" w:cs="Courier New"/>
+          <w:color w:val="0F1115"/>
+          <w:sz w:val="20"/>
+          <w:szCs w:val="20"/>
+          <w:shd w:val="clear" w:color="auto" w:fill="EBEEF2"/>
+          <w:lang w:eastAsia="es-ES"/>
+        </w:rPr>
+        <w:t>todoenregla</w:t>
+      </w:r>
+      <w:proofErr w:type="spellEnd"/>
     </w:p>
     <w:p>
       <w:pPr>
@@ -6477,7 +9572,29 @@
           <w:szCs w:val="24"/>
           <w:lang w:eastAsia="es-ES"/>
         </w:rPr>
-        <w:t>Verificar si hay reglas custom en proyecto viejo (Storage → Rules)</w:t>
+        <w:t xml:space="preserve">Verificar si hay reglas </w:t>
+      </w:r>
+      <w:proofErr w:type="spellStart"/>
+      <w:r>
+        <w:rPr>
+          <w:rFonts w:ascii="Segoe UI" w:eastAsia="Times New Roman" w:hAnsi="Segoe UI" w:cs="Segoe UI"/>
+          <w:color w:val="0F1115"/>
+          <w:sz w:val="24"/>
+          <w:szCs w:val="24"/>
+          <w:lang w:eastAsia="es-ES"/>
+        </w:rPr>
+        <w:t>custom</w:t>
+      </w:r>
+      <w:proofErr w:type="spellEnd"/>
+      <w:r>
+        <w:rPr>
+          <w:rFonts w:ascii="Segoe UI" w:eastAsia="Times New Roman" w:hAnsi="Segoe UI" w:cs="Segoe UI"/>
+          <w:color w:val="0F1115"/>
+          <w:sz w:val="24"/>
+          <w:szCs w:val="24"/>
+          <w:lang w:eastAsia="es-ES"/>
+        </w:rPr>
+        <w:t xml:space="preserve"> en proyecto viejo (Storage → Rules)</w:t>
       </w:r>
     </w:p>
     <w:p>
@@ -6533,8 +9650,20 @@
           <w:szCs w:val="24"/>
           <w:lang w:eastAsia="es-ES"/>
         </w:rPr>
-        <w:t>Si no hay, dejar las default</w:t>
-      </w:r>
+        <w:t xml:space="preserve">Si no hay, dejar </w:t>
+      </w:r>
+      <w:proofErr w:type="gramStart"/>
+      <w:r>
+        <w:rPr>
+          <w:rFonts w:ascii="Segoe UI" w:eastAsia="Times New Roman" w:hAnsi="Segoe UI" w:cs="Segoe UI"/>
+          <w:color w:val="0F1115"/>
+          <w:sz w:val="24"/>
+          <w:szCs w:val="24"/>
+          <w:lang w:eastAsia="es-ES"/>
+        </w:rPr>
+        <w:t>las default</w:t>
+      </w:r>
+      <w:proofErr w:type="gramEnd"/>
     </w:p>
     <w:p>
       <w:pPr>
@@ -6604,6 +9733,7 @@
           <w:lang w:eastAsia="es-ES"/>
         </w:rPr>
       </w:pPr>
+      <w:proofErr w:type="spellStart"/>
       <w:r>
         <w:rPr>
           <w:rFonts w:ascii="Consolas" w:eastAsia="Times New Roman" w:hAnsi="Consolas" w:cs="Segoe UI"/>
@@ -6614,6 +9744,7 @@
         </w:rPr>
         <w:t>text</w:t>
       </w:r>
+      <w:proofErr w:type="spellEnd"/>
     </w:p>
     <w:p>
       <w:pPr>
@@ -6646,16 +9777,108 @@
           <w:lang w:eastAsia="es-ES"/>
         </w:rPr>
       </w:pPr>
-      <w:r>
-        <w:rPr>
-          <w:rFonts w:ascii="Consolas" w:eastAsia="Times New Roman" w:hAnsi="Consolas" w:cs="Courier New"/>
-          <w:color w:val="0F1115"/>
-          <w:sz w:val="20"/>
-          <w:szCs w:val="20"/>
-          <w:lang w:eastAsia="es-ES"/>
-        </w:rPr>
-        <w:t>firebase firestore:indexes --project auditbpm-backend &gt; firestore.indexes.json</w:t>
-      </w:r>
+      <w:proofErr w:type="spellStart"/>
+      <w:r>
+        <w:rPr>
+          <w:rFonts w:ascii="Consolas" w:eastAsia="Times New Roman" w:hAnsi="Consolas" w:cs="Courier New"/>
+          <w:color w:val="0F1115"/>
+          <w:sz w:val="20"/>
+          <w:szCs w:val="20"/>
+          <w:lang w:eastAsia="es-ES"/>
+        </w:rPr>
+        <w:t>firebase</w:t>
+      </w:r>
+      <w:proofErr w:type="spellEnd"/>
+      <w:r>
+        <w:rPr>
+          <w:rFonts w:ascii="Consolas" w:eastAsia="Times New Roman" w:hAnsi="Consolas" w:cs="Courier New"/>
+          <w:color w:val="0F1115"/>
+          <w:sz w:val="20"/>
+          <w:szCs w:val="20"/>
+          <w:lang w:eastAsia="es-ES"/>
+        </w:rPr>
+        <w:t xml:space="preserve"> </w:t>
+      </w:r>
+      <w:proofErr w:type="spellStart"/>
+      <w:proofErr w:type="gramStart"/>
+      <w:r>
+        <w:rPr>
+          <w:rFonts w:ascii="Consolas" w:eastAsia="Times New Roman" w:hAnsi="Consolas" w:cs="Courier New"/>
+          <w:color w:val="0F1115"/>
+          <w:sz w:val="20"/>
+          <w:szCs w:val="20"/>
+          <w:lang w:eastAsia="es-ES"/>
+        </w:rPr>
+        <w:t>firestore:indexes</w:t>
+      </w:r>
+      <w:proofErr w:type="spellEnd"/>
+      <w:proofErr w:type="gramEnd"/>
+      <w:r>
+        <w:rPr>
+          <w:rFonts w:ascii="Consolas" w:eastAsia="Times New Roman" w:hAnsi="Consolas" w:cs="Courier New"/>
+          <w:color w:val="0F1115"/>
+          <w:sz w:val="20"/>
+          <w:szCs w:val="20"/>
+          <w:lang w:eastAsia="es-ES"/>
+        </w:rPr>
+        <w:t xml:space="preserve"> --</w:t>
+      </w:r>
+      <w:proofErr w:type="spellStart"/>
+      <w:r>
+        <w:rPr>
+          <w:rFonts w:ascii="Consolas" w:eastAsia="Times New Roman" w:hAnsi="Consolas" w:cs="Courier New"/>
+          <w:color w:val="0F1115"/>
+          <w:sz w:val="20"/>
+          <w:szCs w:val="20"/>
+          <w:lang w:eastAsia="es-ES"/>
+        </w:rPr>
+        <w:t>project</w:t>
+      </w:r>
+      <w:proofErr w:type="spellEnd"/>
+      <w:r>
+        <w:rPr>
+          <w:rFonts w:ascii="Consolas" w:eastAsia="Times New Roman" w:hAnsi="Consolas" w:cs="Courier New"/>
+          <w:color w:val="0F1115"/>
+          <w:sz w:val="20"/>
+          <w:szCs w:val="20"/>
+          <w:lang w:eastAsia="es-ES"/>
+        </w:rPr>
+        <w:t xml:space="preserve"> </w:t>
+      </w:r>
+      <w:proofErr w:type="spellStart"/>
+      <w:r>
+        <w:rPr>
+          <w:rFonts w:ascii="Consolas" w:eastAsia="Times New Roman" w:hAnsi="Consolas" w:cs="Courier New"/>
+          <w:color w:val="0F1115"/>
+          <w:sz w:val="20"/>
+          <w:szCs w:val="20"/>
+          <w:lang w:eastAsia="es-ES"/>
+        </w:rPr>
+        <w:t>auditbpm-backend</w:t>
+      </w:r>
+      <w:proofErr w:type="spellEnd"/>
+      <w:r>
+        <w:rPr>
+          <w:rFonts w:ascii="Consolas" w:eastAsia="Times New Roman" w:hAnsi="Consolas" w:cs="Courier New"/>
+          <w:color w:val="0F1115"/>
+          <w:sz w:val="20"/>
+          <w:szCs w:val="20"/>
+          <w:lang w:eastAsia="es-ES"/>
+        </w:rPr>
+        <w:t xml:space="preserve"> &gt; </w:t>
+      </w:r>
+      <w:proofErr w:type="spellStart"/>
+      <w:r>
+        <w:rPr>
+          <w:rFonts w:ascii="Consolas" w:eastAsia="Times New Roman" w:hAnsi="Consolas" w:cs="Courier New"/>
+          <w:color w:val="0F1115"/>
+          <w:sz w:val="20"/>
+          <w:szCs w:val="20"/>
+          <w:lang w:eastAsia="es-ES"/>
+        </w:rPr>
+        <w:t>firestore.indexes.json</w:t>
+      </w:r>
+      <w:proofErr w:type="spellEnd"/>
     </w:p>
     <w:p>
       <w:pPr>
@@ -6684,6 +9907,8 @@
         </w:rPr>
         <w:t>Copiar </w:t>
       </w:r>
+      <w:proofErr w:type="spellStart"/>
+      <w:proofErr w:type="gramStart"/>
       <w:r>
         <w:rPr>
           <w:rFonts w:ascii="Consolas" w:eastAsia="Times New Roman" w:hAnsi="Consolas" w:cs="Courier New"/>
@@ -6693,8 +9918,21 @@
           <w:shd w:val="clear" w:color="auto" w:fill="EBEEF2"/>
           <w:lang w:eastAsia="es-ES"/>
         </w:rPr>
-        <w:t>firestore.indexes.json</w:t>
-      </w:r>
+        <w:t>firestore.indexes</w:t>
+      </w:r>
+      <w:proofErr w:type="gramEnd"/>
+      <w:r>
+        <w:rPr>
+          <w:rFonts w:ascii="Consolas" w:eastAsia="Times New Roman" w:hAnsi="Consolas" w:cs="Courier New"/>
+          <w:color w:val="0F1115"/>
+          <w:sz w:val="20"/>
+          <w:szCs w:val="20"/>
+          <w:shd w:val="clear" w:color="auto" w:fill="EBEEF2"/>
+          <w:lang w:eastAsia="es-ES"/>
+        </w:rPr>
+        <w:t>.json</w:t>
+      </w:r>
+      <w:proofErr w:type="spellEnd"/>
       <w:r>
         <w:rPr>
           <w:rFonts w:ascii="Segoe UI" w:eastAsia="Times New Roman" w:hAnsi="Segoe UI" w:cs="Segoe UI"/>
@@ -6746,6 +9984,7 @@
           <w:lang w:eastAsia="es-ES"/>
         </w:rPr>
       </w:pPr>
+      <w:proofErr w:type="spellStart"/>
       <w:r>
         <w:rPr>
           <w:rFonts w:ascii="Consolas" w:eastAsia="Times New Roman" w:hAnsi="Consolas" w:cs="Segoe UI"/>
@@ -6756,6 +9995,7 @@
         </w:rPr>
         <w:t>text</w:t>
       </w:r>
+      <w:proofErr w:type="spellEnd"/>
     </w:p>
     <w:p>
       <w:pPr>
@@ -6788,16 +10028,130 @@
           <w:lang w:eastAsia="es-ES"/>
         </w:rPr>
       </w:pPr>
-      <w:r>
-        <w:rPr>
-          <w:rFonts w:ascii="Consolas" w:eastAsia="Times New Roman" w:hAnsi="Consolas" w:cs="Courier New"/>
-          <w:color w:val="0F1115"/>
-          <w:sz w:val="20"/>
-          <w:szCs w:val="20"/>
-          <w:lang w:eastAsia="es-ES"/>
-        </w:rPr>
-        <w:t>firebase deploy --only firestore:indexes --project todoenregla</w:t>
-      </w:r>
+      <w:proofErr w:type="spellStart"/>
+      <w:r>
+        <w:rPr>
+          <w:rFonts w:ascii="Consolas" w:eastAsia="Times New Roman" w:hAnsi="Consolas" w:cs="Courier New"/>
+          <w:color w:val="0F1115"/>
+          <w:sz w:val="20"/>
+          <w:szCs w:val="20"/>
+          <w:lang w:eastAsia="es-ES"/>
+        </w:rPr>
+        <w:t>firebase</w:t>
+      </w:r>
+      <w:proofErr w:type="spellEnd"/>
+      <w:r>
+        <w:rPr>
+          <w:rFonts w:ascii="Consolas" w:eastAsia="Times New Roman" w:hAnsi="Consolas" w:cs="Courier New"/>
+          <w:color w:val="0F1115"/>
+          <w:sz w:val="20"/>
+          <w:szCs w:val="20"/>
+          <w:lang w:eastAsia="es-ES"/>
+        </w:rPr>
+        <w:t xml:space="preserve"> </w:t>
+      </w:r>
+      <w:proofErr w:type="spellStart"/>
+      <w:r>
+        <w:rPr>
+          <w:rFonts w:ascii="Consolas" w:eastAsia="Times New Roman" w:hAnsi="Consolas" w:cs="Courier New"/>
+          <w:color w:val="0F1115"/>
+          <w:sz w:val="20"/>
+          <w:szCs w:val="20"/>
+          <w:lang w:eastAsia="es-ES"/>
+        </w:rPr>
+        <w:t>deploy</w:t>
+      </w:r>
+      <w:proofErr w:type="spellEnd"/>
+      <w:r>
+        <w:rPr>
+          <w:rFonts w:ascii="Consolas" w:eastAsia="Times New Roman" w:hAnsi="Consolas" w:cs="Courier New"/>
+          <w:color w:val="0F1115"/>
+          <w:sz w:val="20"/>
+          <w:szCs w:val="20"/>
+          <w:lang w:eastAsia="es-ES"/>
+        </w:rPr>
+        <w:t xml:space="preserve"> --</w:t>
+      </w:r>
+      <w:proofErr w:type="spellStart"/>
+      <w:r>
+        <w:rPr>
+          <w:rFonts w:ascii="Consolas" w:eastAsia="Times New Roman" w:hAnsi="Consolas" w:cs="Courier New"/>
+          <w:color w:val="0F1115"/>
+          <w:sz w:val="20"/>
+          <w:szCs w:val="20"/>
+          <w:lang w:eastAsia="es-ES"/>
+        </w:rPr>
+        <w:t>only</w:t>
+      </w:r>
+      <w:proofErr w:type="spellEnd"/>
+      <w:r>
+        <w:rPr>
+          <w:rFonts w:ascii="Consolas" w:eastAsia="Times New Roman" w:hAnsi="Consolas" w:cs="Courier New"/>
+          <w:color w:val="0F1115"/>
+          <w:sz w:val="20"/>
+          <w:szCs w:val="20"/>
+          <w:lang w:eastAsia="es-ES"/>
+        </w:rPr>
+        <w:t xml:space="preserve"> </w:t>
+      </w:r>
+      <w:proofErr w:type="spellStart"/>
+      <w:proofErr w:type="gramStart"/>
+      <w:r>
+        <w:rPr>
+          <w:rFonts w:ascii="Consolas" w:eastAsia="Times New Roman" w:hAnsi="Consolas" w:cs="Courier New"/>
+          <w:color w:val="0F1115"/>
+          <w:sz w:val="20"/>
+          <w:szCs w:val="20"/>
+          <w:lang w:eastAsia="es-ES"/>
+        </w:rPr>
+        <w:t>firestore:indexes</w:t>
+      </w:r>
+      <w:proofErr w:type="spellEnd"/>
+      <w:proofErr w:type="gramEnd"/>
+      <w:r>
+        <w:rPr>
+          <w:rFonts w:ascii="Consolas" w:eastAsia="Times New Roman" w:hAnsi="Consolas" w:cs="Courier New"/>
+          <w:color w:val="0F1115"/>
+          <w:sz w:val="20"/>
+          <w:szCs w:val="20"/>
+          <w:lang w:eastAsia="es-ES"/>
+        </w:rPr>
+        <w:t xml:space="preserve"> --</w:t>
+      </w:r>
+      <w:proofErr w:type="spellStart"/>
+      <w:r>
+        <w:rPr>
+          <w:rFonts w:ascii="Consolas" w:eastAsia="Times New Roman" w:hAnsi="Consolas" w:cs="Courier New"/>
+          <w:color w:val="0F1115"/>
+          <w:sz w:val="20"/>
+          <w:szCs w:val="20"/>
+          <w:lang w:eastAsia="es-ES"/>
+        </w:rPr>
+        <w:t>project</w:t>
+      </w:r>
+      <w:proofErr w:type="spellEnd"/>
+      <w:r>
+        <w:rPr>
+          <w:rFonts w:ascii="Consolas" w:eastAsia="Times New Roman" w:hAnsi="Consolas" w:cs="Courier New"/>
+          <w:color w:val="0F1115"/>
+          <w:sz w:val="20"/>
+          <w:szCs w:val="20"/>
+          <w:lang w:eastAsia="es-ES"/>
+        </w:rPr>
+        <w:t xml:space="preserve"> </w:t>
+      </w:r>
+      <w:proofErr w:type="spellStart"/>
+      <w:r>
+        <w:rPr>
+          <w:rFonts w:ascii="Consolas" w:eastAsia="Times New Roman" w:hAnsi="Consolas" w:cs="Courier New"/>
+          <w:color w:val="0F1115"/>
+          <w:sz w:val="20"/>
+          <w:szCs w:val="20"/>
+          <w:lang w:eastAsia="es-ES"/>
+        </w:rPr>
+        <w:t>todoenregla</w:t>
+      </w:r>
+      <w:proofErr w:type="spellEnd"/>
     </w:p>
     <w:p>
       <w:pPr>
@@ -6852,7 +10206,29 @@
           <w:szCs w:val="24"/>
           <w:lang w:eastAsia="es-ES"/>
         </w:rPr>
-        <w:t>En proyecto viejo, cambiar reglas de Firestore temporalmente:</w:t>
+        <w:t xml:space="preserve">En proyecto viejo, cambiar reglas de </w:t>
+      </w:r>
+      <w:proofErr w:type="spellStart"/>
+      <w:r>
+        <w:rPr>
+          <w:rFonts w:ascii="Segoe UI" w:eastAsia="Times New Roman" w:hAnsi="Segoe UI" w:cs="Segoe UI"/>
+          <w:color w:val="0F1115"/>
+          <w:sz w:val="24"/>
+          <w:szCs w:val="24"/>
+          <w:lang w:eastAsia="es-ES"/>
+        </w:rPr>
+        <w:t>Firestore</w:t>
+      </w:r>
+      <w:proofErr w:type="spellEnd"/>
+      <w:r>
+        <w:rPr>
+          <w:rFonts w:ascii="Segoe UI" w:eastAsia="Times New Roman" w:hAnsi="Segoe UI" w:cs="Segoe UI"/>
+          <w:color w:val="0F1115"/>
+          <w:sz w:val="24"/>
+          <w:szCs w:val="24"/>
+          <w:lang w:eastAsia="es-ES"/>
+        </w:rPr>
+        <w:t xml:space="preserve"> temporalmente:</w:t>
       </w:r>
     </w:p>
     <w:p>
@@ -6867,6 +10243,7 @@
           <w:lang w:eastAsia="es-ES"/>
         </w:rPr>
       </w:pPr>
+      <w:proofErr w:type="spellStart"/>
       <w:r>
         <w:rPr>
           <w:rFonts w:ascii="Consolas" w:eastAsia="Times New Roman" w:hAnsi="Consolas" w:cs="Segoe UI"/>
@@ -6877,6 +10254,7 @@
         </w:rPr>
         <w:t>text</w:t>
       </w:r>
+      <w:proofErr w:type="spellEnd"/>
     </w:p>
     <w:p>
       <w:pPr>
@@ -6909,15 +10287,27 @@
           <w:lang w:eastAsia="es-ES"/>
         </w:rPr>
       </w:pPr>
-      <w:r>
-        <w:rPr>
-          <w:rFonts w:ascii="Consolas" w:eastAsia="Times New Roman" w:hAnsi="Consolas" w:cs="Courier New"/>
-          <w:color w:val="0F1115"/>
-          <w:sz w:val="20"/>
-          <w:szCs w:val="20"/>
-          <w:lang w:eastAsia="es-ES"/>
-        </w:rPr>
-        <w:t>rules_version = '2';</w:t>
+      <w:proofErr w:type="spellStart"/>
+      <w:r>
+        <w:rPr>
+          <w:rFonts w:ascii="Consolas" w:eastAsia="Times New Roman" w:hAnsi="Consolas" w:cs="Courier New"/>
+          <w:color w:val="0F1115"/>
+          <w:sz w:val="20"/>
+          <w:szCs w:val="20"/>
+          <w:lang w:eastAsia="es-ES"/>
+        </w:rPr>
+        <w:t>rules_version</w:t>
+      </w:r>
+      <w:proofErr w:type="spellEnd"/>
+      <w:r>
+        <w:rPr>
+          <w:rFonts w:ascii="Consolas" w:eastAsia="Times New Roman" w:hAnsi="Consolas" w:cs="Courier New"/>
+          <w:color w:val="0F1115"/>
+          <w:sz w:val="20"/>
+          <w:szCs w:val="20"/>
+          <w:lang w:eastAsia="es-ES"/>
+        </w:rPr>
+        <w:t xml:space="preserve"> = '2';</w:t>
       </w:r>
     </w:p>
     <w:p>
@@ -6951,15 +10341,51 @@
           <w:lang w:eastAsia="es-ES"/>
         </w:rPr>
       </w:pPr>
-      <w:r>
-        <w:rPr>
-          <w:rFonts w:ascii="Consolas" w:eastAsia="Times New Roman" w:hAnsi="Consolas" w:cs="Courier New"/>
-          <w:color w:val="0F1115"/>
-          <w:sz w:val="20"/>
-          <w:szCs w:val="20"/>
-          <w:lang w:eastAsia="es-ES"/>
-        </w:rPr>
-        <w:t>service cloud.firestore {</w:t>
+      <w:proofErr w:type="spellStart"/>
+      <w:r>
+        <w:rPr>
+          <w:rFonts w:ascii="Consolas" w:eastAsia="Times New Roman" w:hAnsi="Consolas" w:cs="Courier New"/>
+          <w:color w:val="0F1115"/>
+          <w:sz w:val="20"/>
+          <w:szCs w:val="20"/>
+          <w:lang w:eastAsia="es-ES"/>
+        </w:rPr>
+        <w:t>service</w:t>
+      </w:r>
+      <w:proofErr w:type="spellEnd"/>
+      <w:r>
+        <w:rPr>
+          <w:rFonts w:ascii="Consolas" w:eastAsia="Times New Roman" w:hAnsi="Consolas" w:cs="Courier New"/>
+          <w:color w:val="0F1115"/>
+          <w:sz w:val="20"/>
+          <w:szCs w:val="20"/>
+          <w:lang w:eastAsia="es-ES"/>
+        </w:rPr>
+        <w:t xml:space="preserve"> </w:t>
+      </w:r>
+      <w:proofErr w:type="spellStart"/>
+      <w:proofErr w:type="gramStart"/>
+      <w:r>
+        <w:rPr>
+          <w:rFonts w:ascii="Consolas" w:eastAsia="Times New Roman" w:hAnsi="Consolas" w:cs="Courier New"/>
+          <w:color w:val="0F1115"/>
+          <w:sz w:val="20"/>
+          <w:szCs w:val="20"/>
+          <w:lang w:eastAsia="es-ES"/>
+        </w:rPr>
+        <w:t>cloud.firestore</w:t>
+      </w:r>
+      <w:proofErr w:type="spellEnd"/>
+      <w:proofErr w:type="gramEnd"/>
+      <w:r>
+        <w:rPr>
+          <w:rFonts w:ascii="Consolas" w:eastAsia="Times New Roman" w:hAnsi="Consolas" w:cs="Courier New"/>
+          <w:color w:val="0F1115"/>
+          <w:sz w:val="20"/>
+          <w:szCs w:val="20"/>
+          <w:lang w:eastAsia="es-ES"/>
+        </w:rPr>
+        <w:t xml:space="preserve"> {</w:t>
       </w:r>
     </w:p>
     <w:p>
@@ -7001,7 +10427,73 @@
           <w:szCs w:val="20"/>
           <w:lang w:eastAsia="es-ES"/>
         </w:rPr>
-        <w:t xml:space="preserve">  match /databases/{database}/documents {</w:t>
+        <w:t xml:space="preserve">  match /</w:t>
+      </w:r>
+      <w:proofErr w:type="spellStart"/>
+      <w:r>
+        <w:rPr>
+          <w:rFonts w:ascii="Consolas" w:eastAsia="Times New Roman" w:hAnsi="Consolas" w:cs="Courier New"/>
+          <w:color w:val="0F1115"/>
+          <w:sz w:val="20"/>
+          <w:szCs w:val="20"/>
+          <w:lang w:eastAsia="es-ES"/>
+        </w:rPr>
+        <w:t>databases</w:t>
+      </w:r>
+      <w:proofErr w:type="spellEnd"/>
+      <w:r>
+        <w:rPr>
+          <w:rFonts w:ascii="Consolas" w:eastAsia="Times New Roman" w:hAnsi="Consolas" w:cs="Courier New"/>
+          <w:color w:val="0F1115"/>
+          <w:sz w:val="20"/>
+          <w:szCs w:val="20"/>
+          <w:lang w:eastAsia="es-ES"/>
+        </w:rPr>
+        <w:t>/{</w:t>
+      </w:r>
+      <w:proofErr w:type="spellStart"/>
+      <w:r>
+        <w:rPr>
+          <w:rFonts w:ascii="Consolas" w:eastAsia="Times New Roman" w:hAnsi="Consolas" w:cs="Courier New"/>
+          <w:color w:val="0F1115"/>
+          <w:sz w:val="20"/>
+          <w:szCs w:val="20"/>
+          <w:lang w:eastAsia="es-ES"/>
+        </w:rPr>
+        <w:t>database</w:t>
+      </w:r>
+      <w:proofErr w:type="spellEnd"/>
+      <w:r>
+        <w:rPr>
+          <w:rFonts w:ascii="Consolas" w:eastAsia="Times New Roman" w:hAnsi="Consolas" w:cs="Courier New"/>
+          <w:color w:val="0F1115"/>
+          <w:sz w:val="20"/>
+          <w:szCs w:val="20"/>
+          <w:lang w:eastAsia="es-ES"/>
+        </w:rPr>
+        <w:t>}/</w:t>
+      </w:r>
+      <w:proofErr w:type="spellStart"/>
+      <w:r>
+        <w:rPr>
+          <w:rFonts w:ascii="Consolas" w:eastAsia="Times New Roman" w:hAnsi="Consolas" w:cs="Courier New"/>
+          <w:color w:val="0F1115"/>
+          <w:sz w:val="20"/>
+          <w:szCs w:val="20"/>
+          <w:lang w:eastAsia="es-ES"/>
+        </w:rPr>
+        <w:t>documents</w:t>
+      </w:r>
+      <w:proofErr w:type="spellEnd"/>
+      <w:r>
+        <w:rPr>
+          <w:rFonts w:ascii="Consolas" w:eastAsia="Times New Roman" w:hAnsi="Consolas" w:cs="Courier New"/>
+          <w:color w:val="0F1115"/>
+          <w:sz w:val="20"/>
+          <w:szCs w:val="20"/>
+          <w:lang w:eastAsia="es-ES"/>
+        </w:rPr>
+        <w:t xml:space="preserve"> {</w:t>
       </w:r>
     </w:p>
     <w:p>
@@ -7043,7 +10535,29 @@
           <w:szCs w:val="20"/>
           <w:lang w:eastAsia="es-ES"/>
         </w:rPr>
-        <w:t xml:space="preserve">    match /{document=**} {</w:t>
+        <w:t xml:space="preserve">    match /{</w:t>
+      </w:r>
+      <w:proofErr w:type="spellStart"/>
+      <w:r>
+        <w:rPr>
+          <w:rFonts w:ascii="Consolas" w:eastAsia="Times New Roman" w:hAnsi="Consolas" w:cs="Courier New"/>
+          <w:color w:val="0F1115"/>
+          <w:sz w:val="20"/>
+          <w:szCs w:val="20"/>
+          <w:lang w:eastAsia="es-ES"/>
+        </w:rPr>
+        <w:t>document</w:t>
+      </w:r>
+      <w:proofErr w:type="spellEnd"/>
+      <w:r>
+        <w:rPr>
+          <w:rFonts w:ascii="Consolas" w:eastAsia="Times New Roman" w:hAnsi="Consolas" w:cs="Courier New"/>
+          <w:color w:val="0F1115"/>
+          <w:sz w:val="20"/>
+          <w:szCs w:val="20"/>
+          <w:lang w:eastAsia="es-ES"/>
+        </w:rPr>
+        <w:t>=**} {</w:t>
       </w:r>
     </w:p>
     <w:p>
@@ -7085,7 +10599,95 @@
           <w:szCs w:val="20"/>
           <w:lang w:eastAsia="es-ES"/>
         </w:rPr>
-        <w:t xml:space="preserve">      allow read, write: if false;</w:t>
+        <w:t xml:space="preserve">      </w:t>
+      </w:r>
+      <w:proofErr w:type="spellStart"/>
+      <w:r>
+        <w:rPr>
+          <w:rFonts w:ascii="Consolas" w:eastAsia="Times New Roman" w:hAnsi="Consolas" w:cs="Courier New"/>
+          <w:color w:val="0F1115"/>
+          <w:sz w:val="20"/>
+          <w:szCs w:val="20"/>
+          <w:lang w:eastAsia="es-ES"/>
+        </w:rPr>
+        <w:t>allow</w:t>
+      </w:r>
+      <w:proofErr w:type="spellEnd"/>
+      <w:r>
+        <w:rPr>
+          <w:rFonts w:ascii="Consolas" w:eastAsia="Times New Roman" w:hAnsi="Consolas" w:cs="Courier New"/>
+          <w:color w:val="0F1115"/>
+          <w:sz w:val="20"/>
+          <w:szCs w:val="20"/>
+          <w:lang w:eastAsia="es-ES"/>
+        </w:rPr>
+        <w:t xml:space="preserve"> </w:t>
+      </w:r>
+      <w:proofErr w:type="spellStart"/>
+      <w:r>
+        <w:rPr>
+          <w:rFonts w:ascii="Consolas" w:eastAsia="Times New Roman" w:hAnsi="Consolas" w:cs="Courier New"/>
+          <w:color w:val="0F1115"/>
+          <w:sz w:val="20"/>
+          <w:szCs w:val="20"/>
+          <w:lang w:eastAsia="es-ES"/>
+        </w:rPr>
+        <w:t>read</w:t>
+      </w:r>
+      <w:proofErr w:type="spellEnd"/>
+      <w:r>
+        <w:rPr>
+          <w:rFonts w:ascii="Consolas" w:eastAsia="Times New Roman" w:hAnsi="Consolas" w:cs="Courier New"/>
+          <w:color w:val="0F1115"/>
+          <w:sz w:val="20"/>
+          <w:szCs w:val="20"/>
+          <w:lang w:eastAsia="es-ES"/>
+        </w:rPr>
+        <w:t xml:space="preserve">, </w:t>
+      </w:r>
+      <w:proofErr w:type="spellStart"/>
+      <w:r>
+        <w:rPr>
+          <w:rFonts w:ascii="Consolas" w:eastAsia="Times New Roman" w:hAnsi="Consolas" w:cs="Courier New"/>
+          <w:color w:val="0F1115"/>
+          <w:sz w:val="20"/>
+          <w:szCs w:val="20"/>
+          <w:lang w:eastAsia="es-ES"/>
+        </w:rPr>
+        <w:t>write</w:t>
+      </w:r>
+      <w:proofErr w:type="spellEnd"/>
+      <w:r>
+        <w:rPr>
+          <w:rFonts w:ascii="Consolas" w:eastAsia="Times New Roman" w:hAnsi="Consolas" w:cs="Courier New"/>
+          <w:color w:val="0F1115"/>
+          <w:sz w:val="20"/>
+          <w:szCs w:val="20"/>
+          <w:lang w:eastAsia="es-ES"/>
+        </w:rPr>
+        <w:t xml:space="preserve">: </w:t>
+      </w:r>
+      <w:proofErr w:type="spellStart"/>
+      <w:r>
+        <w:rPr>
+          <w:rFonts w:ascii="Consolas" w:eastAsia="Times New Roman" w:hAnsi="Consolas" w:cs="Courier New"/>
+          <w:color w:val="0F1115"/>
+          <w:sz w:val="20"/>
+          <w:szCs w:val="20"/>
+          <w:lang w:eastAsia="es-ES"/>
+        </w:rPr>
+        <w:t>if</w:t>
+      </w:r>
+      <w:proofErr w:type="spellEnd"/>
+      <w:r>
+        <w:rPr>
+          <w:rFonts w:ascii="Consolas" w:eastAsia="Times New Roman" w:hAnsi="Consolas" w:cs="Courier New"/>
+          <w:color w:val="0F1115"/>
+          <w:sz w:val="20"/>
+          <w:szCs w:val="20"/>
+          <w:lang w:eastAsia="es-ES"/>
+        </w:rPr>
+        <w:t xml:space="preserve"> false;</w:t>
       </w:r>
     </w:p>
     <w:p>
@@ -7267,7 +10869,33 @@
           <w:szCs w:val="30"/>
           <w:lang w:eastAsia="es-ES"/>
         </w:rPr>
-        <w:t>3.5 Exportar Firestore del proyecto viejo</w:t>
+        <w:t xml:space="preserve">3.5 Exportar </w:t>
+      </w:r>
+      <w:proofErr w:type="spellStart"/>
+      <w:r>
+        <w:rPr>
+          <w:rFonts w:ascii="Segoe UI" w:eastAsia="Times New Roman" w:hAnsi="Segoe UI" w:cs="Segoe UI"/>
+          <w:b/>
+          <w:bCs/>
+          <w:color w:val="0F1115"/>
+          <w:sz w:val="30"/>
+          <w:szCs w:val="30"/>
+          <w:lang w:eastAsia="es-ES"/>
+        </w:rPr>
+        <w:t>Firestore</w:t>
+      </w:r>
+      <w:proofErr w:type="spellEnd"/>
+      <w:r>
+        <w:rPr>
+          <w:rFonts w:ascii="Segoe UI" w:eastAsia="Times New Roman" w:hAnsi="Segoe UI" w:cs="Segoe UI"/>
+          <w:b/>
+          <w:bCs/>
+          <w:color w:val="0F1115"/>
+          <w:sz w:val="30"/>
+          <w:szCs w:val="30"/>
+          <w:lang w:eastAsia="es-ES"/>
+        </w:rPr>
+        <w:t xml:space="preserve"> del proyecto viejo</w:t>
       </w:r>
     </w:p>
     <w:p>
@@ -7282,6 +10910,7 @@
           <w:lang w:eastAsia="es-ES"/>
         </w:rPr>
       </w:pPr>
+      <w:proofErr w:type="spellStart"/>
       <w:r>
         <w:rPr>
           <w:rFonts w:ascii="Consolas" w:eastAsia="Times New Roman" w:hAnsi="Consolas" w:cs="Segoe UI"/>
@@ -7292,6 +10921,7 @@
         </w:rPr>
         <w:t>bash</w:t>
       </w:r>
+      <w:proofErr w:type="spellEnd"/>
     </w:p>
     <w:p>
       <w:pPr>
@@ -7323,6 +10953,7 @@
           <w:lang w:eastAsia="es-ES"/>
         </w:rPr>
       </w:pPr>
+      <w:proofErr w:type="spellStart"/>
       <w:r>
         <w:rPr>
           <w:rFonts w:ascii="Consolas" w:eastAsia="Times New Roman" w:hAnsi="Consolas" w:cs="Courier New"/>
@@ -7332,8 +10963,42 @@
           <w:lang w:eastAsia="es-ES"/>
         </w:rPr>
         <w:lastRenderedPageBreak/>
-        <w:t xml:space="preserve">gcloud firestore </w:t>
-      </w:r>
+        <w:t>gcloud</w:t>
+      </w:r>
+      <w:proofErr w:type="spellEnd"/>
+      <w:r>
+        <w:rPr>
+          <w:rFonts w:ascii="Consolas" w:eastAsia="Times New Roman" w:hAnsi="Consolas" w:cs="Courier New"/>
+          <w:color w:val="0F1115"/>
+          <w:sz w:val="20"/>
+          <w:szCs w:val="20"/>
+          <w:lang w:eastAsia="es-ES"/>
+        </w:rPr>
+        <w:t xml:space="preserve"> </w:t>
+      </w:r>
+      <w:proofErr w:type="spellStart"/>
+      <w:r>
+        <w:rPr>
+          <w:rFonts w:ascii="Consolas" w:eastAsia="Times New Roman" w:hAnsi="Consolas" w:cs="Courier New"/>
+          <w:color w:val="0F1115"/>
+          <w:sz w:val="20"/>
+          <w:szCs w:val="20"/>
+          <w:lang w:eastAsia="es-ES"/>
+        </w:rPr>
+        <w:t>firestore</w:t>
+      </w:r>
+      <w:proofErr w:type="spellEnd"/>
+      <w:r>
+        <w:rPr>
+          <w:rFonts w:ascii="Consolas" w:eastAsia="Times New Roman" w:hAnsi="Consolas" w:cs="Courier New"/>
+          <w:color w:val="0F1115"/>
+          <w:sz w:val="20"/>
+          <w:szCs w:val="20"/>
+          <w:lang w:eastAsia="es-ES"/>
+        </w:rPr>
+        <w:t xml:space="preserve"> </w:t>
+      </w:r>
+      <w:proofErr w:type="spellStart"/>
       <w:r>
         <w:rPr>
           <w:rFonts w:ascii="Consolas" w:eastAsia="Times New Roman" w:hAnsi="Consolas" w:cs="Courier New"/>
@@ -7344,6 +11009,7 @@
         </w:rPr>
         <w:t>export</w:t>
       </w:r>
+      <w:proofErr w:type="spellEnd"/>
       <w:r>
         <w:rPr>
           <w:rFonts w:ascii="Consolas" w:eastAsia="Times New Roman" w:hAnsi="Consolas" w:cs="Courier New"/>
@@ -7362,18 +11028,42 @@
           <w:szCs w:val="20"/>
           <w:lang w:eastAsia="es-ES"/>
         </w:rPr>
-        <w:t>--project</w:t>
-      </w:r>
-      <w:r>
-        <w:rPr>
-          <w:rFonts w:ascii="Consolas" w:eastAsia="Times New Roman" w:hAnsi="Consolas" w:cs="Courier New"/>
-          <w:color w:val="0F1115"/>
-          <w:sz w:val="20"/>
-          <w:szCs w:val="20"/>
-          <w:lang w:eastAsia="es-ES"/>
-        </w:rPr>
-        <w:t xml:space="preserve"> auditbpm-backend</w:t>
-      </w:r>
+        <w:t>--</w:t>
+      </w:r>
+      <w:proofErr w:type="spellStart"/>
+      <w:r>
+        <w:rPr>
+          <w:rFonts w:ascii="Consolas" w:eastAsia="Times New Roman" w:hAnsi="Consolas" w:cs="Courier New"/>
+          <w:color w:val="4078F2"/>
+          <w:sz w:val="20"/>
+          <w:szCs w:val="20"/>
+          <w:lang w:eastAsia="es-ES"/>
+        </w:rPr>
+        <w:t>project</w:t>
+      </w:r>
+      <w:proofErr w:type="spellEnd"/>
+      <w:r>
+        <w:rPr>
+          <w:rFonts w:ascii="Consolas" w:eastAsia="Times New Roman" w:hAnsi="Consolas" w:cs="Courier New"/>
+          <w:color w:val="0F1115"/>
+          <w:sz w:val="20"/>
+          <w:szCs w:val="20"/>
+          <w:lang w:eastAsia="es-ES"/>
+        </w:rPr>
+        <w:t xml:space="preserve"> </w:t>
+      </w:r>
+      <w:proofErr w:type="spellStart"/>
+      <w:r>
+        <w:rPr>
+          <w:rFonts w:ascii="Consolas" w:eastAsia="Times New Roman" w:hAnsi="Consolas" w:cs="Courier New"/>
+          <w:color w:val="0F1115"/>
+          <w:sz w:val="20"/>
+          <w:szCs w:val="20"/>
+          <w:lang w:eastAsia="es-ES"/>
+        </w:rPr>
+        <w:t>auditbpm-backend</w:t>
+      </w:r>
+      <w:proofErr w:type="spellEnd"/>
     </w:p>
     <w:p>
       <w:pPr>
@@ -7423,7 +11113,33 @@
           <w:szCs w:val="30"/>
           <w:lang w:eastAsia="es-ES"/>
         </w:rPr>
-        <w:t>3.6 Importar Firestore al proyecto nuevo</w:t>
+        <w:t xml:space="preserve">3.6 Importar </w:t>
+      </w:r>
+      <w:proofErr w:type="spellStart"/>
+      <w:r>
+        <w:rPr>
+          <w:rFonts w:ascii="Segoe UI" w:eastAsia="Times New Roman" w:hAnsi="Segoe UI" w:cs="Segoe UI"/>
+          <w:b/>
+          <w:bCs/>
+          <w:color w:val="0F1115"/>
+          <w:sz w:val="30"/>
+          <w:szCs w:val="30"/>
+          <w:lang w:eastAsia="es-ES"/>
+        </w:rPr>
+        <w:t>Firestore</w:t>
+      </w:r>
+      <w:proofErr w:type="spellEnd"/>
+      <w:r>
+        <w:rPr>
+          <w:rFonts w:ascii="Segoe UI" w:eastAsia="Times New Roman" w:hAnsi="Segoe UI" w:cs="Segoe UI"/>
+          <w:b/>
+          <w:bCs/>
+          <w:color w:val="0F1115"/>
+          <w:sz w:val="30"/>
+          <w:szCs w:val="30"/>
+          <w:lang w:eastAsia="es-ES"/>
+        </w:rPr>
+        <w:t xml:space="preserve"> al proyecto nuevo</w:t>
       </w:r>
     </w:p>
     <w:p>
@@ -7438,6 +11154,7 @@
           <w:lang w:eastAsia="es-ES"/>
         </w:rPr>
       </w:pPr>
+      <w:proofErr w:type="spellStart"/>
       <w:r>
         <w:rPr>
           <w:rFonts w:ascii="Consolas" w:eastAsia="Times New Roman" w:hAnsi="Consolas" w:cs="Segoe UI"/>
@@ -7448,6 +11165,7 @@
         </w:rPr>
         <w:t>bash</w:t>
       </w:r>
+      <w:proofErr w:type="spellEnd"/>
     </w:p>
     <w:p>
       <w:pPr>
@@ -7479,16 +11197,51 @@
           <w:lang w:eastAsia="es-ES"/>
         </w:rPr>
       </w:pPr>
-      <w:r>
-        <w:rPr>
-          <w:rFonts w:ascii="Consolas" w:eastAsia="Times New Roman" w:hAnsi="Consolas" w:cs="Courier New"/>
-          <w:color w:val="0F1115"/>
-          <w:sz w:val="20"/>
-          <w:szCs w:val="20"/>
-          <w:lang w:eastAsia="es-ES"/>
-        </w:rPr>
-        <w:t xml:space="preserve">gcloud firestore </w:t>
-      </w:r>
+      <w:proofErr w:type="spellStart"/>
+      <w:r>
+        <w:rPr>
+          <w:rFonts w:ascii="Consolas" w:eastAsia="Times New Roman" w:hAnsi="Consolas" w:cs="Courier New"/>
+          <w:color w:val="0F1115"/>
+          <w:sz w:val="20"/>
+          <w:szCs w:val="20"/>
+          <w:lang w:eastAsia="es-ES"/>
+        </w:rPr>
+        <w:t>gcloud</w:t>
+      </w:r>
+      <w:proofErr w:type="spellEnd"/>
+      <w:r>
+        <w:rPr>
+          <w:rFonts w:ascii="Consolas" w:eastAsia="Times New Roman" w:hAnsi="Consolas" w:cs="Courier New"/>
+          <w:color w:val="0F1115"/>
+          <w:sz w:val="20"/>
+          <w:szCs w:val="20"/>
+          <w:lang w:eastAsia="es-ES"/>
+        </w:rPr>
+        <w:t xml:space="preserve"> </w:t>
+      </w:r>
+      <w:proofErr w:type="spellStart"/>
+      <w:r>
+        <w:rPr>
+          <w:rFonts w:ascii="Consolas" w:eastAsia="Times New Roman" w:hAnsi="Consolas" w:cs="Courier New"/>
+          <w:color w:val="0F1115"/>
+          <w:sz w:val="20"/>
+          <w:szCs w:val="20"/>
+          <w:lang w:eastAsia="es-ES"/>
+        </w:rPr>
+        <w:t>firestore</w:t>
+      </w:r>
+      <w:proofErr w:type="spellEnd"/>
+      <w:r>
+        <w:rPr>
+          <w:rFonts w:ascii="Consolas" w:eastAsia="Times New Roman" w:hAnsi="Consolas" w:cs="Courier New"/>
+          <w:color w:val="0F1115"/>
+          <w:sz w:val="20"/>
+          <w:szCs w:val="20"/>
+          <w:lang w:eastAsia="es-ES"/>
+        </w:rPr>
+        <w:t xml:space="preserve"> </w:t>
+      </w:r>
+      <w:proofErr w:type="spellStart"/>
       <w:r>
         <w:rPr>
           <w:rFonts w:ascii="Consolas" w:eastAsia="Times New Roman" w:hAnsi="Consolas" w:cs="Courier New"/>
@@ -7499,6 +11252,7 @@
         </w:rPr>
         <w:t>import</w:t>
       </w:r>
+      <w:proofErr w:type="spellEnd"/>
       <w:r>
         <w:rPr>
           <w:rFonts w:ascii="Consolas" w:eastAsia="Times New Roman" w:hAnsi="Consolas" w:cs="Courier New"/>
@@ -7517,18 +11271,42 @@
           <w:szCs w:val="20"/>
           <w:lang w:eastAsia="es-ES"/>
         </w:rPr>
-        <w:t>--project</w:t>
-      </w:r>
-      <w:r>
-        <w:rPr>
-          <w:rFonts w:ascii="Consolas" w:eastAsia="Times New Roman" w:hAnsi="Consolas" w:cs="Courier New"/>
-          <w:color w:val="0F1115"/>
-          <w:sz w:val="20"/>
-          <w:szCs w:val="20"/>
-          <w:lang w:eastAsia="es-ES"/>
-        </w:rPr>
-        <w:t xml:space="preserve"> todoenregla</w:t>
-      </w:r>
+        <w:t>--</w:t>
+      </w:r>
+      <w:proofErr w:type="spellStart"/>
+      <w:r>
+        <w:rPr>
+          <w:rFonts w:ascii="Consolas" w:eastAsia="Times New Roman" w:hAnsi="Consolas" w:cs="Courier New"/>
+          <w:color w:val="4078F2"/>
+          <w:sz w:val="20"/>
+          <w:szCs w:val="20"/>
+          <w:lang w:eastAsia="es-ES"/>
+        </w:rPr>
+        <w:t>project</w:t>
+      </w:r>
+      <w:proofErr w:type="spellEnd"/>
+      <w:r>
+        <w:rPr>
+          <w:rFonts w:ascii="Consolas" w:eastAsia="Times New Roman" w:hAnsi="Consolas" w:cs="Courier New"/>
+          <w:color w:val="0F1115"/>
+          <w:sz w:val="20"/>
+          <w:szCs w:val="20"/>
+          <w:lang w:eastAsia="es-ES"/>
+        </w:rPr>
+        <w:t xml:space="preserve"> </w:t>
+      </w:r>
+      <w:proofErr w:type="spellStart"/>
+      <w:r>
+        <w:rPr>
+          <w:rFonts w:ascii="Consolas" w:eastAsia="Times New Roman" w:hAnsi="Consolas" w:cs="Courier New"/>
+          <w:color w:val="0F1115"/>
+          <w:sz w:val="20"/>
+          <w:szCs w:val="20"/>
+          <w:lang w:eastAsia="es-ES"/>
+        </w:rPr>
+        <w:t>todoenregla</w:t>
+      </w:r>
+      <w:proofErr w:type="spellEnd"/>
     </w:p>
     <w:p>
       <w:pPr>
@@ -7631,8 +11409,64 @@
           <w:szCs w:val="24"/>
           <w:lang w:eastAsia="es-ES"/>
         </w:rPr>
-        <w:t>Buscar una URL de foto en Firestore → audits → cualquier documento → responses → photoURLs</w:t>
-      </w:r>
+        <w:t xml:space="preserve">Buscar una URL de foto en </w:t>
+      </w:r>
+      <w:proofErr w:type="spellStart"/>
+      <w:r>
+        <w:rPr>
+          <w:rFonts w:ascii="Segoe UI" w:eastAsia="Times New Roman" w:hAnsi="Segoe UI" w:cs="Segoe UI"/>
+          <w:color w:val="0F1115"/>
+          <w:sz w:val="24"/>
+          <w:szCs w:val="24"/>
+          <w:lang w:eastAsia="es-ES"/>
+        </w:rPr>
+        <w:t>Firestore</w:t>
+      </w:r>
+      <w:proofErr w:type="spellEnd"/>
+      <w:r>
+        <w:rPr>
+          <w:rFonts w:ascii="Segoe UI" w:eastAsia="Times New Roman" w:hAnsi="Segoe UI" w:cs="Segoe UI"/>
+          <w:color w:val="0F1115"/>
+          <w:sz w:val="24"/>
+          <w:szCs w:val="24"/>
+          <w:lang w:eastAsia="es-ES"/>
+        </w:rPr>
+        <w:t xml:space="preserve"> → </w:t>
+      </w:r>
+      <w:proofErr w:type="spellStart"/>
+      <w:r>
+        <w:rPr>
+          <w:rFonts w:ascii="Segoe UI" w:eastAsia="Times New Roman" w:hAnsi="Segoe UI" w:cs="Segoe UI"/>
+          <w:color w:val="0F1115"/>
+          <w:sz w:val="24"/>
+          <w:szCs w:val="24"/>
+          <w:lang w:eastAsia="es-ES"/>
+        </w:rPr>
+        <w:t>audits</w:t>
+      </w:r>
+      <w:proofErr w:type="spellEnd"/>
+      <w:r>
+        <w:rPr>
+          <w:rFonts w:ascii="Segoe UI" w:eastAsia="Times New Roman" w:hAnsi="Segoe UI" w:cs="Segoe UI"/>
+          <w:color w:val="0F1115"/>
+          <w:sz w:val="24"/>
+          <w:szCs w:val="24"/>
+          <w:lang w:eastAsia="es-ES"/>
+        </w:rPr>
+        <w:t xml:space="preserve"> → cualquier documento → responses → </w:t>
+      </w:r>
+      <w:proofErr w:type="spellStart"/>
+      <w:r>
+        <w:rPr>
+          <w:rFonts w:ascii="Segoe UI" w:eastAsia="Times New Roman" w:hAnsi="Segoe UI" w:cs="Segoe UI"/>
+          <w:color w:val="0F1115"/>
+          <w:sz w:val="24"/>
+          <w:szCs w:val="24"/>
+          <w:lang w:eastAsia="es-ES"/>
+        </w:rPr>
+        <w:t>photoURLs</w:t>
+      </w:r>
+      <w:proofErr w:type="spellEnd"/>
     </w:p>
     <w:p>
       <w:pPr>
@@ -7702,6 +11536,7 @@
           <w:lang w:eastAsia="es-ES"/>
         </w:rPr>
       </w:pPr>
+      <w:proofErr w:type="spellStart"/>
       <w:r>
         <w:rPr>
           <w:rFonts w:ascii="Consolas" w:eastAsia="Times New Roman" w:hAnsi="Consolas" w:cs="Segoe UI"/>
@@ -7712,6 +11547,7 @@
         </w:rPr>
         <w:t>bash</w:t>
       </w:r>
+      <w:proofErr w:type="spellEnd"/>
     </w:p>
     <w:p>
       <w:pPr>
@@ -7744,16 +11580,29 @@
           <w:lang w:eastAsia="es-ES"/>
         </w:rPr>
       </w:pPr>
-      <w:r>
-        <w:rPr>
-          <w:rFonts w:ascii="Consolas" w:eastAsia="Times New Roman" w:hAnsi="Consolas" w:cs="Courier New"/>
-          <w:color w:val="0F1115"/>
-          <w:sz w:val="20"/>
-          <w:szCs w:val="20"/>
-          <w:lang w:eastAsia="es-ES"/>
-        </w:rPr>
-        <w:t xml:space="preserve">gsutil </w:t>
-      </w:r>
+      <w:proofErr w:type="spellStart"/>
+      <w:r>
+        <w:rPr>
+          <w:rFonts w:ascii="Consolas" w:eastAsia="Times New Roman" w:hAnsi="Consolas" w:cs="Courier New"/>
+          <w:color w:val="0F1115"/>
+          <w:sz w:val="20"/>
+          <w:szCs w:val="20"/>
+          <w:lang w:eastAsia="es-ES"/>
+        </w:rPr>
+        <w:t>gsutil</w:t>
+      </w:r>
+      <w:proofErr w:type="spellEnd"/>
+      <w:r>
+        <w:rPr>
+          <w:rFonts w:ascii="Consolas" w:eastAsia="Times New Roman" w:hAnsi="Consolas" w:cs="Courier New"/>
+          <w:color w:val="0F1115"/>
+          <w:sz w:val="20"/>
+          <w:szCs w:val="20"/>
+          <w:lang w:eastAsia="es-ES"/>
+        </w:rPr>
+        <w:t xml:space="preserve"> </w:t>
+      </w:r>
+      <w:proofErr w:type="spellStart"/>
       <w:r>
         <w:rPr>
           <w:rFonts w:ascii="Consolas" w:eastAsia="Times New Roman" w:hAnsi="Consolas" w:cs="Courier New"/>
@@ -7764,6 +11613,7 @@
         </w:rPr>
         <w:t>cp</w:t>
       </w:r>
+      <w:proofErr w:type="spellEnd"/>
       <w:r>
         <w:rPr>
           <w:rFonts w:ascii="Consolas" w:eastAsia="Times New Roman" w:hAnsi="Consolas" w:cs="Courier New"/>
@@ -7910,7 +11760,29 @@
           <w:szCs w:val="24"/>
           <w:lang w:eastAsia="es-ES"/>
         </w:rPr>
-        <w:t>Probar la URL vieja. Si carga, OK. Si no, se necesita Plan B (regenerar URLs)</w:t>
+        <w:t xml:space="preserve">Probar la URL vieja. Si carga, OK. Si no, se necesita Plan B (regenerar </w:t>
+      </w:r>
+      <w:proofErr w:type="spellStart"/>
+      <w:r>
+        <w:rPr>
+          <w:rFonts w:ascii="Segoe UI" w:eastAsia="Times New Roman" w:hAnsi="Segoe UI" w:cs="Segoe UI"/>
+          <w:color w:val="0F1115"/>
+          <w:sz w:val="24"/>
+          <w:szCs w:val="24"/>
+          <w:lang w:eastAsia="es-ES"/>
+        </w:rPr>
+        <w:t>URLs</w:t>
+      </w:r>
+      <w:proofErr w:type="spellEnd"/>
+      <w:r>
+        <w:rPr>
+          <w:rFonts w:ascii="Segoe UI" w:eastAsia="Times New Roman" w:hAnsi="Segoe UI" w:cs="Segoe UI"/>
+          <w:color w:val="0F1115"/>
+          <w:sz w:val="24"/>
+          <w:szCs w:val="24"/>
+          <w:lang w:eastAsia="es-ES"/>
+        </w:rPr>
+        <w:t>)</w:t>
       </w:r>
     </w:p>
     <w:p>
@@ -7950,6 +11822,7 @@
           <w:lang w:eastAsia="es-ES"/>
         </w:rPr>
       </w:pPr>
+      <w:proofErr w:type="spellStart"/>
       <w:r>
         <w:rPr>
           <w:rFonts w:ascii="Consolas" w:eastAsia="Times New Roman" w:hAnsi="Consolas" w:cs="Segoe UI"/>
@@ -7960,6 +11833,7 @@
         </w:rPr>
         <w:t>bash</w:t>
       </w:r>
+      <w:proofErr w:type="spellEnd"/>
     </w:p>
     <w:p>
       <w:pPr>
@@ -7991,16 +11865,29 @@
           <w:lang w:eastAsia="es-ES"/>
         </w:rPr>
       </w:pPr>
-      <w:r>
-        <w:rPr>
-          <w:rFonts w:ascii="Consolas" w:eastAsia="Times New Roman" w:hAnsi="Consolas" w:cs="Courier New"/>
-          <w:color w:val="0F1115"/>
-          <w:sz w:val="20"/>
-          <w:szCs w:val="20"/>
-          <w:lang w:eastAsia="es-ES"/>
-        </w:rPr>
-        <w:t xml:space="preserve">gsutil </w:t>
-      </w:r>
+      <w:proofErr w:type="spellStart"/>
+      <w:r>
+        <w:rPr>
+          <w:rFonts w:ascii="Consolas" w:eastAsia="Times New Roman" w:hAnsi="Consolas" w:cs="Courier New"/>
+          <w:color w:val="0F1115"/>
+          <w:sz w:val="20"/>
+          <w:szCs w:val="20"/>
+          <w:lang w:eastAsia="es-ES"/>
+        </w:rPr>
+        <w:t>gsutil</w:t>
+      </w:r>
+      <w:proofErr w:type="spellEnd"/>
+      <w:r>
+        <w:rPr>
+          <w:rFonts w:ascii="Consolas" w:eastAsia="Times New Roman" w:hAnsi="Consolas" w:cs="Courier New"/>
+          <w:color w:val="0F1115"/>
+          <w:sz w:val="20"/>
+          <w:szCs w:val="20"/>
+          <w:lang w:eastAsia="es-ES"/>
+        </w:rPr>
+        <w:t xml:space="preserve"> </w:t>
+      </w:r>
+      <w:proofErr w:type="spellStart"/>
       <w:r>
         <w:rPr>
           <w:rFonts w:ascii="Consolas" w:eastAsia="Times New Roman" w:hAnsi="Consolas" w:cs="Courier New"/>
@@ -8011,6 +11898,7 @@
         </w:rPr>
         <w:t>rsync</w:t>
       </w:r>
+      <w:proofErr w:type="spellEnd"/>
       <w:r>
         <w:rPr>
           <w:rFonts w:ascii="Consolas" w:eastAsia="Times New Roman" w:hAnsi="Consolas" w:cs="Courier New"/>
@@ -8104,7 +11992,84 @@
           <w:szCs w:val="24"/>
           <w:lang w:eastAsia="es-ES"/>
         </w:rPr>
-        <w:t> El nombre del bucket nuevo se ve en Firebase Console → Storage. NO asumir que es </w:t>
+        <w:t xml:space="preserve"> El nombre del </w:t>
+      </w:r>
+      <w:proofErr w:type="spellStart"/>
+      <w:r>
+        <w:rPr>
+          <w:rFonts w:ascii="Segoe UI" w:eastAsia="Times New Roman" w:hAnsi="Segoe UI" w:cs="Segoe UI"/>
+          <w:color w:val="0F1115"/>
+          <w:sz w:val="24"/>
+          <w:szCs w:val="24"/>
+          <w:lang w:eastAsia="es-ES"/>
+        </w:rPr>
+        <w:t>bucket</w:t>
+      </w:r>
+      <w:proofErr w:type="spellEnd"/>
+      <w:r>
+        <w:rPr>
+          <w:rFonts w:ascii="Segoe UI" w:eastAsia="Times New Roman" w:hAnsi="Segoe UI" w:cs="Segoe UI"/>
+          <w:color w:val="0F1115"/>
+          <w:sz w:val="24"/>
+          <w:szCs w:val="24"/>
+          <w:lang w:eastAsia="es-ES"/>
+        </w:rPr>
+        <w:t xml:space="preserve"> nuevo se ve en </w:t>
+      </w:r>
+      <w:proofErr w:type="spellStart"/>
+      <w:r>
+        <w:rPr>
+          <w:rFonts w:ascii="Segoe UI" w:eastAsia="Times New Roman" w:hAnsi="Segoe UI" w:cs="Segoe UI"/>
+          <w:color w:val="0F1115"/>
+          <w:sz w:val="24"/>
+          <w:szCs w:val="24"/>
+          <w:lang w:eastAsia="es-ES"/>
+        </w:rPr>
+        <w:t>Firebase</w:t>
+      </w:r>
+      <w:proofErr w:type="spellEnd"/>
+      <w:r>
+        <w:rPr>
+          <w:rFonts w:ascii="Segoe UI" w:eastAsia="Times New Roman" w:hAnsi="Segoe UI" w:cs="Segoe UI"/>
+          <w:color w:val="0F1115"/>
+          <w:sz w:val="24"/>
+          <w:szCs w:val="24"/>
+          <w:lang w:eastAsia="es-ES"/>
+        </w:rPr>
+        <w:t xml:space="preserve"> </w:t>
+      </w:r>
+      <w:proofErr w:type="spellStart"/>
+      <w:r>
+        <w:rPr>
+          <w:rFonts w:ascii="Segoe UI" w:eastAsia="Times New Roman" w:hAnsi="Segoe UI" w:cs="Segoe UI"/>
+          <w:color w:val="0F1115"/>
+          <w:sz w:val="24"/>
+          <w:szCs w:val="24"/>
+          <w:lang w:eastAsia="es-ES"/>
+        </w:rPr>
+        <w:t>Console</w:t>
+      </w:r>
+      <w:proofErr w:type="spellEnd"/>
+      <w:r>
+        <w:rPr>
+          <w:rFonts w:ascii="Segoe UI" w:eastAsia="Times New Roman" w:hAnsi="Segoe UI" w:cs="Segoe UI"/>
+          <w:color w:val="0F1115"/>
+          <w:sz w:val="24"/>
+          <w:szCs w:val="24"/>
+          <w:lang w:eastAsia="es-ES"/>
+        </w:rPr>
+        <w:t xml:space="preserve"> → Storage. NO asumir que </w:t>
+      </w:r>
+      <w:proofErr w:type="gramStart"/>
+      <w:r>
+        <w:rPr>
+          <w:rFonts w:ascii="Segoe UI" w:eastAsia="Times New Roman" w:hAnsi="Segoe UI" w:cs="Segoe UI"/>
+          <w:color w:val="0F1115"/>
+          <w:sz w:val="24"/>
+          <w:szCs w:val="24"/>
+          <w:lang w:eastAsia="es-ES"/>
+        </w:rPr>
+        <w:t>es </w:t>
       </w:r>
       <w:r>
         <w:rPr>
@@ -8115,18 +12080,9 @@
           <w:shd w:val="clear" w:color="auto" w:fill="EBEEF2"/>
           <w:lang w:eastAsia="es-ES"/>
         </w:rPr>
-        <w:t>.appspot.com</w:t>
-      </w:r>
-      <w:r>
-        <w:rPr>
-          <w:rFonts w:ascii="Segoe UI" w:eastAsia="Times New Roman" w:hAnsi="Segoe UI" w:cs="Segoe UI"/>
-          <w:color w:val="0F1115"/>
-          <w:sz w:val="24"/>
-          <w:szCs w:val="24"/>
-          <w:lang w:eastAsia="es-ES"/>
-        </w:rPr>
-        <w:t>. Puede ser </w:t>
-      </w:r>
+        <w:t>.</w:t>
+      </w:r>
+      <w:proofErr w:type="gramEnd"/>
       <w:r>
         <w:rPr>
           <w:rFonts w:ascii="Consolas" w:eastAsia="Times New Roman" w:hAnsi="Consolas" w:cs="Courier New"/>
@@ -8136,8 +12092,54 @@
           <w:shd w:val="clear" w:color="auto" w:fill="EBEEF2"/>
           <w:lang w:eastAsia="es-ES"/>
         </w:rPr>
-        <w:t>.firebasestorage.app</w:t>
-      </w:r>
+        <w:t>appspot.com</w:t>
+      </w:r>
+      <w:r>
+        <w:rPr>
+          <w:rFonts w:ascii="Segoe UI" w:eastAsia="Times New Roman" w:hAnsi="Segoe UI" w:cs="Segoe UI"/>
+          <w:color w:val="0F1115"/>
+          <w:sz w:val="24"/>
+          <w:szCs w:val="24"/>
+          <w:lang w:eastAsia="es-ES"/>
+        </w:rPr>
+        <w:t xml:space="preserve">. Puede </w:t>
+      </w:r>
+      <w:proofErr w:type="gramStart"/>
+      <w:r>
+        <w:rPr>
+          <w:rFonts w:ascii="Segoe UI" w:eastAsia="Times New Roman" w:hAnsi="Segoe UI" w:cs="Segoe UI"/>
+          <w:color w:val="0F1115"/>
+          <w:sz w:val="24"/>
+          <w:szCs w:val="24"/>
+          <w:lang w:eastAsia="es-ES"/>
+        </w:rPr>
+        <w:t>ser </w:t>
+      </w:r>
+      <w:r>
+        <w:rPr>
+          <w:rFonts w:ascii="Consolas" w:eastAsia="Times New Roman" w:hAnsi="Consolas" w:cs="Courier New"/>
+          <w:color w:val="0F1115"/>
+          <w:sz w:val="20"/>
+          <w:szCs w:val="20"/>
+          <w:shd w:val="clear" w:color="auto" w:fill="EBEEF2"/>
+          <w:lang w:eastAsia="es-ES"/>
+        </w:rPr>
+        <w:t>.</w:t>
+      </w:r>
+      <w:proofErr w:type="spellStart"/>
+      <w:proofErr w:type="gramEnd"/>
+      <w:r>
+        <w:rPr>
+          <w:rFonts w:ascii="Consolas" w:eastAsia="Times New Roman" w:hAnsi="Consolas" w:cs="Courier New"/>
+          <w:color w:val="0F1115"/>
+          <w:sz w:val="20"/>
+          <w:szCs w:val="20"/>
+          <w:shd w:val="clear" w:color="auto" w:fill="EBEEF2"/>
+          <w:lang w:eastAsia="es-ES"/>
+        </w:rPr>
+        <w:t>firebasestorage.app</w:t>
+      </w:r>
+      <w:proofErr w:type="spellEnd"/>
       <w:r>
         <w:rPr>
           <w:rFonts w:ascii="Segoe UI" w:eastAsia="Times New Roman" w:hAnsi="Segoe UI" w:cs="Segoe UI"/>
@@ -8174,7 +12176,33 @@
           <w:szCs w:val="30"/>
           <w:lang w:eastAsia="es-ES"/>
         </w:rPr>
-        <w:t>3.8 Exportar Auth del proyecto viejo</w:t>
+        <w:t xml:space="preserve">3.8 Exportar </w:t>
+      </w:r>
+      <w:proofErr w:type="spellStart"/>
+      <w:r>
+        <w:rPr>
+          <w:rFonts w:ascii="Segoe UI" w:eastAsia="Times New Roman" w:hAnsi="Segoe UI" w:cs="Segoe UI"/>
+          <w:b/>
+          <w:bCs/>
+          <w:color w:val="0F1115"/>
+          <w:sz w:val="30"/>
+          <w:szCs w:val="30"/>
+          <w:lang w:eastAsia="es-ES"/>
+        </w:rPr>
+        <w:t>Auth</w:t>
+      </w:r>
+      <w:proofErr w:type="spellEnd"/>
+      <w:r>
+        <w:rPr>
+          <w:rFonts w:ascii="Segoe UI" w:eastAsia="Times New Roman" w:hAnsi="Segoe UI" w:cs="Segoe UI"/>
+          <w:b/>
+          <w:bCs/>
+          <w:color w:val="0F1115"/>
+          <w:sz w:val="30"/>
+          <w:szCs w:val="30"/>
+          <w:lang w:eastAsia="es-ES"/>
+        </w:rPr>
+        <w:t xml:space="preserve"> del proyecto viejo</w:t>
       </w:r>
     </w:p>
     <w:p>
@@ -8189,6 +12217,7 @@
           <w:lang w:eastAsia="es-ES"/>
         </w:rPr>
       </w:pPr>
+      <w:proofErr w:type="spellStart"/>
       <w:r>
         <w:rPr>
           <w:rFonts w:ascii="Consolas" w:eastAsia="Times New Roman" w:hAnsi="Consolas" w:cs="Segoe UI"/>
@@ -8199,6 +12228,7 @@
         </w:rPr>
         <w:t>bash</w:t>
       </w:r>
+      <w:proofErr w:type="spellEnd"/>
     </w:p>
     <w:p>
       <w:pPr>
@@ -8230,15 +12260,73 @@
           <w:lang w:eastAsia="es-ES"/>
         </w:rPr>
       </w:pPr>
-      <w:r>
-        <w:rPr>
-          <w:rFonts w:ascii="Consolas" w:eastAsia="Times New Roman" w:hAnsi="Consolas" w:cs="Courier New"/>
-          <w:color w:val="0F1115"/>
-          <w:sz w:val="20"/>
-          <w:szCs w:val="20"/>
-          <w:lang w:eastAsia="es-ES"/>
-        </w:rPr>
-        <w:t xml:space="preserve">firebase auth:export users.json </w:t>
+      <w:proofErr w:type="spellStart"/>
+      <w:r>
+        <w:rPr>
+          <w:rFonts w:ascii="Consolas" w:eastAsia="Times New Roman" w:hAnsi="Consolas" w:cs="Courier New"/>
+          <w:color w:val="0F1115"/>
+          <w:sz w:val="20"/>
+          <w:szCs w:val="20"/>
+          <w:lang w:eastAsia="es-ES"/>
+        </w:rPr>
+        <w:t>firebase</w:t>
+      </w:r>
+      <w:proofErr w:type="spellEnd"/>
+      <w:r>
+        <w:rPr>
+          <w:rFonts w:ascii="Consolas" w:eastAsia="Times New Roman" w:hAnsi="Consolas" w:cs="Courier New"/>
+          <w:color w:val="0F1115"/>
+          <w:sz w:val="20"/>
+          <w:szCs w:val="20"/>
+          <w:lang w:eastAsia="es-ES"/>
+        </w:rPr>
+        <w:t xml:space="preserve"> </w:t>
+      </w:r>
+      <w:proofErr w:type="spellStart"/>
+      <w:proofErr w:type="gramStart"/>
+      <w:r>
+        <w:rPr>
+          <w:rFonts w:ascii="Consolas" w:eastAsia="Times New Roman" w:hAnsi="Consolas" w:cs="Courier New"/>
+          <w:color w:val="0F1115"/>
+          <w:sz w:val="20"/>
+          <w:szCs w:val="20"/>
+          <w:lang w:eastAsia="es-ES"/>
+        </w:rPr>
+        <w:t>auth:export</w:t>
+      </w:r>
+      <w:proofErr w:type="spellEnd"/>
+      <w:proofErr w:type="gramEnd"/>
+      <w:r>
+        <w:rPr>
+          <w:rFonts w:ascii="Consolas" w:eastAsia="Times New Roman" w:hAnsi="Consolas" w:cs="Courier New"/>
+          <w:color w:val="0F1115"/>
+          <w:sz w:val="20"/>
+          <w:szCs w:val="20"/>
+          <w:lang w:eastAsia="es-ES"/>
+        </w:rPr>
+        <w:t xml:space="preserve"> </w:t>
+      </w:r>
+      <w:proofErr w:type="spellStart"/>
+      <w:r>
+        <w:rPr>
+          <w:rFonts w:ascii="Consolas" w:eastAsia="Times New Roman" w:hAnsi="Consolas" w:cs="Courier New"/>
+          <w:color w:val="0F1115"/>
+          <w:sz w:val="20"/>
+          <w:szCs w:val="20"/>
+          <w:lang w:eastAsia="es-ES"/>
+        </w:rPr>
+        <w:t>users.json</w:t>
+      </w:r>
+      <w:proofErr w:type="spellEnd"/>
+      <w:r>
+        <w:rPr>
+          <w:rFonts w:ascii="Consolas" w:eastAsia="Times New Roman" w:hAnsi="Consolas" w:cs="Courier New"/>
+          <w:color w:val="0F1115"/>
+          <w:sz w:val="20"/>
+          <w:szCs w:val="20"/>
+          <w:lang w:eastAsia="es-ES"/>
+        </w:rPr>
+        <w:t xml:space="preserve"> </w:t>
       </w:r>
       <w:r>
         <w:rPr>
@@ -8248,18 +12336,9 @@
           <w:szCs w:val="20"/>
           <w:lang w:eastAsia="es-ES"/>
         </w:rPr>
-        <w:t>--project</w:t>
-      </w:r>
-      <w:r>
-        <w:rPr>
-          <w:rFonts w:ascii="Consolas" w:eastAsia="Times New Roman" w:hAnsi="Consolas" w:cs="Courier New"/>
-          <w:color w:val="0F1115"/>
-          <w:sz w:val="20"/>
-          <w:szCs w:val="20"/>
-          <w:lang w:eastAsia="es-ES"/>
-        </w:rPr>
-        <w:t xml:space="preserve"> auditbpm-backend </w:t>
-      </w:r>
+        <w:t>--</w:t>
+      </w:r>
+      <w:proofErr w:type="spellStart"/>
       <w:r>
         <w:rPr>
           <w:rFonts w:ascii="Consolas" w:eastAsia="Times New Roman" w:hAnsi="Consolas" w:cs="Courier New"/>
@@ -8268,7 +12347,72 @@
           <w:szCs w:val="20"/>
           <w:lang w:eastAsia="es-ES"/>
         </w:rPr>
-        <w:t>--format=</w:t>
+        <w:t>project</w:t>
+      </w:r>
+      <w:proofErr w:type="spellEnd"/>
+      <w:r>
+        <w:rPr>
+          <w:rFonts w:ascii="Consolas" w:eastAsia="Times New Roman" w:hAnsi="Consolas" w:cs="Courier New"/>
+          <w:color w:val="0F1115"/>
+          <w:sz w:val="20"/>
+          <w:szCs w:val="20"/>
+          <w:lang w:eastAsia="es-ES"/>
+        </w:rPr>
+        <w:t xml:space="preserve"> </w:t>
+      </w:r>
+      <w:proofErr w:type="spellStart"/>
+      <w:r>
+        <w:rPr>
+          <w:rFonts w:ascii="Consolas" w:eastAsia="Times New Roman" w:hAnsi="Consolas" w:cs="Courier New"/>
+          <w:color w:val="0F1115"/>
+          <w:sz w:val="20"/>
+          <w:szCs w:val="20"/>
+          <w:lang w:eastAsia="es-ES"/>
+        </w:rPr>
+        <w:t>auditbpm-backend</w:t>
+      </w:r>
+      <w:proofErr w:type="spellEnd"/>
+      <w:r>
+        <w:rPr>
+          <w:rFonts w:ascii="Consolas" w:eastAsia="Times New Roman" w:hAnsi="Consolas" w:cs="Courier New"/>
+          <w:color w:val="0F1115"/>
+          <w:sz w:val="20"/>
+          <w:szCs w:val="20"/>
+          <w:lang w:eastAsia="es-ES"/>
+        </w:rPr>
+        <w:t xml:space="preserve"> </w:t>
+      </w:r>
+      <w:r>
+        <w:rPr>
+          <w:rFonts w:ascii="Consolas" w:eastAsia="Times New Roman" w:hAnsi="Consolas" w:cs="Courier New"/>
+          <w:color w:val="4078F2"/>
+          <w:sz w:val="20"/>
+          <w:szCs w:val="20"/>
+          <w:lang w:eastAsia="es-ES"/>
+        </w:rPr>
+        <w:t>--</w:t>
+      </w:r>
+      <w:proofErr w:type="spellStart"/>
+      <w:r>
+        <w:rPr>
+          <w:rFonts w:ascii="Consolas" w:eastAsia="Times New Roman" w:hAnsi="Consolas" w:cs="Courier New"/>
+          <w:color w:val="4078F2"/>
+          <w:sz w:val="20"/>
+          <w:szCs w:val="20"/>
+          <w:lang w:eastAsia="es-ES"/>
+        </w:rPr>
+        <w:t>format</w:t>
+      </w:r>
+      <w:proofErr w:type="spellEnd"/>
+      <w:r>
+        <w:rPr>
+          <w:rFonts w:ascii="Consolas" w:eastAsia="Times New Roman" w:hAnsi="Consolas" w:cs="Courier New"/>
+          <w:color w:val="4078F2"/>
+          <w:sz w:val="20"/>
+          <w:szCs w:val="20"/>
+          <w:lang w:eastAsia="es-ES"/>
+        </w:rPr>
+        <w:t>=</w:t>
       </w:r>
       <w:r>
         <w:rPr>
@@ -8303,6 +12447,8 @@
         </w:rPr>
         <w:t>Esto genera un archivo </w:t>
       </w:r>
+      <w:proofErr w:type="spellStart"/>
+      <w:proofErr w:type="gramStart"/>
       <w:r>
         <w:rPr>
           <w:rFonts w:ascii="Consolas" w:eastAsia="Times New Roman" w:hAnsi="Consolas" w:cs="Courier New"/>
@@ -8314,6 +12460,8 @@
         </w:rPr>
         <w:t>users.json</w:t>
       </w:r>
+      <w:proofErr w:type="spellEnd"/>
+      <w:proofErr w:type="gramEnd"/>
       <w:r>
         <w:rPr>
           <w:rFonts w:ascii="Segoe UI" w:eastAsia="Times New Roman" w:hAnsi="Segoe UI" w:cs="Segoe UI"/>
@@ -8351,7 +12499,33 @@
           <w:lang w:eastAsia="es-ES"/>
         </w:rPr>
         <w:lastRenderedPageBreak/>
-        <w:t>3.9 Importar Auth al proyecto nuevo</w:t>
+        <w:t xml:space="preserve">3.9 Importar </w:t>
+      </w:r>
+      <w:proofErr w:type="spellStart"/>
+      <w:r>
+        <w:rPr>
+          <w:rFonts w:ascii="Segoe UI" w:eastAsia="Times New Roman" w:hAnsi="Segoe UI" w:cs="Segoe UI"/>
+          <w:b/>
+          <w:bCs/>
+          <w:color w:val="0F1115"/>
+          <w:sz w:val="30"/>
+          <w:szCs w:val="30"/>
+          <w:lang w:eastAsia="es-ES"/>
+        </w:rPr>
+        <w:t>Auth</w:t>
+      </w:r>
+      <w:proofErr w:type="spellEnd"/>
+      <w:r>
+        <w:rPr>
+          <w:rFonts w:ascii="Segoe UI" w:eastAsia="Times New Roman" w:hAnsi="Segoe UI" w:cs="Segoe UI"/>
+          <w:b/>
+          <w:bCs/>
+          <w:color w:val="0F1115"/>
+          <w:sz w:val="30"/>
+          <w:szCs w:val="30"/>
+          <w:lang w:eastAsia="es-ES"/>
+        </w:rPr>
+        <w:t xml:space="preserve"> al proyecto nuevo</w:t>
       </w:r>
     </w:p>
     <w:p>
@@ -8366,6 +12540,7 @@
           <w:lang w:eastAsia="es-ES"/>
         </w:rPr>
       </w:pPr>
+      <w:proofErr w:type="spellStart"/>
       <w:r>
         <w:rPr>
           <w:rFonts w:ascii="Consolas" w:eastAsia="Times New Roman" w:hAnsi="Consolas" w:cs="Segoe UI"/>
@@ -8376,6 +12551,7 @@
         </w:rPr>
         <w:t>bash</w:t>
       </w:r>
+      <w:proofErr w:type="spellEnd"/>
     </w:p>
     <w:p>
       <w:pPr>
@@ -8407,15 +12583,73 @@
           <w:lang w:eastAsia="es-ES"/>
         </w:rPr>
       </w:pPr>
-      <w:r>
-        <w:rPr>
-          <w:rFonts w:ascii="Consolas" w:eastAsia="Times New Roman" w:hAnsi="Consolas" w:cs="Courier New"/>
-          <w:color w:val="0F1115"/>
-          <w:sz w:val="20"/>
-          <w:szCs w:val="20"/>
-          <w:lang w:eastAsia="es-ES"/>
-        </w:rPr>
-        <w:t xml:space="preserve">firebase auth:import users.json </w:t>
+      <w:proofErr w:type="spellStart"/>
+      <w:r>
+        <w:rPr>
+          <w:rFonts w:ascii="Consolas" w:eastAsia="Times New Roman" w:hAnsi="Consolas" w:cs="Courier New"/>
+          <w:color w:val="0F1115"/>
+          <w:sz w:val="20"/>
+          <w:szCs w:val="20"/>
+          <w:lang w:eastAsia="es-ES"/>
+        </w:rPr>
+        <w:t>firebase</w:t>
+      </w:r>
+      <w:proofErr w:type="spellEnd"/>
+      <w:r>
+        <w:rPr>
+          <w:rFonts w:ascii="Consolas" w:eastAsia="Times New Roman" w:hAnsi="Consolas" w:cs="Courier New"/>
+          <w:color w:val="0F1115"/>
+          <w:sz w:val="20"/>
+          <w:szCs w:val="20"/>
+          <w:lang w:eastAsia="es-ES"/>
+        </w:rPr>
+        <w:t xml:space="preserve"> </w:t>
+      </w:r>
+      <w:proofErr w:type="spellStart"/>
+      <w:proofErr w:type="gramStart"/>
+      <w:r>
+        <w:rPr>
+          <w:rFonts w:ascii="Consolas" w:eastAsia="Times New Roman" w:hAnsi="Consolas" w:cs="Courier New"/>
+          <w:color w:val="0F1115"/>
+          <w:sz w:val="20"/>
+          <w:szCs w:val="20"/>
+          <w:lang w:eastAsia="es-ES"/>
+        </w:rPr>
+        <w:t>auth:import</w:t>
+      </w:r>
+      <w:proofErr w:type="spellEnd"/>
+      <w:proofErr w:type="gramEnd"/>
+      <w:r>
+        <w:rPr>
+          <w:rFonts w:ascii="Consolas" w:eastAsia="Times New Roman" w:hAnsi="Consolas" w:cs="Courier New"/>
+          <w:color w:val="0F1115"/>
+          <w:sz w:val="20"/>
+          <w:szCs w:val="20"/>
+          <w:lang w:eastAsia="es-ES"/>
+        </w:rPr>
+        <w:t xml:space="preserve"> </w:t>
+      </w:r>
+      <w:proofErr w:type="spellStart"/>
+      <w:r>
+        <w:rPr>
+          <w:rFonts w:ascii="Consolas" w:eastAsia="Times New Roman" w:hAnsi="Consolas" w:cs="Courier New"/>
+          <w:color w:val="0F1115"/>
+          <w:sz w:val="20"/>
+          <w:szCs w:val="20"/>
+          <w:lang w:eastAsia="es-ES"/>
+        </w:rPr>
+        <w:t>users.json</w:t>
+      </w:r>
+      <w:proofErr w:type="spellEnd"/>
+      <w:r>
+        <w:rPr>
+          <w:rFonts w:ascii="Consolas" w:eastAsia="Times New Roman" w:hAnsi="Consolas" w:cs="Courier New"/>
+          <w:color w:val="0F1115"/>
+          <w:sz w:val="20"/>
+          <w:szCs w:val="20"/>
+          <w:lang w:eastAsia="es-ES"/>
+        </w:rPr>
+        <w:t xml:space="preserve"> </w:t>
       </w:r>
       <w:r>
         <w:rPr>
@@ -8425,18 +12659,9 @@
           <w:szCs w:val="20"/>
           <w:lang w:eastAsia="es-ES"/>
         </w:rPr>
-        <w:t>--project</w:t>
-      </w:r>
-      <w:r>
-        <w:rPr>
-          <w:rFonts w:ascii="Consolas" w:eastAsia="Times New Roman" w:hAnsi="Consolas" w:cs="Courier New"/>
-          <w:color w:val="0F1115"/>
-          <w:sz w:val="20"/>
-          <w:szCs w:val="20"/>
-          <w:lang w:eastAsia="es-ES"/>
-        </w:rPr>
-        <w:t xml:space="preserve"> todoenregla --hash-algo</w:t>
-      </w:r>
+        <w:t>--</w:t>
+      </w:r>
+      <w:proofErr w:type="spellStart"/>
       <w:r>
         <w:rPr>
           <w:rFonts w:ascii="Consolas" w:eastAsia="Times New Roman" w:hAnsi="Consolas" w:cs="Courier New"/>
@@ -8445,6 +12670,49 @@
           <w:szCs w:val="20"/>
           <w:lang w:eastAsia="es-ES"/>
         </w:rPr>
+        <w:t>project</w:t>
+      </w:r>
+      <w:proofErr w:type="spellEnd"/>
+      <w:r>
+        <w:rPr>
+          <w:rFonts w:ascii="Consolas" w:eastAsia="Times New Roman" w:hAnsi="Consolas" w:cs="Courier New"/>
+          <w:color w:val="0F1115"/>
+          <w:sz w:val="20"/>
+          <w:szCs w:val="20"/>
+          <w:lang w:eastAsia="es-ES"/>
+        </w:rPr>
+        <w:t xml:space="preserve"> </w:t>
+      </w:r>
+      <w:proofErr w:type="spellStart"/>
+      <w:r>
+        <w:rPr>
+          <w:rFonts w:ascii="Consolas" w:eastAsia="Times New Roman" w:hAnsi="Consolas" w:cs="Courier New"/>
+          <w:color w:val="0F1115"/>
+          <w:sz w:val="20"/>
+          <w:szCs w:val="20"/>
+          <w:lang w:eastAsia="es-ES"/>
+        </w:rPr>
+        <w:t>todoenregla</w:t>
+      </w:r>
+      <w:proofErr w:type="spellEnd"/>
+      <w:r>
+        <w:rPr>
+          <w:rFonts w:ascii="Consolas" w:eastAsia="Times New Roman" w:hAnsi="Consolas" w:cs="Courier New"/>
+          <w:color w:val="0F1115"/>
+          <w:sz w:val="20"/>
+          <w:szCs w:val="20"/>
+          <w:lang w:eastAsia="es-ES"/>
+        </w:rPr>
+        <w:t xml:space="preserve"> --hash-algo</w:t>
+      </w:r>
+      <w:r>
+        <w:rPr>
+          <w:rFonts w:ascii="Consolas" w:eastAsia="Times New Roman" w:hAnsi="Consolas" w:cs="Courier New"/>
+          <w:color w:val="4078F2"/>
+          <w:sz w:val="20"/>
+          <w:szCs w:val="20"/>
+          <w:lang w:eastAsia="es-ES"/>
+        </w:rPr>
         <w:t>=</w:t>
       </w:r>
       <w:r>
@@ -8455,8 +12723,20 @@
           <w:szCs w:val="20"/>
           <w:lang w:eastAsia="es-ES"/>
         </w:rPr>
-        <w:t>SCRYPT --hash-key</w:t>
-      </w:r>
+        <w:t>SCRYPT --hash-</w:t>
+      </w:r>
+      <w:proofErr w:type="spellStart"/>
+      <w:r>
+        <w:rPr>
+          <w:rFonts w:ascii="Consolas" w:eastAsia="Times New Roman" w:hAnsi="Consolas" w:cs="Courier New"/>
+          <w:color w:val="0F1115"/>
+          <w:sz w:val="20"/>
+          <w:szCs w:val="20"/>
+          <w:lang w:eastAsia="es-ES"/>
+        </w:rPr>
+        <w:t>key</w:t>
+      </w:r>
+      <w:proofErr w:type="spellEnd"/>
       <w:r>
         <w:rPr>
           <w:rFonts w:ascii="Consolas" w:eastAsia="Times New Roman" w:hAnsi="Consolas" w:cs="Courier New"/>
@@ -8505,8 +12785,20 @@
           <w:szCs w:val="20"/>
           <w:lang w:eastAsia="es-ES"/>
         </w:rPr>
-        <w:t xml:space="preserve"> --salt-separator</w:t>
-      </w:r>
+        <w:t xml:space="preserve"> --</w:t>
+      </w:r>
+      <w:proofErr w:type="spellStart"/>
+      <w:r>
+        <w:rPr>
+          <w:rFonts w:ascii="Consolas" w:eastAsia="Times New Roman" w:hAnsi="Consolas" w:cs="Courier New"/>
+          <w:color w:val="0F1115"/>
+          <w:sz w:val="20"/>
+          <w:szCs w:val="20"/>
+          <w:lang w:eastAsia="es-ES"/>
+        </w:rPr>
+        <w:t>salt-separator</w:t>
+      </w:r>
+      <w:proofErr w:type="spellEnd"/>
       <w:r>
         <w:rPr>
           <w:rFonts w:ascii="Consolas" w:eastAsia="Times New Roman" w:hAnsi="Consolas" w:cs="Courier New"/>
@@ -8585,8 +12877,20 @@
           <w:szCs w:val="20"/>
           <w:lang w:eastAsia="es-ES"/>
         </w:rPr>
-        <w:t xml:space="preserve"> --mem-cost</w:t>
-      </w:r>
+        <w:t xml:space="preserve"> --</w:t>
+      </w:r>
+      <w:proofErr w:type="spellStart"/>
+      <w:r>
+        <w:rPr>
+          <w:rFonts w:ascii="Consolas" w:eastAsia="Times New Roman" w:hAnsi="Consolas" w:cs="Courier New"/>
+          <w:color w:val="0F1115"/>
+          <w:sz w:val="20"/>
+          <w:szCs w:val="20"/>
+          <w:lang w:eastAsia="es-ES"/>
+        </w:rPr>
+        <w:t>mem-cost</w:t>
+      </w:r>
+      <w:proofErr w:type="spellEnd"/>
       <w:r>
         <w:rPr>
           <w:rFonts w:ascii="Consolas" w:eastAsia="Times New Roman" w:hAnsi="Consolas" w:cs="Courier New"/>
@@ -8678,16 +12982,128 @@
           <w:lang w:eastAsia="es-ES"/>
         </w:rPr>
       </w:pPr>
-      <w:r>
-        <w:rPr>
-          <w:rFonts w:ascii="Segoe UI" w:eastAsia="Times New Roman" w:hAnsi="Segoe UI" w:cs="Segoe UI"/>
-          <w:color w:val="0F1115"/>
-          <w:sz w:val="24"/>
-          <w:szCs w:val="24"/>
-          <w:lang w:eastAsia="es-ES"/>
-        </w:rPr>
-        <w:t>Firebase Console → Authentication → Settings → Authorized domains</w:t>
-      </w:r>
+      <w:proofErr w:type="spellStart"/>
+      <w:r>
+        <w:rPr>
+          <w:rFonts w:ascii="Segoe UI" w:eastAsia="Times New Roman" w:hAnsi="Segoe UI" w:cs="Segoe UI"/>
+          <w:color w:val="0F1115"/>
+          <w:sz w:val="24"/>
+          <w:szCs w:val="24"/>
+          <w:lang w:eastAsia="es-ES"/>
+        </w:rPr>
+        <w:t>Firebase</w:t>
+      </w:r>
+      <w:proofErr w:type="spellEnd"/>
+      <w:r>
+        <w:rPr>
+          <w:rFonts w:ascii="Segoe UI" w:eastAsia="Times New Roman" w:hAnsi="Segoe UI" w:cs="Segoe UI"/>
+          <w:color w:val="0F1115"/>
+          <w:sz w:val="24"/>
+          <w:szCs w:val="24"/>
+          <w:lang w:eastAsia="es-ES"/>
+        </w:rPr>
+        <w:t xml:space="preserve"> </w:t>
+      </w:r>
+      <w:proofErr w:type="spellStart"/>
+      <w:r>
+        <w:rPr>
+          <w:rFonts w:ascii="Segoe UI" w:eastAsia="Times New Roman" w:hAnsi="Segoe UI" w:cs="Segoe UI"/>
+          <w:color w:val="0F1115"/>
+          <w:sz w:val="24"/>
+          <w:szCs w:val="24"/>
+          <w:lang w:eastAsia="es-ES"/>
+        </w:rPr>
+        <w:t>Console</w:t>
+      </w:r>
+      <w:proofErr w:type="spellEnd"/>
+      <w:r>
+        <w:rPr>
+          <w:rFonts w:ascii="Segoe UI" w:eastAsia="Times New Roman" w:hAnsi="Segoe UI" w:cs="Segoe UI"/>
+          <w:color w:val="0F1115"/>
+          <w:sz w:val="24"/>
+          <w:szCs w:val="24"/>
+          <w:lang w:eastAsia="es-ES"/>
+        </w:rPr>
+        <w:t xml:space="preserve"> → </w:t>
+      </w:r>
+      <w:proofErr w:type="spellStart"/>
+      <w:r>
+        <w:rPr>
+          <w:rFonts w:ascii="Segoe UI" w:eastAsia="Times New Roman" w:hAnsi="Segoe UI" w:cs="Segoe UI"/>
+          <w:color w:val="0F1115"/>
+          <w:sz w:val="24"/>
+          <w:szCs w:val="24"/>
+          <w:lang w:eastAsia="es-ES"/>
+        </w:rPr>
+        <w:t>Authentication</w:t>
+      </w:r>
+      <w:proofErr w:type="spellEnd"/>
+      <w:r>
+        <w:rPr>
+          <w:rFonts w:ascii="Segoe UI" w:eastAsia="Times New Roman" w:hAnsi="Segoe UI" w:cs="Segoe UI"/>
+          <w:color w:val="0F1115"/>
+          <w:sz w:val="24"/>
+          <w:szCs w:val="24"/>
+          <w:lang w:eastAsia="es-ES"/>
+        </w:rPr>
+        <w:t xml:space="preserve"> → </w:t>
+      </w:r>
+      <w:proofErr w:type="spellStart"/>
+      <w:r>
+        <w:rPr>
+          <w:rFonts w:ascii="Segoe UI" w:eastAsia="Times New Roman" w:hAnsi="Segoe UI" w:cs="Segoe UI"/>
+          <w:color w:val="0F1115"/>
+          <w:sz w:val="24"/>
+          <w:szCs w:val="24"/>
+          <w:lang w:eastAsia="es-ES"/>
+        </w:rPr>
+        <w:t>Settings</w:t>
+      </w:r>
+      <w:proofErr w:type="spellEnd"/>
+      <w:r>
+        <w:rPr>
+          <w:rFonts w:ascii="Segoe UI" w:eastAsia="Times New Roman" w:hAnsi="Segoe UI" w:cs="Segoe UI"/>
+          <w:color w:val="0F1115"/>
+          <w:sz w:val="24"/>
+          <w:szCs w:val="24"/>
+          <w:lang w:eastAsia="es-ES"/>
+        </w:rPr>
+        <w:t xml:space="preserve"> → </w:t>
+      </w:r>
+      <w:proofErr w:type="spellStart"/>
+      <w:r>
+        <w:rPr>
+          <w:rFonts w:ascii="Segoe UI" w:eastAsia="Times New Roman" w:hAnsi="Segoe UI" w:cs="Segoe UI"/>
+          <w:color w:val="0F1115"/>
+          <w:sz w:val="24"/>
+          <w:szCs w:val="24"/>
+          <w:lang w:eastAsia="es-ES"/>
+        </w:rPr>
+        <w:t>Authorized</w:t>
+      </w:r>
+      <w:proofErr w:type="spellEnd"/>
+      <w:r>
+        <w:rPr>
+          <w:rFonts w:ascii="Segoe UI" w:eastAsia="Times New Roman" w:hAnsi="Segoe UI" w:cs="Segoe UI"/>
+          <w:color w:val="0F1115"/>
+          <w:sz w:val="24"/>
+          <w:szCs w:val="24"/>
+          <w:lang w:eastAsia="es-ES"/>
+        </w:rPr>
+        <w:t xml:space="preserve"> </w:t>
+      </w:r>
+      <w:proofErr w:type="spellStart"/>
+      <w:r>
+        <w:rPr>
+          <w:rFonts w:ascii="Segoe UI" w:eastAsia="Times New Roman" w:hAnsi="Segoe UI" w:cs="Segoe UI"/>
+          <w:color w:val="0F1115"/>
+          <w:sz w:val="24"/>
+          <w:szCs w:val="24"/>
+          <w:lang w:eastAsia="es-ES"/>
+        </w:rPr>
+        <w:t>domains</w:t>
+      </w:r>
+      <w:proofErr w:type="spellEnd"/>
     </w:p>
     <w:p>
       <w:pPr>
@@ -8755,6 +13171,7 @@
         </w:rPr>
         <w:t>Agregar: </w:t>
       </w:r>
+      <w:proofErr w:type="spellStart"/>
       <w:r>
         <w:rPr>
           <w:rFonts w:ascii="Consolas" w:eastAsia="Times New Roman" w:hAnsi="Consolas" w:cs="Courier New"/>
@@ -8766,6 +13183,7 @@
         </w:rPr>
         <w:t>todoenregla.netlify.app</w:t>
       </w:r>
+      <w:proofErr w:type="spellEnd"/>
     </w:p>
     <w:p>
       <w:pPr>
@@ -8794,6 +13212,7 @@
         </w:rPr>
         <w:t>Mantener: </w:t>
       </w:r>
+      <w:proofErr w:type="spellStart"/>
       <w:r>
         <w:rPr>
           <w:rFonts w:ascii="Consolas" w:eastAsia="Times New Roman" w:hAnsi="Consolas" w:cs="Courier New"/>
@@ -8805,6 +13224,7 @@
         </w:rPr>
         <w:t>auditoriacalidad.netlify.app</w:t>
       </w:r>
+      <w:proofErr w:type="spellEnd"/>
       <w:r>
         <w:rPr>
           <w:rFonts w:ascii="Segoe UI" w:eastAsia="Times New Roman" w:hAnsi="Segoe UI" w:cs="Segoe UI"/>
@@ -8843,6 +13263,7 @@
         </w:rPr>
         <w:t>Mantener: </w:t>
       </w:r>
+      <w:proofErr w:type="spellStart"/>
       <w:r>
         <w:rPr>
           <w:rFonts w:ascii="Consolas" w:eastAsia="Times New Roman" w:hAnsi="Consolas" w:cs="Courier New"/>
@@ -8854,6 +13275,7 @@
         </w:rPr>
         <w:t>localhost</w:t>
       </w:r>
+      <w:proofErr w:type="spellEnd"/>
     </w:p>
     <w:p>
       <w:pPr>
@@ -8930,21 +13352,50 @@
           <w:szCs w:val="30"/>
           <w:lang w:eastAsia="es-ES"/>
         </w:rPr>
-        <w:t>4.1 Cambiar credenciales en </w:t>
-      </w:r>
-      <w:r>
-        <w:rPr>
-          <w:rFonts w:ascii="Consolas" w:eastAsia="Times New Roman" w:hAnsi="Consolas" w:cs="Courier New"/>
+        <w:t xml:space="preserve">4.1 Cambiar credenciales </w:t>
+      </w:r>
+      <w:proofErr w:type="gramStart"/>
+      <w:r>
+        <w:rPr>
+          <w:rFonts w:ascii="Segoe UI" w:eastAsia="Times New Roman" w:hAnsi="Segoe UI" w:cs="Segoe UI"/>
           <w:b/>
           <w:bCs/>
           <w:color w:val="0F1115"/>
+          <w:sz w:val="30"/>
+          <w:szCs w:val="30"/>
+          <w:lang w:eastAsia="es-ES"/>
+        </w:rPr>
+        <w:t>en </w:t>
+      </w:r>
+      <w:r>
+        <w:rPr>
+          <w:rFonts w:ascii="Consolas" w:eastAsia="Times New Roman" w:hAnsi="Consolas" w:cs="Courier New"/>
+          <w:b/>
+          <w:bCs/>
+          <w:color w:val="0F1115"/>
           <w:sz w:val="20"/>
           <w:szCs w:val="20"/>
           <w:shd w:val="clear" w:color="auto" w:fill="EBEEF2"/>
           <w:lang w:eastAsia="es-ES"/>
         </w:rPr>
-        <w:t>.env</w:t>
-      </w:r>
+        <w:t>.</w:t>
+      </w:r>
+      <w:proofErr w:type="spellStart"/>
+      <w:r>
+        <w:rPr>
+          <w:rFonts w:ascii="Consolas" w:eastAsia="Times New Roman" w:hAnsi="Consolas" w:cs="Courier New"/>
+          <w:b/>
+          <w:bCs/>
+          <w:color w:val="0F1115"/>
+          <w:sz w:val="20"/>
+          <w:szCs w:val="20"/>
+          <w:shd w:val="clear" w:color="auto" w:fill="EBEEF2"/>
+          <w:lang w:eastAsia="es-ES"/>
+        </w:rPr>
+        <w:t>env</w:t>
+      </w:r>
+      <w:proofErr w:type="spellEnd"/>
+      <w:proofErr w:type="gramEnd"/>
     </w:p>
     <w:p>
       <w:pPr>
@@ -9089,6 +13540,7 @@
         </w:rPr>
         <w:t>4.2 Cambiar credenciales en </w:t>
       </w:r>
+      <w:proofErr w:type="spellStart"/>
       <w:r>
         <w:rPr>
           <w:rFonts w:ascii="Consolas" w:eastAsia="Times New Roman" w:hAnsi="Consolas" w:cs="Courier New"/>
@@ -9102,6 +13554,7 @@
         </w:rPr>
         <w:t>firebase.ts</w:t>
       </w:r>
+      <w:proofErr w:type="spellEnd"/>
     </w:p>
     <w:p>
       <w:pPr>
@@ -9169,6 +13622,7 @@
         </w:rPr>
         <w:t>Reemplazar TODO el objeto </w:t>
       </w:r>
+      <w:proofErr w:type="spellStart"/>
       <w:r>
         <w:rPr>
           <w:rFonts w:ascii="Consolas" w:eastAsia="Times New Roman" w:hAnsi="Consolas" w:cs="Courier New"/>
@@ -9180,6 +13634,7 @@
         </w:rPr>
         <w:t>firebaseConfig</w:t>
       </w:r>
+      <w:proofErr w:type="spellEnd"/>
       <w:r>
         <w:rPr>
           <w:rFonts w:ascii="Segoe UI" w:eastAsia="Times New Roman" w:hAnsi="Segoe UI" w:cs="Segoe UI"/>
@@ -9244,8 +13699,74 @@
           <w:szCs w:val="30"/>
           <w:lang w:eastAsia="es-ES"/>
         </w:rPr>
-        <w:t>4.3 Cambiar env vars en Netlify</w:t>
-      </w:r>
+        <w:t xml:space="preserve">4.3 Cambiar </w:t>
+      </w:r>
+      <w:proofErr w:type="spellStart"/>
+      <w:r>
+        <w:rPr>
+          <w:rFonts w:ascii="Segoe UI" w:eastAsia="Times New Roman" w:hAnsi="Segoe UI" w:cs="Segoe UI"/>
+          <w:b/>
+          <w:bCs/>
+          <w:color w:val="0F1115"/>
+          <w:sz w:val="30"/>
+          <w:szCs w:val="30"/>
+          <w:lang w:eastAsia="es-ES"/>
+        </w:rPr>
+        <w:t>env</w:t>
+      </w:r>
+      <w:proofErr w:type="spellEnd"/>
+      <w:r>
+        <w:rPr>
+          <w:rFonts w:ascii="Segoe UI" w:eastAsia="Times New Roman" w:hAnsi="Segoe UI" w:cs="Segoe UI"/>
+          <w:b/>
+          <w:bCs/>
+          <w:color w:val="0F1115"/>
+          <w:sz w:val="30"/>
+          <w:szCs w:val="30"/>
+          <w:lang w:eastAsia="es-ES"/>
+        </w:rPr>
+        <w:t xml:space="preserve"> </w:t>
+      </w:r>
+      <w:proofErr w:type="spellStart"/>
+      <w:r>
+        <w:rPr>
+          <w:rFonts w:ascii="Segoe UI" w:eastAsia="Times New Roman" w:hAnsi="Segoe UI" w:cs="Segoe UI"/>
+          <w:b/>
+          <w:bCs/>
+          <w:color w:val="0F1115"/>
+          <w:sz w:val="30"/>
+          <w:szCs w:val="30"/>
+          <w:lang w:eastAsia="es-ES"/>
+        </w:rPr>
+        <w:t>vars</w:t>
+      </w:r>
+      <w:proofErr w:type="spellEnd"/>
+      <w:r>
+        <w:rPr>
+          <w:rFonts w:ascii="Segoe UI" w:eastAsia="Times New Roman" w:hAnsi="Segoe UI" w:cs="Segoe UI"/>
+          <w:b/>
+          <w:bCs/>
+          <w:color w:val="0F1115"/>
+          <w:sz w:val="30"/>
+          <w:szCs w:val="30"/>
+          <w:lang w:eastAsia="es-ES"/>
+        </w:rPr>
+        <w:t xml:space="preserve"> en </w:t>
+      </w:r>
+      <w:proofErr w:type="spellStart"/>
+      <w:r>
+        <w:rPr>
+          <w:rFonts w:ascii="Segoe UI" w:eastAsia="Times New Roman" w:hAnsi="Segoe UI" w:cs="Segoe UI"/>
+          <w:b/>
+          <w:bCs/>
+          <w:color w:val="0F1115"/>
+          <w:sz w:val="30"/>
+          <w:szCs w:val="30"/>
+          <w:lang w:eastAsia="es-ES"/>
+        </w:rPr>
+        <w:t>Netlify</w:t>
+      </w:r>
+      <w:proofErr w:type="spellEnd"/>
     </w:p>
     <w:p>
       <w:pPr>
@@ -9296,7 +13817,95 @@
           <w:szCs w:val="24"/>
           <w:lang w:eastAsia="es-ES"/>
         </w:rPr>
-        <w:t> → auditbpm → Site settings → Environment variables</w:t>
+        <w:t xml:space="preserve"> → </w:t>
+      </w:r>
+      <w:proofErr w:type="spellStart"/>
+      <w:r>
+        <w:rPr>
+          <w:rFonts w:ascii="Segoe UI" w:eastAsia="Times New Roman" w:hAnsi="Segoe UI" w:cs="Segoe UI"/>
+          <w:color w:val="0F1115"/>
+          <w:sz w:val="24"/>
+          <w:szCs w:val="24"/>
+          <w:lang w:eastAsia="es-ES"/>
+        </w:rPr>
+        <w:t>auditbpm</w:t>
+      </w:r>
+      <w:proofErr w:type="spellEnd"/>
+      <w:r>
+        <w:rPr>
+          <w:rFonts w:ascii="Segoe UI" w:eastAsia="Times New Roman" w:hAnsi="Segoe UI" w:cs="Segoe UI"/>
+          <w:color w:val="0F1115"/>
+          <w:sz w:val="24"/>
+          <w:szCs w:val="24"/>
+          <w:lang w:eastAsia="es-ES"/>
+        </w:rPr>
+        <w:t xml:space="preserve"> → </w:t>
+      </w:r>
+      <w:proofErr w:type="spellStart"/>
+      <w:r>
+        <w:rPr>
+          <w:rFonts w:ascii="Segoe UI" w:eastAsia="Times New Roman" w:hAnsi="Segoe UI" w:cs="Segoe UI"/>
+          <w:color w:val="0F1115"/>
+          <w:sz w:val="24"/>
+          <w:szCs w:val="24"/>
+          <w:lang w:eastAsia="es-ES"/>
+        </w:rPr>
+        <w:t>Site</w:t>
+      </w:r>
+      <w:proofErr w:type="spellEnd"/>
+      <w:r>
+        <w:rPr>
+          <w:rFonts w:ascii="Segoe UI" w:eastAsia="Times New Roman" w:hAnsi="Segoe UI" w:cs="Segoe UI"/>
+          <w:color w:val="0F1115"/>
+          <w:sz w:val="24"/>
+          <w:szCs w:val="24"/>
+          <w:lang w:eastAsia="es-ES"/>
+        </w:rPr>
+        <w:t xml:space="preserve"> </w:t>
+      </w:r>
+      <w:proofErr w:type="spellStart"/>
+      <w:r>
+        <w:rPr>
+          <w:rFonts w:ascii="Segoe UI" w:eastAsia="Times New Roman" w:hAnsi="Segoe UI" w:cs="Segoe UI"/>
+          <w:color w:val="0F1115"/>
+          <w:sz w:val="24"/>
+          <w:szCs w:val="24"/>
+          <w:lang w:eastAsia="es-ES"/>
+        </w:rPr>
+        <w:t>settings</w:t>
+      </w:r>
+      <w:proofErr w:type="spellEnd"/>
+      <w:r>
+        <w:rPr>
+          <w:rFonts w:ascii="Segoe UI" w:eastAsia="Times New Roman" w:hAnsi="Segoe UI" w:cs="Segoe UI"/>
+          <w:color w:val="0F1115"/>
+          <w:sz w:val="24"/>
+          <w:szCs w:val="24"/>
+          <w:lang w:eastAsia="es-ES"/>
+        </w:rPr>
+        <w:t xml:space="preserve"> → </w:t>
+      </w:r>
+      <w:proofErr w:type="spellStart"/>
+      <w:r>
+        <w:rPr>
+          <w:rFonts w:ascii="Segoe UI" w:eastAsia="Times New Roman" w:hAnsi="Segoe UI" w:cs="Segoe UI"/>
+          <w:color w:val="0F1115"/>
+          <w:sz w:val="24"/>
+          <w:szCs w:val="24"/>
+          <w:lang w:eastAsia="es-ES"/>
+        </w:rPr>
+        <w:t>Environment</w:t>
+      </w:r>
+      <w:proofErr w:type="spellEnd"/>
+      <w:r>
+        <w:rPr>
+          <w:rFonts w:ascii="Segoe UI" w:eastAsia="Times New Roman" w:hAnsi="Segoe UI" w:cs="Segoe UI"/>
+          <w:color w:val="0F1115"/>
+          <w:sz w:val="24"/>
+          <w:szCs w:val="24"/>
+          <w:lang w:eastAsia="es-ES"/>
+        </w:rPr>
+        <w:t xml:space="preserve"> variables</w:t>
       </w:r>
     </w:p>
     <w:p>
@@ -9402,8 +14011,22 @@
           <w:szCs w:val="30"/>
           <w:lang w:eastAsia="es-ES"/>
         </w:rPr>
-        <w:t>4.4 Hacer deploy</w:t>
-      </w:r>
+        <w:t xml:space="preserve">4.4 Hacer </w:t>
+      </w:r>
+      <w:proofErr w:type="spellStart"/>
+      <w:r>
+        <w:rPr>
+          <w:rFonts w:ascii="Segoe UI" w:eastAsia="Times New Roman" w:hAnsi="Segoe UI" w:cs="Segoe UI"/>
+          <w:b/>
+          <w:bCs/>
+          <w:color w:val="0F1115"/>
+          <w:sz w:val="30"/>
+          <w:szCs w:val="30"/>
+          <w:lang w:eastAsia="es-ES"/>
+        </w:rPr>
+        <w:t>deploy</w:t>
+      </w:r>
+      <w:proofErr w:type="spellEnd"/>
     </w:p>
     <w:p>
       <w:pPr>
@@ -9417,6 +14040,7 @@
           <w:lang w:eastAsia="es-ES"/>
         </w:rPr>
       </w:pPr>
+      <w:proofErr w:type="spellStart"/>
       <w:r>
         <w:rPr>
           <w:rFonts w:ascii="Consolas" w:eastAsia="Times New Roman" w:hAnsi="Consolas" w:cs="Segoe UI"/>
@@ -9427,6 +14051,7 @@
         </w:rPr>
         <w:t>bash</w:t>
       </w:r>
+      <w:proofErr w:type="spellEnd"/>
     </w:p>
     <w:p>
       <w:pPr>
@@ -9569,6 +14194,7 @@
           <w:lang w:eastAsia="es-ES"/>
         </w:rPr>
       </w:pPr>
+      <w:proofErr w:type="spellStart"/>
       <w:r>
         <w:rPr>
           <w:rFonts w:ascii="Consolas" w:eastAsia="Times New Roman" w:hAnsi="Consolas" w:cs="Courier New"/>
@@ -9579,6 +14205,7 @@
         </w:rPr>
         <w:t>git</w:t>
       </w:r>
+      <w:proofErr w:type="spellEnd"/>
       <w:r>
         <w:rPr>
           <w:rFonts w:ascii="Consolas" w:eastAsia="Times New Roman" w:hAnsi="Consolas" w:cs="Courier New"/>
@@ -9589,6 +14216,8 @@
         </w:rPr>
         <w:t xml:space="preserve"> </w:t>
       </w:r>
+      <w:proofErr w:type="spellStart"/>
+      <w:proofErr w:type="gramStart"/>
       <w:r>
         <w:rPr>
           <w:rFonts w:ascii="Consolas" w:eastAsia="Times New Roman" w:hAnsi="Consolas" w:cs="Courier New"/>
@@ -9599,6 +14228,7 @@
         </w:rPr>
         <w:t>add</w:t>
       </w:r>
+      <w:proofErr w:type="spellEnd"/>
       <w:r>
         <w:rPr>
           <w:rFonts w:ascii="Consolas" w:eastAsia="Times New Roman" w:hAnsi="Consolas" w:cs="Courier New"/>
@@ -9619,6 +14249,7 @@
         </w:rPr>
         <w:t>.</w:t>
       </w:r>
+      <w:proofErr w:type="gramEnd"/>
     </w:p>
     <w:p>
       <w:pPr>
@@ -9650,6 +14281,7 @@
           <w:lang w:eastAsia="es-ES"/>
         </w:rPr>
       </w:pPr>
+      <w:proofErr w:type="spellStart"/>
       <w:r>
         <w:rPr>
           <w:rFonts w:ascii="Consolas" w:eastAsia="Times New Roman" w:hAnsi="Consolas" w:cs="Courier New"/>
@@ -9660,15 +14292,38 @@
         </w:rPr>
         <w:t>git</w:t>
       </w:r>
-      <w:r>
-        <w:rPr>
-          <w:rFonts w:ascii="Consolas" w:eastAsia="Times New Roman" w:hAnsi="Consolas" w:cs="Courier New"/>
-          <w:color w:val="0F1115"/>
-          <w:sz w:val="20"/>
-          <w:szCs w:val="20"/>
-          <w:lang w:eastAsia="es-ES"/>
-        </w:rPr>
-        <w:t xml:space="preserve"> commit </w:t>
+      <w:proofErr w:type="spellEnd"/>
+      <w:r>
+        <w:rPr>
+          <w:rFonts w:ascii="Consolas" w:eastAsia="Times New Roman" w:hAnsi="Consolas" w:cs="Courier New"/>
+          <w:color w:val="0F1115"/>
+          <w:sz w:val="20"/>
+          <w:szCs w:val="20"/>
+          <w:lang w:eastAsia="es-ES"/>
+        </w:rPr>
+        <w:t xml:space="preserve"> </w:t>
+      </w:r>
+      <w:proofErr w:type="spellStart"/>
+      <w:r>
+        <w:rPr>
+          <w:rFonts w:ascii="Consolas" w:eastAsia="Times New Roman" w:hAnsi="Consolas" w:cs="Courier New"/>
+          <w:color w:val="0F1115"/>
+          <w:sz w:val="20"/>
+          <w:szCs w:val="20"/>
+          <w:lang w:eastAsia="es-ES"/>
+        </w:rPr>
+        <w:t>commit</w:t>
+      </w:r>
+      <w:proofErr w:type="spellEnd"/>
+      <w:r>
+        <w:rPr>
+          <w:rFonts w:ascii="Consolas" w:eastAsia="Times New Roman" w:hAnsi="Consolas" w:cs="Courier New"/>
+          <w:color w:val="0F1115"/>
+          <w:sz w:val="20"/>
+          <w:szCs w:val="20"/>
+          <w:lang w:eastAsia="es-ES"/>
+        </w:rPr>
+        <w:t xml:space="preserve"> </w:t>
       </w:r>
       <w:r>
         <w:rPr>
@@ -9698,7 +14353,51 @@
           <w:szCs w:val="20"/>
           <w:lang w:eastAsia="es-ES"/>
         </w:rPr>
-        <w:t>"Rebranding y migracion a proyecto nuevo"</w:t>
+        <w:t>"</w:t>
+      </w:r>
+      <w:proofErr w:type="spellStart"/>
+      <w:r>
+        <w:rPr>
+          <w:rFonts w:ascii="Consolas" w:eastAsia="Times New Roman" w:hAnsi="Consolas" w:cs="Courier New"/>
+          <w:color w:val="50A14F"/>
+          <w:sz w:val="20"/>
+          <w:szCs w:val="20"/>
+          <w:lang w:eastAsia="es-ES"/>
+        </w:rPr>
+        <w:t>Rebranding</w:t>
+      </w:r>
+      <w:proofErr w:type="spellEnd"/>
+      <w:r>
+        <w:rPr>
+          <w:rFonts w:ascii="Consolas" w:eastAsia="Times New Roman" w:hAnsi="Consolas" w:cs="Courier New"/>
+          <w:color w:val="50A14F"/>
+          <w:sz w:val="20"/>
+          <w:szCs w:val="20"/>
+          <w:lang w:eastAsia="es-ES"/>
+        </w:rPr>
+        <w:t xml:space="preserve"> y </w:t>
+      </w:r>
+      <w:proofErr w:type="spellStart"/>
+      <w:r>
+        <w:rPr>
+          <w:rFonts w:ascii="Consolas" w:eastAsia="Times New Roman" w:hAnsi="Consolas" w:cs="Courier New"/>
+          <w:color w:val="50A14F"/>
+          <w:sz w:val="20"/>
+          <w:szCs w:val="20"/>
+          <w:lang w:eastAsia="es-ES"/>
+        </w:rPr>
+        <w:t>migracion</w:t>
+      </w:r>
+      <w:proofErr w:type="spellEnd"/>
+      <w:r>
+        <w:rPr>
+          <w:rFonts w:ascii="Consolas" w:eastAsia="Times New Roman" w:hAnsi="Consolas" w:cs="Courier New"/>
+          <w:color w:val="50A14F"/>
+          <w:sz w:val="20"/>
+          <w:szCs w:val="20"/>
+          <w:lang w:eastAsia="es-ES"/>
+        </w:rPr>
+        <w:t xml:space="preserve"> a proyecto nuevo"</w:t>
       </w:r>
     </w:p>
     <w:p>
@@ -9731,6 +14430,7 @@
           <w:lang w:eastAsia="es-ES"/>
         </w:rPr>
       </w:pPr>
+      <w:proofErr w:type="spellStart"/>
       <w:r>
         <w:rPr>
           <w:rFonts w:ascii="Consolas" w:eastAsia="Times New Roman" w:hAnsi="Consolas" w:cs="Courier New"/>
@@ -9741,16 +14441,29 @@
         </w:rPr>
         <w:t>git</w:t>
       </w:r>
-      <w:r>
-        <w:rPr>
-          <w:rFonts w:ascii="Consolas" w:eastAsia="Times New Roman" w:hAnsi="Consolas" w:cs="Courier New"/>
-          <w:color w:val="0F1115"/>
-          <w:sz w:val="20"/>
-          <w:szCs w:val="20"/>
-          <w:lang w:eastAsia="es-ES"/>
-        </w:rPr>
-        <w:t xml:space="preserve"> push</w:t>
-      </w:r>
+      <w:proofErr w:type="spellEnd"/>
+      <w:r>
+        <w:rPr>
+          <w:rFonts w:ascii="Consolas" w:eastAsia="Times New Roman" w:hAnsi="Consolas" w:cs="Courier New"/>
+          <w:color w:val="0F1115"/>
+          <w:sz w:val="20"/>
+          <w:szCs w:val="20"/>
+          <w:lang w:eastAsia="es-ES"/>
+        </w:rPr>
+        <w:t xml:space="preserve"> </w:t>
+      </w:r>
+      <w:proofErr w:type="spellStart"/>
+      <w:r>
+        <w:rPr>
+          <w:rFonts w:ascii="Consolas" w:eastAsia="Times New Roman" w:hAnsi="Consolas" w:cs="Courier New"/>
+          <w:color w:val="0F1115"/>
+          <w:sz w:val="20"/>
+          <w:szCs w:val="20"/>
+          <w:lang w:eastAsia="es-ES"/>
+        </w:rPr>
+        <w:t>push</w:t>
+      </w:r>
+      <w:proofErr w:type="spellEnd"/>
     </w:p>
     <w:p>
       <w:pPr>
@@ -9764,15 +14477,49 @@
           <w:lang w:eastAsia="es-ES"/>
         </w:rPr>
       </w:pPr>
-      <w:r>
-        <w:rPr>
-          <w:rFonts w:ascii="Segoe UI" w:eastAsia="Times New Roman" w:hAnsi="Segoe UI" w:cs="Segoe UI"/>
-          <w:color w:val="0F1115"/>
-          <w:sz w:val="24"/>
-          <w:szCs w:val="24"/>
-          <w:lang w:eastAsia="es-ES"/>
-        </w:rPr>
-        <w:t>Netlify hará deploy automático</w:t>
+      <w:proofErr w:type="spellStart"/>
+      <w:r>
+        <w:rPr>
+          <w:rFonts w:ascii="Segoe UI" w:eastAsia="Times New Roman" w:hAnsi="Segoe UI" w:cs="Segoe UI"/>
+          <w:color w:val="0F1115"/>
+          <w:sz w:val="24"/>
+          <w:szCs w:val="24"/>
+          <w:lang w:eastAsia="es-ES"/>
+        </w:rPr>
+        <w:t>Netlify</w:t>
+      </w:r>
+      <w:proofErr w:type="spellEnd"/>
+      <w:r>
+        <w:rPr>
+          <w:rFonts w:ascii="Segoe UI" w:eastAsia="Times New Roman" w:hAnsi="Segoe UI" w:cs="Segoe UI"/>
+          <w:color w:val="0F1115"/>
+          <w:sz w:val="24"/>
+          <w:szCs w:val="24"/>
+          <w:lang w:eastAsia="es-ES"/>
+        </w:rPr>
+        <w:t xml:space="preserve"> hará </w:t>
+      </w:r>
+      <w:proofErr w:type="spellStart"/>
+      <w:r>
+        <w:rPr>
+          <w:rFonts w:ascii="Segoe UI" w:eastAsia="Times New Roman" w:hAnsi="Segoe UI" w:cs="Segoe UI"/>
+          <w:color w:val="0F1115"/>
+          <w:sz w:val="24"/>
+          <w:szCs w:val="24"/>
+          <w:lang w:eastAsia="es-ES"/>
+        </w:rPr>
+        <w:t>deploy</w:t>
+      </w:r>
+      <w:proofErr w:type="spellEnd"/>
+      <w:r>
+        <w:rPr>
+          <w:rFonts w:ascii="Segoe UI" w:eastAsia="Times New Roman" w:hAnsi="Segoe UI" w:cs="Segoe UI"/>
+          <w:color w:val="0F1115"/>
+          <w:sz w:val="24"/>
+          <w:szCs w:val="24"/>
+          <w:lang w:eastAsia="es-ES"/>
+        </w:rPr>
+        <w:t xml:space="preserve"> automático</w:t>
       </w:r>
     </w:p>
     <w:p>
@@ -9865,6 +14612,7 @@
           <w:lang w:eastAsia="es-ES"/>
         </w:rPr>
       </w:pPr>
+      <w:proofErr w:type="spellStart"/>
       <w:r>
         <w:rPr>
           <w:rFonts w:ascii="Consolas" w:eastAsia="Times New Roman" w:hAnsi="Consolas" w:cs="Segoe UI"/>
@@ -9875,6 +14623,7 @@
         </w:rPr>
         <w:t>bash</w:t>
       </w:r>
+      <w:proofErr w:type="spellEnd"/>
     </w:p>
     <w:p>
       <w:pPr>
@@ -10017,6 +14766,7 @@
           <w:lang w:eastAsia="es-ES"/>
         </w:rPr>
       </w:pPr>
+      <w:proofErr w:type="spellStart"/>
       <w:r>
         <w:rPr>
           <w:rFonts w:ascii="Consolas" w:eastAsia="Times New Roman" w:hAnsi="Consolas" w:cs="Courier New"/>
@@ -10027,16 +14777,29 @@
         </w:rPr>
         <w:t>npm</w:t>
       </w:r>
-      <w:r>
-        <w:rPr>
-          <w:rFonts w:ascii="Consolas" w:eastAsia="Times New Roman" w:hAnsi="Consolas" w:cs="Courier New"/>
-          <w:color w:val="0F1115"/>
-          <w:sz w:val="20"/>
-          <w:szCs w:val="20"/>
-          <w:lang w:eastAsia="es-ES"/>
-        </w:rPr>
-        <w:t xml:space="preserve"> run dev</w:t>
-      </w:r>
+      <w:proofErr w:type="spellEnd"/>
+      <w:r>
+        <w:rPr>
+          <w:rFonts w:ascii="Consolas" w:eastAsia="Times New Roman" w:hAnsi="Consolas" w:cs="Courier New"/>
+          <w:color w:val="0F1115"/>
+          <w:sz w:val="20"/>
+          <w:szCs w:val="20"/>
+          <w:lang w:eastAsia="es-ES"/>
+        </w:rPr>
+        <w:t xml:space="preserve"> run </w:t>
+      </w:r>
+      <w:proofErr w:type="spellStart"/>
+      <w:r>
+        <w:rPr>
+          <w:rFonts w:ascii="Consolas" w:eastAsia="Times New Roman" w:hAnsi="Consolas" w:cs="Courier New"/>
+          <w:color w:val="0F1115"/>
+          <w:sz w:val="20"/>
+          <w:szCs w:val="20"/>
+          <w:lang w:eastAsia="es-ES"/>
+        </w:rPr>
+        <w:t>dev</w:t>
+      </w:r>
+      <w:proofErr w:type="spellEnd"/>
     </w:p>
     <w:p>
       <w:pPr>
@@ -10078,15 +14841,27 @@
           <w:lang w:eastAsia="es-ES"/>
         </w:rPr>
       </w:pPr>
-      <w:r>
-        <w:rPr>
-          <w:rFonts w:ascii="Segoe UI" w:eastAsia="Times New Roman" w:hAnsi="Segoe UI" w:cs="Segoe UI"/>
-          <w:color w:val="0F1115"/>
-          <w:sz w:val="24"/>
-          <w:szCs w:val="24"/>
-          <w:lang w:eastAsia="es-ES"/>
-        </w:rPr>
-        <w:t>Login funciona con usuario existente</w:t>
+      <w:proofErr w:type="spellStart"/>
+      <w:r>
+        <w:rPr>
+          <w:rFonts w:ascii="Segoe UI" w:eastAsia="Times New Roman" w:hAnsi="Segoe UI" w:cs="Segoe UI"/>
+          <w:color w:val="0F1115"/>
+          <w:sz w:val="24"/>
+          <w:szCs w:val="24"/>
+          <w:lang w:eastAsia="es-ES"/>
+        </w:rPr>
+        <w:t>Login</w:t>
+      </w:r>
+      <w:proofErr w:type="spellEnd"/>
+      <w:r>
+        <w:rPr>
+          <w:rFonts w:ascii="Segoe UI" w:eastAsia="Times New Roman" w:hAnsi="Segoe UI" w:cs="Segoe UI"/>
+          <w:color w:val="0F1115"/>
+          <w:sz w:val="24"/>
+          <w:szCs w:val="24"/>
+          <w:lang w:eastAsia="es-ES"/>
+        </w:rPr>
+        <w:t xml:space="preserve"> funciona con usuario existente</w:t>
       </w:r>
     </w:p>
     <w:p>
@@ -10142,7 +14917,29 @@
           <w:szCs w:val="24"/>
           <w:lang w:eastAsia="es-ES"/>
         </w:rPr>
-        <w:t>Ver fotos de auditorías viejas (probar URLs de Storage)</w:t>
+        <w:t xml:space="preserve">Ver fotos de auditorías viejas (probar </w:t>
+      </w:r>
+      <w:proofErr w:type="spellStart"/>
+      <w:r>
+        <w:rPr>
+          <w:rFonts w:ascii="Segoe UI" w:eastAsia="Times New Roman" w:hAnsi="Segoe UI" w:cs="Segoe UI"/>
+          <w:color w:val="0F1115"/>
+          <w:sz w:val="24"/>
+          <w:szCs w:val="24"/>
+          <w:lang w:eastAsia="es-ES"/>
+        </w:rPr>
+        <w:t>URLs</w:t>
+      </w:r>
+      <w:proofErr w:type="spellEnd"/>
+      <w:r>
+        <w:rPr>
+          <w:rFonts w:ascii="Segoe UI" w:eastAsia="Times New Roman" w:hAnsi="Segoe UI" w:cs="Segoe UI"/>
+          <w:color w:val="0F1115"/>
+          <w:sz w:val="24"/>
+          <w:szCs w:val="24"/>
+          <w:lang w:eastAsia="es-ES"/>
+        </w:rPr>
+        <w:t xml:space="preserve"> de Storage)</w:t>
       </w:r>
     </w:p>
     <w:p>
@@ -10574,7 +15371,29 @@
           <w:szCs w:val="24"/>
           <w:lang w:eastAsia="es-ES"/>
         </w:rPr>
-        <w:t>Revertir reglas de Firestore en proyecto viejo a las originales, o simplemente dejar de usar el proyecto.</w:t>
+        <w:t xml:space="preserve">Revertir reglas de </w:t>
+      </w:r>
+      <w:proofErr w:type="spellStart"/>
+      <w:r>
+        <w:rPr>
+          <w:rFonts w:ascii="Segoe UI" w:eastAsia="Times New Roman" w:hAnsi="Segoe UI" w:cs="Segoe UI"/>
+          <w:color w:val="0F1115"/>
+          <w:sz w:val="24"/>
+          <w:szCs w:val="24"/>
+          <w:lang w:eastAsia="es-ES"/>
+        </w:rPr>
+        <w:t>Firestore</w:t>
+      </w:r>
+      <w:proofErr w:type="spellEnd"/>
+      <w:r>
+        <w:rPr>
+          <w:rFonts w:ascii="Segoe UI" w:eastAsia="Times New Roman" w:hAnsi="Segoe UI" w:cs="Segoe UI"/>
+          <w:color w:val="0F1115"/>
+          <w:sz w:val="24"/>
+          <w:szCs w:val="24"/>
+          <w:lang w:eastAsia="es-ES"/>
+        </w:rPr>
+        <w:t xml:space="preserve"> en proyecto viejo a las originales, o simplemente dejar de usar el proyecto.</w:t>
       </w:r>
     </w:p>
     <w:p>
@@ -10617,16 +15436,51 @@
           <w:lang w:eastAsia="es-ES"/>
         </w:rPr>
       </w:pPr>
-      <w:r>
-        <w:rPr>
-          <w:rFonts w:ascii="Segoe UI" w:eastAsia="Times New Roman" w:hAnsi="Segoe UI" w:cs="Segoe UI"/>
-          <w:color w:val="0F1115"/>
-          <w:sz w:val="24"/>
-          <w:szCs w:val="24"/>
-          <w:lang w:eastAsia="es-ES"/>
-        </w:rPr>
-        <w:t>Firebase Console → proyecto </w:t>
-      </w:r>
+      <w:proofErr w:type="spellStart"/>
+      <w:r>
+        <w:rPr>
+          <w:rFonts w:ascii="Segoe UI" w:eastAsia="Times New Roman" w:hAnsi="Segoe UI" w:cs="Segoe UI"/>
+          <w:color w:val="0F1115"/>
+          <w:sz w:val="24"/>
+          <w:szCs w:val="24"/>
+          <w:lang w:eastAsia="es-ES"/>
+        </w:rPr>
+        <w:t>Firebase</w:t>
+      </w:r>
+      <w:proofErr w:type="spellEnd"/>
+      <w:r>
+        <w:rPr>
+          <w:rFonts w:ascii="Segoe UI" w:eastAsia="Times New Roman" w:hAnsi="Segoe UI" w:cs="Segoe UI"/>
+          <w:color w:val="0F1115"/>
+          <w:sz w:val="24"/>
+          <w:szCs w:val="24"/>
+          <w:lang w:eastAsia="es-ES"/>
+        </w:rPr>
+        <w:t xml:space="preserve"> </w:t>
+      </w:r>
+      <w:proofErr w:type="spellStart"/>
+      <w:r>
+        <w:rPr>
+          <w:rFonts w:ascii="Segoe UI" w:eastAsia="Times New Roman" w:hAnsi="Segoe UI" w:cs="Segoe UI"/>
+          <w:color w:val="0F1115"/>
+          <w:sz w:val="24"/>
+          <w:szCs w:val="24"/>
+          <w:lang w:eastAsia="es-ES"/>
+        </w:rPr>
+        <w:t>Console</w:t>
+      </w:r>
+      <w:proofErr w:type="spellEnd"/>
+      <w:r>
+        <w:rPr>
+          <w:rFonts w:ascii="Segoe UI" w:eastAsia="Times New Roman" w:hAnsi="Segoe UI" w:cs="Segoe UI"/>
+          <w:color w:val="0F1115"/>
+          <w:sz w:val="24"/>
+          <w:szCs w:val="24"/>
+          <w:lang w:eastAsia="es-ES"/>
+        </w:rPr>
+        <w:t xml:space="preserve"> → proyecto </w:t>
+      </w:r>
+      <w:proofErr w:type="spellStart"/>
       <w:r>
         <w:rPr>
           <w:rFonts w:ascii="Consolas" w:eastAsia="Times New Roman" w:hAnsi="Consolas" w:cs="Courier New"/>
@@ -10638,6 +15492,7 @@
         </w:rPr>
         <w:t>auditbpm-backend</w:t>
       </w:r>
+      <w:proofErr w:type="spellEnd"/>
       <w:r>
         <w:rPr>
           <w:rFonts w:ascii="Segoe UI" w:eastAsia="Times New Roman" w:hAnsi="Segoe UI" w:cs="Segoe UI"/>
@@ -10674,8 +15529,22 @@
           <w:szCs w:val="30"/>
           <w:lang w:eastAsia="es-ES"/>
         </w:rPr>
-        <w:t>6.3 Limpiar Netlify</w:t>
-      </w:r>
+        <w:t xml:space="preserve">6.3 Limpiar </w:t>
+      </w:r>
+      <w:proofErr w:type="spellStart"/>
+      <w:r>
+        <w:rPr>
+          <w:rFonts w:ascii="Segoe UI" w:eastAsia="Times New Roman" w:hAnsi="Segoe UI" w:cs="Segoe UI"/>
+          <w:b/>
+          <w:bCs/>
+          <w:color w:val="0F1115"/>
+          <w:sz w:val="30"/>
+          <w:szCs w:val="30"/>
+          <w:lang w:eastAsia="es-ES"/>
+        </w:rPr>
+        <w:t>Netlify</w:t>
+      </w:r>
+      <w:proofErr w:type="spellEnd"/>
     </w:p>
     <w:p>
       <w:pPr>
@@ -10697,8 +15566,31 @@
           <w:szCs w:val="24"/>
           <w:lang w:eastAsia="es-ES"/>
         </w:rPr>
-        <w:t>Opcional: cambiar el nombre del sitio en Netlify de </w:t>
-      </w:r>
+        <w:t xml:space="preserve">Opcional: cambiar el nombre del sitio en </w:t>
+      </w:r>
+      <w:proofErr w:type="spellStart"/>
+      <w:r>
+        <w:rPr>
+          <w:rFonts w:ascii="Segoe UI" w:eastAsia="Times New Roman" w:hAnsi="Segoe UI" w:cs="Segoe UI"/>
+          <w:color w:val="0F1115"/>
+          <w:sz w:val="24"/>
+          <w:szCs w:val="24"/>
+          <w:lang w:eastAsia="es-ES"/>
+        </w:rPr>
+        <w:t>Netlify</w:t>
+      </w:r>
+      <w:proofErr w:type="spellEnd"/>
+      <w:r>
+        <w:rPr>
+          <w:rFonts w:ascii="Segoe UI" w:eastAsia="Times New Roman" w:hAnsi="Segoe UI" w:cs="Segoe UI"/>
+          <w:color w:val="0F1115"/>
+          <w:sz w:val="24"/>
+          <w:szCs w:val="24"/>
+          <w:lang w:eastAsia="es-ES"/>
+        </w:rPr>
+        <w:t xml:space="preserve"> de </w:t>
+      </w:r>
+      <w:proofErr w:type="spellStart"/>
       <w:r>
         <w:rPr>
           <w:rFonts w:ascii="Consolas" w:eastAsia="Times New Roman" w:hAnsi="Consolas" w:cs="Courier New"/>
@@ -10710,6 +15602,7 @@
         </w:rPr>
         <w:t>auditoriacalidad</w:t>
       </w:r>
+      <w:proofErr w:type="spellEnd"/>
       <w:r>
         <w:rPr>
           <w:rFonts w:ascii="Segoe UI" w:eastAsia="Times New Roman" w:hAnsi="Segoe UI" w:cs="Segoe UI"/>
@@ -10720,6 +15613,7 @@
         </w:rPr>
         <w:t> a </w:t>
       </w:r>
+      <w:proofErr w:type="spellStart"/>
       <w:r>
         <w:rPr>
           <w:rFonts w:ascii="Consolas" w:eastAsia="Times New Roman" w:hAnsi="Consolas" w:cs="Courier New"/>
@@ -10731,6 +15625,7 @@
         </w:rPr>
         <w:t>todoenregla</w:t>
       </w:r>
+      <w:proofErr w:type="spellEnd"/>
       <w:r>
         <w:rPr>
           <w:rFonts w:ascii="Segoe UI" w:eastAsia="Times New Roman" w:hAnsi="Segoe UI" w:cs="Segoe UI"/>
@@ -10984,8 +15879,39 @@
                 <w:szCs w:val="23"/>
                 <w:lang w:eastAsia="es-ES"/>
               </w:rPr>
-              <w:t>Guardar hash parameters Auth</w:t>
+              <w:t xml:space="preserve">Guardar hash </w:t>
             </w:r>
+            <w:proofErr w:type="spellStart"/>
+            <w:r>
+              <w:rPr>
+                <w:rFonts w:ascii="Segoe UI" w:eastAsia="Times New Roman" w:hAnsi="Segoe UI" w:cs="Segoe UI"/>
+                <w:sz w:val="23"/>
+                <w:szCs w:val="23"/>
+                <w:lang w:eastAsia="es-ES"/>
+              </w:rPr>
+              <w:t>parameters</w:t>
+            </w:r>
+            <w:proofErr w:type="spellEnd"/>
+            <w:r>
+              <w:rPr>
+                <w:rFonts w:ascii="Segoe UI" w:eastAsia="Times New Roman" w:hAnsi="Segoe UI" w:cs="Segoe UI"/>
+                <w:sz w:val="23"/>
+                <w:szCs w:val="23"/>
+                <w:lang w:eastAsia="es-ES"/>
+              </w:rPr>
+              <w:t xml:space="preserve"> </w:t>
+            </w:r>
+            <w:proofErr w:type="spellStart"/>
+            <w:r>
+              <w:rPr>
+                <w:rFonts w:ascii="Segoe UI" w:eastAsia="Times New Roman" w:hAnsi="Segoe UI" w:cs="Segoe UI"/>
+                <w:sz w:val="23"/>
+                <w:szCs w:val="23"/>
+                <w:lang w:eastAsia="es-ES"/>
+              </w:rPr>
+              <w:t>Auth</w:t>
+            </w:r>
+            <w:proofErr w:type="spellEnd"/>
           </w:p>
         </w:tc>
         <w:tc>
@@ -11078,6 +16004,7 @@
                 <w:lang w:eastAsia="es-ES"/>
               </w:rPr>
             </w:pPr>
+            <w:proofErr w:type="spellStart"/>
             <w:r>
               <w:rPr>
                 <w:rFonts w:ascii="Segoe UI" w:eastAsia="Times New Roman" w:hAnsi="Segoe UI" w:cs="Segoe UI"/>
@@ -11085,7 +16012,37 @@
                 <w:szCs w:val="23"/>
                 <w:lang w:eastAsia="es-ES"/>
               </w:rPr>
-              <w:t>Backup Git + ZIP</w:t>
+              <w:t>Backup</w:t>
+            </w:r>
+            <w:proofErr w:type="spellEnd"/>
+            <w:r>
+              <w:rPr>
+                <w:rFonts w:ascii="Segoe UI" w:eastAsia="Times New Roman" w:hAnsi="Segoe UI" w:cs="Segoe UI"/>
+                <w:sz w:val="23"/>
+                <w:szCs w:val="23"/>
+                <w:lang w:eastAsia="es-ES"/>
+              </w:rPr>
+              <w:t xml:space="preserve"> </w:t>
+            </w:r>
+            <w:proofErr w:type="spellStart"/>
+            <w:r>
+              <w:rPr>
+                <w:rFonts w:ascii="Segoe UI" w:eastAsia="Times New Roman" w:hAnsi="Segoe UI" w:cs="Segoe UI"/>
+                <w:sz w:val="23"/>
+                <w:szCs w:val="23"/>
+                <w:lang w:eastAsia="es-ES"/>
+              </w:rPr>
+              <w:t>Git</w:t>
+            </w:r>
+            <w:proofErr w:type="spellEnd"/>
+            <w:r>
+              <w:rPr>
+                <w:rFonts w:ascii="Segoe UI" w:eastAsia="Times New Roman" w:hAnsi="Segoe UI" w:cs="Segoe UI"/>
+                <w:sz w:val="23"/>
+                <w:szCs w:val="23"/>
+                <w:lang w:eastAsia="es-ES"/>
+              </w:rPr>
+              <w:t xml:space="preserve"> + ZIP</w:t>
             </w:r>
           </w:p>
         </w:tc>
@@ -11179,6 +16136,7 @@
                 <w:lang w:eastAsia="es-ES"/>
               </w:rPr>
             </w:pPr>
+            <w:proofErr w:type="spellStart"/>
             <w:r>
               <w:rPr>
                 <w:rFonts w:ascii="Segoe UI" w:eastAsia="Times New Roman" w:hAnsi="Segoe UI" w:cs="Segoe UI"/>
@@ -11186,7 +16144,17 @@
                 <w:szCs w:val="23"/>
                 <w:lang w:eastAsia="es-ES"/>
               </w:rPr>
-              <w:t>Rebranding 12 archivos</w:t>
+              <w:t>Rebranding</w:t>
+            </w:r>
+            <w:proofErr w:type="spellEnd"/>
+            <w:r>
+              <w:rPr>
+                <w:rFonts w:ascii="Segoe UI" w:eastAsia="Times New Roman" w:hAnsi="Segoe UI" w:cs="Segoe UI"/>
+                <w:sz w:val="23"/>
+                <w:szCs w:val="23"/>
+                <w:lang w:eastAsia="es-ES"/>
+              </w:rPr>
+              <w:t xml:space="preserve"> 12 archivos</w:t>
             </w:r>
           </w:p>
         </w:tc>
@@ -11287,8 +16255,19 @@
                 <w:szCs w:val="23"/>
                 <w:lang w:eastAsia="es-ES"/>
               </w:rPr>
-              <w:t>Crear proyecto Firebase</w:t>
+              <w:t xml:space="preserve">Crear proyecto </w:t>
             </w:r>
+            <w:proofErr w:type="spellStart"/>
+            <w:r>
+              <w:rPr>
+                <w:rFonts w:ascii="Segoe UI" w:eastAsia="Times New Roman" w:hAnsi="Segoe UI" w:cs="Segoe UI"/>
+                <w:sz w:val="23"/>
+                <w:szCs w:val="23"/>
+                <w:lang w:eastAsia="es-ES"/>
+              </w:rPr>
+              <w:t>Firebase</w:t>
+            </w:r>
+            <w:proofErr w:type="spellEnd"/>
           </w:p>
         </w:tc>
         <w:tc>
@@ -11388,7 +16367,47 @@
                 <w:szCs w:val="23"/>
                 <w:lang w:eastAsia="es-ES"/>
               </w:rPr>
-              <w:t>Habilitar Firestore, Auth, Storage</w:t>
+              <w:t xml:space="preserve">Habilitar </w:t>
+            </w:r>
+            <w:proofErr w:type="spellStart"/>
+            <w:r>
+              <w:rPr>
+                <w:rFonts w:ascii="Segoe UI" w:eastAsia="Times New Roman" w:hAnsi="Segoe UI" w:cs="Segoe UI"/>
+                <w:sz w:val="23"/>
+                <w:szCs w:val="23"/>
+                <w:lang w:eastAsia="es-ES"/>
+              </w:rPr>
+              <w:t>Firestore</w:t>
+            </w:r>
+            <w:proofErr w:type="spellEnd"/>
+            <w:r>
+              <w:rPr>
+                <w:rFonts w:ascii="Segoe UI" w:eastAsia="Times New Roman" w:hAnsi="Segoe UI" w:cs="Segoe UI"/>
+                <w:sz w:val="23"/>
+                <w:szCs w:val="23"/>
+                <w:lang w:eastAsia="es-ES"/>
+              </w:rPr>
+              <w:t xml:space="preserve">, </w:t>
+            </w:r>
+            <w:proofErr w:type="spellStart"/>
+            <w:r>
+              <w:rPr>
+                <w:rFonts w:ascii="Segoe UI" w:eastAsia="Times New Roman" w:hAnsi="Segoe UI" w:cs="Segoe UI"/>
+                <w:sz w:val="23"/>
+                <w:szCs w:val="23"/>
+                <w:lang w:eastAsia="es-ES"/>
+              </w:rPr>
+              <w:t>Auth</w:t>
+            </w:r>
+            <w:proofErr w:type="spellEnd"/>
+            <w:r>
+              <w:rPr>
+                <w:rFonts w:ascii="Segoe UI" w:eastAsia="Times New Roman" w:hAnsi="Segoe UI" w:cs="Segoe UI"/>
+                <w:sz w:val="23"/>
+                <w:szCs w:val="23"/>
+                <w:lang w:eastAsia="es-ES"/>
+              </w:rPr>
+              <w:t>, Storage</w:t>
             </w:r>
           </w:p>
         </w:tc>
@@ -11490,8 +16509,19 @@
                 <w:szCs w:val="23"/>
                 <w:lang w:eastAsia="es-ES"/>
               </w:rPr>
-              <w:t>Obtener firebaseConfig</w:t>
+              <w:t xml:space="preserve">Obtener </w:t>
             </w:r>
+            <w:proofErr w:type="spellStart"/>
+            <w:r>
+              <w:rPr>
+                <w:rFonts w:ascii="Segoe UI" w:eastAsia="Times New Roman" w:hAnsi="Segoe UI" w:cs="Segoe UI"/>
+                <w:sz w:val="23"/>
+                <w:szCs w:val="23"/>
+                <w:lang w:eastAsia="es-ES"/>
+              </w:rPr>
+              <w:t>firebaseConfig</w:t>
+            </w:r>
+            <w:proofErr w:type="spellEnd"/>
           </w:p>
         </w:tc>
         <w:tc>
@@ -11591,8 +16621,19 @@
                 <w:szCs w:val="23"/>
                 <w:lang w:eastAsia="es-ES"/>
               </w:rPr>
-              <w:t>Copiar reglas Firestore</w:t>
+              <w:t xml:space="preserve">Copiar reglas </w:t>
             </w:r>
+            <w:proofErr w:type="spellStart"/>
+            <w:r>
+              <w:rPr>
+                <w:rFonts w:ascii="Segoe UI" w:eastAsia="Times New Roman" w:hAnsi="Segoe UI" w:cs="Segoe UI"/>
+                <w:sz w:val="23"/>
+                <w:szCs w:val="23"/>
+                <w:lang w:eastAsia="es-ES"/>
+              </w:rPr>
+              <w:t>Firestore</w:t>
+            </w:r>
+            <w:proofErr w:type="spellEnd"/>
           </w:p>
         </w:tc>
         <w:tc>
@@ -11894,8 +16935,19 @@
                 <w:szCs w:val="23"/>
                 <w:lang w:eastAsia="es-ES"/>
               </w:rPr>
-              <w:t>Exportar Firestore</w:t>
+              <w:t xml:space="preserve">Exportar </w:t>
             </w:r>
+            <w:proofErr w:type="spellStart"/>
+            <w:r>
+              <w:rPr>
+                <w:rFonts w:ascii="Segoe UI" w:eastAsia="Times New Roman" w:hAnsi="Segoe UI" w:cs="Segoe UI"/>
+                <w:sz w:val="23"/>
+                <w:szCs w:val="23"/>
+                <w:lang w:eastAsia="es-ES"/>
+              </w:rPr>
+              <w:t>Firestore</w:t>
+            </w:r>
+            <w:proofErr w:type="spellEnd"/>
           </w:p>
         </w:tc>
         <w:tc>
@@ -11995,8 +17047,19 @@
                 <w:szCs w:val="23"/>
                 <w:lang w:eastAsia="es-ES"/>
               </w:rPr>
-              <w:t>Importar Firestore</w:t>
+              <w:t xml:space="preserve">Importar </w:t>
             </w:r>
+            <w:proofErr w:type="spellStart"/>
+            <w:r>
+              <w:rPr>
+                <w:rFonts w:ascii="Segoe UI" w:eastAsia="Times New Roman" w:hAnsi="Segoe UI" w:cs="Segoe UI"/>
+                <w:sz w:val="23"/>
+                <w:szCs w:val="23"/>
+                <w:lang w:eastAsia="es-ES"/>
+              </w:rPr>
+              <w:t>Firestore</w:t>
+            </w:r>
+            <w:proofErr w:type="spellEnd"/>
           </w:p>
         </w:tc>
         <w:tc>
@@ -12298,8 +17361,19 @@
                 <w:szCs w:val="23"/>
                 <w:lang w:eastAsia="es-ES"/>
               </w:rPr>
-              <w:t>Exportar Auth</w:t>
+              <w:t xml:space="preserve">Exportar </w:t>
             </w:r>
+            <w:proofErr w:type="spellStart"/>
+            <w:r>
+              <w:rPr>
+                <w:rFonts w:ascii="Segoe UI" w:eastAsia="Times New Roman" w:hAnsi="Segoe UI" w:cs="Segoe UI"/>
+                <w:sz w:val="23"/>
+                <w:szCs w:val="23"/>
+                <w:lang w:eastAsia="es-ES"/>
+              </w:rPr>
+              <w:t>Auth</w:t>
+            </w:r>
+            <w:proofErr w:type="spellEnd"/>
           </w:p>
         </w:tc>
         <w:tc>
@@ -12399,7 +17473,27 @@
                 <w:szCs w:val="23"/>
                 <w:lang w:eastAsia="es-ES"/>
               </w:rPr>
-              <w:t>Importar Auth con hash</w:t>
+              <w:t xml:space="preserve">Importar </w:t>
+            </w:r>
+            <w:proofErr w:type="spellStart"/>
+            <w:r>
+              <w:rPr>
+                <w:rFonts w:ascii="Segoe UI" w:eastAsia="Times New Roman" w:hAnsi="Segoe UI" w:cs="Segoe UI"/>
+                <w:sz w:val="23"/>
+                <w:szCs w:val="23"/>
+                <w:lang w:eastAsia="es-ES"/>
+              </w:rPr>
+              <w:t>Auth</w:t>
+            </w:r>
+            <w:proofErr w:type="spellEnd"/>
+            <w:r>
+              <w:rPr>
+                <w:rFonts w:ascii="Segoe UI" w:eastAsia="Times New Roman" w:hAnsi="Segoe UI" w:cs="Segoe UI"/>
+                <w:sz w:val="23"/>
+                <w:szCs w:val="23"/>
+                <w:lang w:eastAsia="es-ES"/>
+              </w:rPr>
+              <w:t xml:space="preserve"> con hash</w:t>
             </w:r>
           </w:p>
         </w:tc>
@@ -12601,8 +17695,19 @@
                 <w:szCs w:val="23"/>
                 <w:lang w:eastAsia="es-ES"/>
               </w:rPr>
-              <w:t>Cambiar .env</w:t>
+              <w:t>Cambiar .</w:t>
             </w:r>
+            <w:proofErr w:type="spellStart"/>
+            <w:r>
+              <w:rPr>
+                <w:rFonts w:ascii="Segoe UI" w:eastAsia="Times New Roman" w:hAnsi="Segoe UI" w:cs="Segoe UI"/>
+                <w:sz w:val="23"/>
+                <w:szCs w:val="23"/>
+                <w:lang w:eastAsia="es-ES"/>
+              </w:rPr>
+              <w:t>env</w:t>
+            </w:r>
+            <w:proofErr w:type="spellEnd"/>
           </w:p>
         </w:tc>
         <w:tc>
@@ -12702,8 +17807,19 @@
                 <w:szCs w:val="23"/>
                 <w:lang w:eastAsia="es-ES"/>
               </w:rPr>
-              <w:t>Cambiar firebase.ts</w:t>
+              <w:t xml:space="preserve">Cambiar </w:t>
             </w:r>
+            <w:proofErr w:type="spellStart"/>
+            <w:r>
+              <w:rPr>
+                <w:rFonts w:ascii="Segoe UI" w:eastAsia="Times New Roman" w:hAnsi="Segoe UI" w:cs="Segoe UI"/>
+                <w:sz w:val="23"/>
+                <w:szCs w:val="23"/>
+                <w:lang w:eastAsia="es-ES"/>
+              </w:rPr>
+              <w:t>firebase.ts</w:t>
+            </w:r>
+            <w:proofErr w:type="spellEnd"/>
           </w:p>
         </w:tc>
         <w:tc>
@@ -12803,8 +17919,59 @@
                 <w:szCs w:val="23"/>
                 <w:lang w:eastAsia="es-ES"/>
               </w:rPr>
-              <w:t>Cambiar env vars Netlify</w:t>
+              <w:t xml:space="preserve">Cambiar </w:t>
             </w:r>
+            <w:proofErr w:type="spellStart"/>
+            <w:r>
+              <w:rPr>
+                <w:rFonts w:ascii="Segoe UI" w:eastAsia="Times New Roman" w:hAnsi="Segoe UI" w:cs="Segoe UI"/>
+                <w:sz w:val="23"/>
+                <w:szCs w:val="23"/>
+                <w:lang w:eastAsia="es-ES"/>
+              </w:rPr>
+              <w:t>env</w:t>
+            </w:r>
+            <w:proofErr w:type="spellEnd"/>
+            <w:r>
+              <w:rPr>
+                <w:rFonts w:ascii="Segoe UI" w:eastAsia="Times New Roman" w:hAnsi="Segoe UI" w:cs="Segoe UI"/>
+                <w:sz w:val="23"/>
+                <w:szCs w:val="23"/>
+                <w:lang w:eastAsia="es-ES"/>
+              </w:rPr>
+              <w:t xml:space="preserve"> </w:t>
+            </w:r>
+            <w:proofErr w:type="spellStart"/>
+            <w:r>
+              <w:rPr>
+                <w:rFonts w:ascii="Segoe UI" w:eastAsia="Times New Roman" w:hAnsi="Segoe UI" w:cs="Segoe UI"/>
+                <w:sz w:val="23"/>
+                <w:szCs w:val="23"/>
+                <w:lang w:eastAsia="es-ES"/>
+              </w:rPr>
+              <w:t>vars</w:t>
+            </w:r>
+            <w:proofErr w:type="spellEnd"/>
+            <w:r>
+              <w:rPr>
+                <w:rFonts w:ascii="Segoe UI" w:eastAsia="Times New Roman" w:hAnsi="Segoe UI" w:cs="Segoe UI"/>
+                <w:sz w:val="23"/>
+                <w:szCs w:val="23"/>
+                <w:lang w:eastAsia="es-ES"/>
+              </w:rPr>
+              <w:t xml:space="preserve"> </w:t>
+            </w:r>
+            <w:proofErr w:type="spellStart"/>
+            <w:r>
+              <w:rPr>
+                <w:rFonts w:ascii="Segoe UI" w:eastAsia="Times New Roman" w:hAnsi="Segoe UI" w:cs="Segoe UI"/>
+                <w:sz w:val="23"/>
+                <w:szCs w:val="23"/>
+                <w:lang w:eastAsia="es-ES"/>
+              </w:rPr>
+              <w:t>Netlify</w:t>
+            </w:r>
+            <w:proofErr w:type="spellEnd"/>
           </w:p>
         </w:tc>
         <w:tc>
@@ -12897,6 +18064,7 @@
                 <w:lang w:eastAsia="es-ES"/>
               </w:rPr>
             </w:pPr>
+            <w:proofErr w:type="spellStart"/>
             <w:r>
               <w:rPr>
                 <w:rFonts w:ascii="Segoe UI" w:eastAsia="Times New Roman" w:hAnsi="Segoe UI" w:cs="Segoe UI"/>
@@ -12906,6 +18074,7 @@
               </w:rPr>
               <w:t>Deploy</w:t>
             </w:r>
+            <w:proofErr w:type="spellEnd"/>
           </w:p>
         </w:tc>
         <w:tc>
@@ -13005,8 +18174,19 @@
                 <w:szCs w:val="23"/>
                 <w:lang w:eastAsia="es-ES"/>
               </w:rPr>
-              <w:t>Pruebas local + prod</w:t>
+              <w:t xml:space="preserve">Pruebas local + </w:t>
             </w:r>
+            <w:proofErr w:type="spellStart"/>
+            <w:r>
+              <w:rPr>
+                <w:rFonts w:ascii="Segoe UI" w:eastAsia="Times New Roman" w:hAnsi="Segoe UI" w:cs="Segoe UI"/>
+                <w:sz w:val="23"/>
+                <w:szCs w:val="23"/>
+                <w:lang w:eastAsia="es-ES"/>
+              </w:rPr>
+              <w:t>prod</w:t>
+            </w:r>
+            <w:proofErr w:type="spellEnd"/>
           </w:p>
         </w:tc>
         <w:tc>
@@ -13237,6 +18417,7 @@
         </w:rPr>
         <w:t> Después del lunes 14/07 si el DNS ya funciona, o en cualquier momento usando </w:t>
       </w:r>
+      <w:proofErr w:type="spellStart"/>
       <w:r>
         <w:rPr>
           <w:rFonts w:ascii="Consolas" w:eastAsia="Times New Roman" w:hAnsi="Consolas" w:cs="Courier New"/>
@@ -13248,6 +18429,7 @@
         </w:rPr>
         <w:t>auditoriacalidad.netlify.app</w:t>
       </w:r>
+      <w:proofErr w:type="spellEnd"/>
       <w:r>
         <w:rPr>
           <w:rFonts w:ascii="Segoe UI" w:eastAsia="Times New Roman" w:hAnsi="Segoe UI" w:cs="Segoe UI"/>
@@ -13259,10 +18441,7 @@
         <w:t>.</w:t>
       </w:r>
     </w:p>
-    <w:p>
-      <w:bookmarkStart w:id="0" w:name="_GoBack"/>
-      <w:bookmarkEnd w:id="0"/>
-    </w:p>
+    <w:p/>
     <w:sectPr>
       <w:pgSz w:w="11906" w:h="16838"/>
       <w:pgMar w:top="1417" w:right="1701" w:bottom="1417" w:left="1701" w:header="708" w:footer="708" w:gutter="0"/>
